--- a/project/documents/formaldocuments/ApplicationDataSheet_Updated_RPOA.docx
+++ b/project/documents/formaldocuments/ApplicationDataSheet_Updated_RPOA.docx
@@ -1,6 +1,6 @@
 
 <file path=word/document.xml><?xml version="1.0" encoding="utf-8"?>
-<w:document xmlns:wpc="http://schemas.microsoft.com/office/word/2010/wordprocessingCanvas" xmlns:cx="http://schemas.microsoft.com/office/drawing/2014/chartex" xmlns:cx1="http://schemas.microsoft.com/office/drawing/2015/9/8/chartex" xmlns:cx2="http://schemas.microsoft.com/office/drawing/2015/10/21/chartex" xmlns:cx3="http://schemas.microsoft.com/office/drawing/2016/5/9/chartex" xmlns:cx4="http://schemas.microsoft.com/office/drawing/2016/5/10/chartex" xmlns:cx5="http://schemas.microsoft.com/office/drawing/2016/5/11/chartex" xmlns:cx6="http://schemas.microsoft.com/office/drawing/2016/5/12/chartex" xmlns:cx7="http://schemas.microsoft.com/office/drawing/2016/5/13/chartex" xmlns:cx8="http://schemas.microsoft.com/office/drawing/2016/5/14/chartex" xmlns:mc="http://schemas.openxmlformats.org/markup-compatibility/2006" xmlns:aink="http://schemas.microsoft.com/office/drawing/2016/ink" xmlns:am3d="http://schemas.microsoft.com/office/drawing/2017/model3d" xmlns:o="urn:schemas-microsoft-com:office:office" xmlns:oel="http://schemas.microsoft.com/office/2019/extlst" xmlns:r="http://schemas.openxmlformats.org/officeDocument/2006/relationships" xmlns:m="http://schemas.openxmlformats.org/officeDocument/2006/math" xmlns:v="urn:schemas-microsoft-com:vml" xmlns:wp14="http://schemas.microsoft.com/office/word/2010/wordprocessingDrawing" xmlns:wp="http://schemas.openxmlformats.org/drawingml/2006/wordprocessingDrawing" xmlns:w10="urn:schemas-microsoft-com:office:word" xmlns:w="http://schemas.openxmlformats.org/wordprocessingml/2006/main" xmlns:w14="http://schemas.microsoft.com/office/word/2010/wordml" xmlns:w15="http://schemas.microsoft.com/office/word/2012/wordml" xmlns:w16cex="http://schemas.microsoft.com/office/word/2018/wordml/cex" xmlns:w16cid="http://schemas.microsoft.com/office/word/2016/wordml/cid" xmlns:w16="http://schemas.microsoft.com/office/word/2018/wordml" xmlns:w16sdtdh="http://schemas.microsoft.com/office/word/2020/wordml/sdtdatahash" xmlns:w16se="http://schemas.microsoft.com/office/word/2015/wordml/symex" xmlns:wpg="http://schemas.microsoft.com/office/word/2010/wordprocessingGroup" xmlns:wpi="http://schemas.microsoft.com/office/word/2010/wordprocessingInk" xmlns:wne="http://schemas.microsoft.com/office/word/2006/wordml" xmlns:wps="http://schemas.microsoft.com/office/word/2010/wordprocessingShape" mc:Ignorable="w14 w15 w16se w16cid w16 w16cex w16sdtdh wp14">
+<w:document xmlns:wpc="http://schemas.microsoft.com/office/word/2010/wordprocessingCanvas" xmlns:cx="http://schemas.microsoft.com/office/drawing/2014/chartex" xmlns:cx1="http://schemas.microsoft.com/office/drawing/2015/9/8/chartex" xmlns:cx2="http://schemas.microsoft.com/office/drawing/2015/10/21/chartex" xmlns:cx3="http://schemas.microsoft.com/office/drawing/2016/5/9/chartex" xmlns:cx4="http://schemas.microsoft.com/office/drawing/2016/5/10/chartex" xmlns:cx5="http://schemas.microsoft.com/office/drawing/2016/5/11/chartex" xmlns:cx6="http://schemas.microsoft.com/office/drawing/2016/5/12/chartex" xmlns:cx7="http://schemas.microsoft.com/office/drawing/2016/5/13/chartex" xmlns:cx8="http://schemas.microsoft.com/office/drawing/2016/5/14/chartex" xmlns:mc="http://schemas.openxmlformats.org/markup-compatibility/2006" xmlns:aink="http://schemas.microsoft.com/office/drawing/2016/ink" xmlns:am3d="http://schemas.microsoft.com/office/drawing/2017/model3d" xmlns:o="urn:schemas-microsoft-com:office:office" xmlns:oel="http://schemas.microsoft.com/office/2019/extlst" xmlns:r="http://schemas.openxmlformats.org/officeDocument/2006/relationships" xmlns:m="http://schemas.openxmlformats.org/officeDocument/2006/math" xmlns:v="urn:schemas-microsoft-com:vml" xmlns:wp14="http://schemas.microsoft.com/office/word/2010/wordprocessingDrawing" xmlns:wp="http://schemas.openxmlformats.org/drawingml/2006/wordprocessingDrawing" xmlns:w10="urn:schemas-microsoft-com:office:word" xmlns:w="http://schemas.openxmlformats.org/wordprocessingml/2006/main" xmlns:w14="http://schemas.microsoft.com/office/word/2010/wordml" xmlns:w15="http://schemas.microsoft.com/office/word/2012/wordml" xmlns:w16cex="http://schemas.microsoft.com/office/word/2018/wordml/cex" xmlns:w16cid="http://schemas.microsoft.com/office/word/2016/wordml/cid" xmlns:w16="http://schemas.microsoft.com/office/word/2018/wordml" xmlns:w16du="http://schemas.microsoft.com/office/word/2023/wordml/word16du" xmlns:w16sdtdh="http://schemas.microsoft.com/office/word/2020/wordml/sdtdatahash" xmlns:w16sdtfl="http://schemas.microsoft.com/office/word/2024/wordml/sdtformatlock" xmlns:w16se="http://schemas.microsoft.com/office/word/2015/wordml/symex" xmlns:wpg="http://schemas.microsoft.com/office/word/2010/wordprocessingGroup" xmlns:wpi="http://schemas.microsoft.com/office/word/2010/wordprocessingInk" xmlns:wne="http://schemas.microsoft.com/office/word/2006/wordml" xmlns:wps="http://schemas.microsoft.com/office/word/2010/wordprocessingShape" mc:Ignorable="w14 w15 w16se w16cid w16 w16cex w16sdtdh w16sdtfl w16du wp14">
   <w:body>
     <w:p>
       <w:pPr>
@@ -143,7 +143,6 @@
                   <w14:uncheckedState w14:val="2610" w14:font="MS Gothic"/>
                 </w14:checkbox>
               </w:sdtPr>
-              <w:sdtEndPr/>
               <w:sdtContent>
                 <w:r>
                   <w:rPr>
@@ -180,7 +179,23 @@
                 <w:rFonts w:cstheme="minorHAnsi"/>
                 <w:b/>
               </w:rPr>
-              <w:t>Portions or all of the application associated with this Application Data Sheet may fall under a Secrecy Order pursuant to</w:t>
+              <w:t xml:space="preserve">Portions or </w:t>
+            </w:r>
+            <w:proofErr w:type="gramStart"/>
+            <w:r>
+              <w:rPr>
+                <w:rFonts w:cstheme="minorHAnsi"/>
+                <w:b/>
+              </w:rPr>
+              <w:t>all of</w:t>
+            </w:r>
+            <w:proofErr w:type="gramEnd"/>
+            <w:r>
+              <w:rPr>
+                <w:rFonts w:cstheme="minorHAnsi"/>
+                <w:b/>
+              </w:rPr>
+              <w:t xml:space="preserve"> the application associated with this Application Data Sheet may fall under a Secrecy Order pursuant to</w:t>
             </w:r>
             <w:r>
               <w:rPr>
@@ -894,7 +909,6 @@
                   <w14:uncheckedState w14:val="2610" w14:font="MS Gothic"/>
                 </w14:checkbox>
               </w:sdtPr>
-              <w:sdtEndPr/>
               <w:sdtContent>
                 <w:r>
                   <w:rPr>
@@ -961,7 +975,6 @@
                   <w14:uncheckedState w14:val="2610" w14:font="MS Gothic"/>
                 </w14:checkbox>
               </w:sdtPr>
-              <w:sdtEndPr/>
               <w:sdtContent>
                 <w:r>
                   <w:rPr>
@@ -977,6 +990,7 @@
                 </w:r>
               </w:sdtContent>
             </w:sdt>
+            <w:proofErr w:type="gramStart"/>
             <w:r>
               <w:rPr>
                 <w:rFonts w:eastAsia="Arial" w:cstheme="minorHAnsi"/>
@@ -985,6 +999,7 @@
               </w:rPr>
               <w:t>Non US</w:t>
             </w:r>
+            <w:proofErr w:type="gramEnd"/>
             <w:r>
               <w:rPr>
                 <w:rFonts w:eastAsia="Arial" w:cstheme="minorHAnsi"/>
@@ -1028,7 +1043,6 @@
                   <w14:uncheckedState w14:val="2610" w14:font="MS Gothic"/>
                 </w14:checkbox>
               </w:sdtPr>
-              <w:sdtEndPr/>
               <w:sdtContent>
                 <w:r>
                   <w:rPr>
@@ -2276,7 +2290,6 @@
                   <w14:uncheckedState w14:val="2610" w14:font="MS Gothic"/>
                 </w14:checkbox>
               </w:sdtPr>
-              <w:sdtEndPr/>
               <w:sdtContent>
                 <w:r>
                   <w:rPr>
@@ -3015,7 +3028,6 @@
                   <w14:uncheckedState w14:val="2610" w14:font="MS Gothic"/>
                 </w14:checkbox>
               </w:sdtPr>
-              <w:sdtEndPr/>
               <w:sdtContent>
                 <w:r>
                   <w:rPr>
@@ -3801,7 +3813,6 @@
                   <w14:uncheckedState w14:val="2610" w14:font="MS Gothic"/>
                 </w14:checkbox>
               </w:sdtPr>
-              <w:sdtEndPr/>
               <w:sdtContent>
                 <w:r>
                   <w:rPr>
@@ -4075,7 +4086,6 @@
                   <w14:uncheckedState w14:val="2610" w14:font="MS Gothic"/>
                 </w14:checkbox>
               </w:sdtPr>
-              <w:sdtEndPr/>
               <w:sdtContent>
                 <w:r>
                   <w:rPr>
@@ -4894,6 +4904,7 @@
               </w:rPr>
               <w:t xml:space="preserve"> </w:t>
             </w:r>
+            <w:proofErr w:type="gramStart"/>
             <w:r>
               <w:rPr>
                 <w:rFonts w:eastAsia="Arial" w:cstheme="minorHAnsi"/>
@@ -4933,7 +4944,18 @@
                 <w:sz w:val="20"/>
                 <w:szCs w:val="20"/>
               </w:rPr>
-              <w:t xml:space="preserve">either </w:t>
+              <w:t>either</w:t>
+            </w:r>
+            <w:proofErr w:type="gramEnd"/>
+            <w:r>
+              <w:rPr>
+                <w:rFonts w:eastAsia="Arial" w:cstheme="minorHAnsi"/>
+                <w:b/>
+                <w:color w:val="010101"/>
+                <w:sz w:val="20"/>
+                <w:szCs w:val="20"/>
+              </w:rPr>
+              <w:t xml:space="preserve"> </w:t>
             </w:r>
             <w:r>
               <w:rPr>
@@ -5548,7 +5570,6 @@
                   <w14:uncheckedState w14:val="2610" w14:font="MS Gothic"/>
                 </w14:checkbox>
               </w:sdtPr>
-              <w:sdtEndPr/>
               <w:sdtContent>
                 <w:r>
                   <w:rPr>
@@ -5630,7 +5651,6 @@
                   <w14:uncheckedState w14:val="2610" w14:font="MS Gothic"/>
                 </w14:checkbox>
               </w:sdtPr>
-              <w:sdtEndPr/>
               <w:sdtContent>
                 <w:r>
                   <w:rPr>
@@ -5702,7 +5722,6 @@
                   <w14:uncheckedState w14:val="2610" w14:font="MS Gothic"/>
                 </w14:checkbox>
               </w:sdtPr>
-              <w:sdtEndPr/>
               <w:sdtContent>
                 <w:r>
                   <w:rPr>
@@ -7108,6870 +7127,6 @@
         </w:tc>
       </w:tr>
     </w:tbl>
-    <w:tbl>
-      <w:tblPr>
-        <w:tblStyle w:val="TableGrid"/>
-        <w:tblW w:w="10890" w:type="dxa"/>
-        <w:tblInd w:w="85" w:type="dxa"/>
-        <w:tblLook w:val="04A0" w:firstRow="1" w:lastRow="0" w:firstColumn="1" w:lastColumn="0" w:noHBand="0" w:noVBand="1"/>
-      </w:tblPr>
-      <w:tblGrid>
-        <w:gridCol w:w="2723"/>
-        <w:gridCol w:w="2970"/>
-        <w:gridCol w:w="2610"/>
-        <w:gridCol w:w="2587"/>
-      </w:tblGrid>
-      <w:tr>
-        <w:trPr>
-          <w:cantSplit/>
-          <w:trHeight w:val="406"/>
-        </w:trPr>
-        <w:tc>
-          <w:tcPr>
-            <w:tcW w:w="2723" w:type="dxa"/>
-            <w:vAlign w:val="center"/>
-          </w:tcPr>
-          <w:p>
-            <w:pPr>
-              <w:rPr>
-                <w:rFonts w:eastAsia="Arial" w:cstheme="minorHAnsi"/>
-                <w:b/>
-              </w:rPr>
-            </w:pPr>
-            <w:r>
-              <w:rPr>
-                <w:rFonts w:eastAsia="Arial" w:cstheme="minorHAnsi"/>
-                <w:b/>
-              </w:rPr>
-              <w:t>Prior Application Status</w:t>
-            </w:r>
-          </w:p>
-        </w:tc>
-        <w:tc>
-          <w:tcPr>
-            <w:tcW w:w="8167" w:type="dxa"/>
-            <w:gridSpan w:val="3"/>
-            <w:vAlign w:val="center"/>
-          </w:tcPr>
-          <w:p>
-            <w:pPr>
-              <w:ind w:left="43"/>
-              <w:rPr>
-                <w:rFonts w:eastAsia="Arial" w:cstheme="minorHAnsi"/>
-              </w:rPr>
-            </w:pPr>
-            <w:r>
-              <w:rPr>
-                <w:rFonts w:eastAsia="Arial" w:cstheme="minorHAnsi"/>
-              </w:rPr>
-              <w:t>(</w:t>
-            </w:r>
-            <w:r>
-              <w:rPr>
-                <w:rFonts w:eastAsia="Arial" w:cstheme="minorHAnsi"/>
-                <w:color w:val="FF0000"/>
-              </w:rPr>
-              <w:t xml:space="preserve">Please select one: </w:t>
-            </w:r>
-            <w:r>
-              <w:rPr>
-                <w:rFonts w:eastAsia="Arial" w:cstheme="minorHAnsi"/>
-              </w:rPr>
-              <w:t>Patented, Pending, Abandoned, Expired)</w:t>
-            </w:r>
-          </w:p>
-        </w:tc>
-      </w:tr>
-      <w:tr>
-        <w:trPr>
-          <w:cantSplit/>
-          <w:trHeight w:val="334"/>
-        </w:trPr>
-        <w:tc>
-          <w:tcPr>
-            <w:tcW w:w="2723" w:type="dxa"/>
-            <w:vAlign w:val="center"/>
-          </w:tcPr>
-          <w:p>
-            <w:pPr>
-              <w:jc w:val="center"/>
-              <w:rPr>
-                <w:rFonts w:eastAsia="Arial" w:cstheme="minorHAnsi"/>
-                <w:b/>
-              </w:rPr>
-            </w:pPr>
-            <w:r>
-              <w:rPr>
-                <w:rFonts w:eastAsia="Arial" w:cstheme="minorHAnsi"/>
-                <w:b/>
-                <w:color w:val="010101"/>
-              </w:rPr>
-              <w:t>Application</w:t>
-            </w:r>
-            <w:r>
-              <w:rPr>
-                <w:rFonts w:eastAsia="Arial" w:cstheme="minorHAnsi"/>
-                <w:b/>
-                <w:color w:val="010101"/>
-                <w:spacing w:val="28"/>
-              </w:rPr>
-              <w:t xml:space="preserve"> </w:t>
-            </w:r>
-            <w:r>
-              <w:rPr>
-                <w:rFonts w:eastAsia="Arial" w:cstheme="minorHAnsi"/>
-                <w:b/>
-                <w:color w:val="010101"/>
-                <w:w w:val="106"/>
-              </w:rPr>
-              <w:t>Number</w:t>
-            </w:r>
-          </w:p>
-        </w:tc>
-        <w:tc>
-          <w:tcPr>
-            <w:tcW w:w="2970" w:type="dxa"/>
-            <w:vAlign w:val="center"/>
-          </w:tcPr>
-          <w:p>
-            <w:pPr>
-              <w:jc w:val="center"/>
-              <w:rPr>
-                <w:rFonts w:eastAsia="Arial" w:cstheme="minorHAnsi"/>
-                <w:b/>
-              </w:rPr>
-            </w:pPr>
-            <w:r>
-              <w:rPr>
-                <w:rFonts w:eastAsia="Arial" w:cstheme="minorHAnsi"/>
-                <w:b/>
-                <w:color w:val="010101"/>
-              </w:rPr>
-              <w:t>Continuity</w:t>
-            </w:r>
-            <w:r>
-              <w:rPr>
-                <w:rFonts w:eastAsia="Arial" w:cstheme="minorHAnsi"/>
-                <w:b/>
-                <w:color w:val="010101"/>
-                <w:spacing w:val="33"/>
-              </w:rPr>
-              <w:t xml:space="preserve"> </w:t>
-            </w:r>
-            <w:r>
-              <w:rPr>
-                <w:rFonts w:eastAsia="Arial" w:cstheme="minorHAnsi"/>
-                <w:b/>
-                <w:color w:val="010101"/>
-                <w:w w:val="106"/>
-              </w:rPr>
-              <w:t>Type</w:t>
-            </w:r>
-          </w:p>
-        </w:tc>
-        <w:tc>
-          <w:tcPr>
-            <w:tcW w:w="2610" w:type="dxa"/>
-            <w:vAlign w:val="center"/>
-          </w:tcPr>
-          <w:p>
-            <w:pPr>
-              <w:ind w:left="-18"/>
-              <w:rPr>
-                <w:rFonts w:eastAsia="Arial" w:cstheme="minorHAnsi"/>
-                <w:b/>
-              </w:rPr>
-            </w:pPr>
-            <w:r>
-              <w:rPr>
-                <w:rFonts w:eastAsia="Arial" w:cstheme="minorHAnsi"/>
-                <w:b/>
-              </w:rPr>
-              <w:t>Prior Application Number</w:t>
-            </w:r>
-          </w:p>
-        </w:tc>
-        <w:tc>
-          <w:tcPr>
-            <w:tcW w:w="2587" w:type="dxa"/>
-            <w:vAlign w:val="center"/>
-          </w:tcPr>
-          <w:p>
-            <w:pPr>
-              <w:jc w:val="center"/>
-              <w:rPr>
-                <w:rFonts w:eastAsia="Arial" w:cstheme="minorHAnsi"/>
-                <w:b/>
-              </w:rPr>
-            </w:pPr>
-            <w:r>
-              <w:rPr>
-                <w:rFonts w:eastAsia="Arial" w:cstheme="minorHAnsi"/>
-                <w:b/>
-                <w:color w:val="010101"/>
-              </w:rPr>
-              <w:t>Filing</w:t>
-            </w:r>
-            <w:r>
-              <w:rPr>
-                <w:rFonts w:eastAsia="Arial" w:cstheme="minorHAnsi"/>
-                <w:b/>
-                <w:color w:val="010101"/>
-                <w:spacing w:val="22"/>
-              </w:rPr>
-              <w:t xml:space="preserve"> </w:t>
-            </w:r>
-            <w:r>
-              <w:rPr>
-                <w:rFonts w:eastAsia="Arial" w:cstheme="minorHAnsi"/>
-                <w:b/>
-                <w:color w:val="010101"/>
-              </w:rPr>
-              <w:t>or 371(c)</w:t>
-            </w:r>
-            <w:r>
-              <w:rPr>
-                <w:rFonts w:eastAsia="Arial" w:cstheme="minorHAnsi"/>
-                <w:b/>
-                <w:color w:val="010101"/>
-                <w:spacing w:val="23"/>
-              </w:rPr>
-              <w:t xml:space="preserve"> </w:t>
-            </w:r>
-            <w:r>
-              <w:rPr>
-                <w:rFonts w:eastAsia="Arial" w:cstheme="minorHAnsi"/>
-                <w:b/>
-                <w:color w:val="010101"/>
-                <w:spacing w:val="23"/>
-              </w:rPr>
-              <w:t xml:space="preserve">Date </w:t>
-            </w:r>
-            <w:r>
-              <w:rPr>
-                <w:rFonts w:eastAsia="Arial" w:cstheme="minorHAnsi"/>
-                <w:b/>
-                <w:color w:val="010101"/>
-                <w:w w:val="105"/>
-              </w:rPr>
-              <w:t>(</w:t>
-            </w:r>
-            <w:r>
-              <w:rPr>
-                <w:rFonts w:eastAsia="Arial" w:cstheme="minorHAnsi"/>
-                <w:b/>
-                <w:color w:val="010101"/>
-                <w:w w:val="104"/>
-              </w:rPr>
-              <w:t>YYYY-MM-DD</w:t>
-            </w:r>
-            <w:r>
-              <w:rPr>
-                <w:rFonts w:eastAsia="Arial" w:cstheme="minorHAnsi"/>
-                <w:b/>
-                <w:color w:val="010101"/>
-                <w:w w:val="105"/>
-              </w:rPr>
-              <w:t>)</w:t>
-            </w:r>
-          </w:p>
-        </w:tc>
-      </w:tr>
-      <w:tr>
-        <w:trPr>
-          <w:cantSplit/>
-        </w:trPr>
-        <w:tc>
-          <w:tcPr>
-            <w:tcW w:w="2723" w:type="dxa"/>
-          </w:tcPr>
-          <w:p>
-            <w:pPr>
-              <w:ind w:right="-14"/>
-              <w:jc w:val="center"/>
-              <w:rPr>
-                <w:rFonts w:eastAsia="Arial" w:cstheme="minorHAnsi"/>
-                <w:bCs/>
-                <w:color w:val="010101"/>
-                <w:position w:val="-1"/>
-              </w:rPr>
-            </w:pPr>
-          </w:p>
-        </w:tc>
-        <w:tc>
-          <w:tcPr>
-            <w:tcW w:w="2970" w:type="dxa"/>
-            <w:vAlign w:val="center"/>
-          </w:tcPr>
-          <w:p>
-            <w:pPr>
-              <w:tabs>
-                <w:tab w:val="center" w:pos="1578"/>
-              </w:tabs>
-              <w:jc w:val="center"/>
-              <w:rPr>
-                <w:bCs/>
-                <w:color w:val="FF0000"/>
-              </w:rPr>
-            </w:pPr>
-            <w:r>
-              <w:rPr>
-                <w:bCs/>
-                <w:color w:val="FF0000"/>
-              </w:rPr>
-              <w:t>[PARALEGAL TO FILL IN THIS MANUALLY]</w:t>
-            </w:r>
-          </w:p>
-          <w:p>
-            <w:pPr>
-              <w:tabs>
-                <w:tab w:val="center" w:pos="1578"/>
-              </w:tabs>
-              <w:jc w:val="center"/>
-              <w:rPr>
-                <w:rFonts w:eastAsia="Arial" w:cstheme="minorHAnsi"/>
-                <w:b/>
-              </w:rPr>
-            </w:pPr>
-            <w:r>
-              <w:rPr>
-                <w:rFonts w:cstheme="minorHAnsi"/>
-                <w:color w:val="000000"/>
-              </w:rPr>
-              <w:t xml:space="preserve"> (continuation of, division of, continuation-in-part of, a 371 of international, substitution of, reissue of, </w:t>
-            </w:r>
-            <w:r>
-              <w:rPr>
-                <w:rFonts w:cstheme="minorHAnsi"/>
-                <w:color w:val="000000"/>
-              </w:rPr>
-              <w:t>Claims benefit of provisional</w:t>
-            </w:r>
-            <w:r>
-              <w:rPr>
-                <w:rFonts w:cstheme="minorHAnsi"/>
-                <w:color w:val="000000"/>
-              </w:rPr>
-              <w:t>)</w:t>
-            </w:r>
-          </w:p>
-        </w:tc>
-        <w:tc>
-          <w:tcPr>
-            <w:tcW w:w="2610" w:type="dxa"/>
-          </w:tcPr>
-          <w:p>
-            <w:pPr>
-              <w:ind w:right="-14"/>
-              <w:jc w:val="center"/>
-              <w:rPr>
-                <w:rFonts w:eastAsia="Arial" w:cstheme="minorHAnsi"/>
-                <w:bCs/>
-                <w:color w:val="010101"/>
-                <w:position w:val="-1"/>
-              </w:rPr>
-            </w:pPr>
-          </w:p>
-        </w:tc>
-        <w:tc>
-          <w:tcPr>
-            <w:tcW w:w="2587" w:type="dxa"/>
-          </w:tcPr>
-          <w:p>
-            <w:pPr>
-              <w:ind w:right="-14"/>
-              <w:jc w:val="center"/>
-              <w:rPr>
-                <w:rFonts w:eastAsia="Arial" w:cstheme="minorHAnsi"/>
-                <w:bCs/>
-                <w:color w:val="010101"/>
-                <w:position w:val="-1"/>
-              </w:rPr>
-            </w:pPr>
-          </w:p>
-        </w:tc>
-      </w:tr>
-    </w:tbl>
-    <w:p>
-      <w:pPr>
-        <w:spacing w:after="0" w:line="120" w:lineRule="auto"/>
-        <w:ind w:left="130" w:right="-14"/>
-        <w:rPr>
-          <w:rFonts w:eastAsia="Arial" w:cstheme="minorHAnsi"/>
-          <w:b/>
-          <w:bCs/>
-          <w:color w:val="010101"/>
-          <w:position w:val="-1"/>
-          <w:sz w:val="18"/>
-          <w:szCs w:val="18"/>
-        </w:rPr>
-      </w:pPr>
-    </w:p>
-    <w:p>
-      <w:pPr>
-        <w:spacing w:before="25" w:after="0" w:line="304" w:lineRule="exact"/>
-        <w:ind w:left="134" w:right="-20"/>
-        <w:rPr>
-          <w:rFonts w:eastAsia="Arial" w:cstheme="minorHAnsi"/>
-          <w:b/>
-          <w:bCs/>
-          <w:color w:val="010101"/>
-          <w:position w:val="-1"/>
-          <w:sz w:val="28"/>
-          <w:szCs w:val="24"/>
-        </w:rPr>
-      </w:pPr>
-      <w:r>
-        <w:rPr>
-          <w:rFonts w:eastAsia="Arial" w:cstheme="minorHAnsi"/>
-          <w:b/>
-          <w:bCs/>
-          <w:color w:val="010101"/>
-          <w:position w:val="-1"/>
-          <w:sz w:val="28"/>
-          <w:szCs w:val="24"/>
-        </w:rPr>
-        <w:t>Foreign</w:t>
-      </w:r>
-      <w:r>
-        <w:rPr>
-          <w:rFonts w:eastAsia="Arial" w:cstheme="minorHAnsi"/>
-          <w:b/>
-          <w:bCs/>
-          <w:color w:val="010101"/>
-          <w:spacing w:val="33"/>
-          <w:position w:val="-1"/>
-          <w:sz w:val="28"/>
-          <w:szCs w:val="24"/>
-        </w:rPr>
-        <w:t xml:space="preserve"> </w:t>
-      </w:r>
-      <w:r>
-        <w:rPr>
-          <w:rFonts w:eastAsia="Arial" w:cstheme="minorHAnsi"/>
-          <w:b/>
-          <w:bCs/>
-          <w:color w:val="010101"/>
-          <w:position w:val="-1"/>
-          <w:sz w:val="28"/>
-          <w:szCs w:val="24"/>
-        </w:rPr>
-        <w:t>Priority</w:t>
-      </w:r>
-      <w:r>
-        <w:rPr>
-          <w:rFonts w:eastAsia="Arial" w:cstheme="minorHAnsi"/>
-          <w:b/>
-          <w:bCs/>
-          <w:color w:val="010101"/>
-          <w:spacing w:val="23"/>
-          <w:position w:val="-1"/>
-          <w:sz w:val="28"/>
-          <w:szCs w:val="24"/>
-        </w:rPr>
-        <w:t xml:space="preserve"> </w:t>
-      </w:r>
-      <w:r>
-        <w:rPr>
-          <w:rFonts w:eastAsia="Arial" w:cstheme="minorHAnsi"/>
-          <w:b/>
-          <w:bCs/>
-          <w:color w:val="010101"/>
-          <w:w w:val="103"/>
-          <w:position w:val="-1"/>
-          <w:sz w:val="28"/>
-          <w:szCs w:val="24"/>
-        </w:rPr>
-        <w:t>Information:</w:t>
-      </w:r>
-    </w:p>
-    <w:tbl>
-      <w:tblPr>
-        <w:tblW w:w="0" w:type="auto"/>
-        <w:tblInd w:w="109" w:type="dxa"/>
-        <w:tblLayout w:type="fixed"/>
-        <w:tblCellMar>
-          <w:left w:w="0" w:type="dxa"/>
-          <w:right w:w="0" w:type="dxa"/>
-        </w:tblCellMar>
-        <w:tblLook w:val="01E0" w:firstRow="1" w:lastRow="1" w:firstColumn="1" w:lastColumn="1" w:noHBand="0" w:noVBand="0"/>
-      </w:tblPr>
-      <w:tblGrid>
-        <w:gridCol w:w="2594"/>
-        <w:gridCol w:w="2340"/>
-        <w:gridCol w:w="3330"/>
-        <w:gridCol w:w="2610"/>
-      </w:tblGrid>
-      <w:tr>
-        <w:trPr>
-          <w:trHeight w:hRule="exact" w:val="2023"/>
-        </w:trPr>
-        <w:tc>
-          <w:tcPr>
-            <w:tcW w:w="10874" w:type="dxa"/>
-            <w:gridSpan w:val="4"/>
-            <w:tcBorders>
-              <w:top w:val="single" w:sz="2" w:space="0" w:color="000000"/>
-              <w:left w:val="single" w:sz="2" w:space="0" w:color="000000"/>
-              <w:bottom w:val="single" w:sz="2" w:space="0" w:color="000000"/>
-              <w:right w:val="single" w:sz="2" w:space="0" w:color="000000"/>
-            </w:tcBorders>
-          </w:tcPr>
-          <w:p>
-            <w:pPr>
-              <w:spacing w:before="49" w:after="0" w:line="265" w:lineRule="auto"/>
-              <w:ind w:right="140"/>
-              <w:jc w:val="both"/>
-              <w:rPr>
-                <w:rFonts w:eastAsia="Arial" w:cstheme="minorHAnsi"/>
-                <w:b/>
-                <w:color w:val="010101"/>
-                <w:sz w:val="20"/>
-                <w:szCs w:val="20"/>
-              </w:rPr>
-            </w:pPr>
-            <w:r>
-              <w:rPr>
-                <w:rFonts w:eastAsia="Arial" w:cstheme="minorHAnsi"/>
-                <w:b/>
-                <w:color w:val="010101"/>
-                <w:sz w:val="20"/>
-                <w:szCs w:val="20"/>
-              </w:rPr>
-              <w:t>This section allows for the applicant to claim priority to a foreign application. Providing this information in the application data sheet constitutes the claim for priority as required by 35 U.S.C. 119(b) and 37 CFR 1.55.  When priority is claimed to a foreign application that is eligible for retrieval under the priority document exchange program (PDX)i the information will be used by the Office to automatically attempt retrieval pursuant to 37 CFR 1.55(</w:t>
-            </w:r>
-            <w:r>
-              <w:rPr>
-                <w:rFonts w:eastAsia="Arial" w:cstheme="minorHAnsi"/>
-                <w:b/>
-                <w:color w:val="010101"/>
-                <w:sz w:val="20"/>
-                <w:szCs w:val="20"/>
-              </w:rPr>
-              <w:t>i</w:t>
-            </w:r>
-            <w:r>
-              <w:rPr>
-                <w:rFonts w:eastAsia="Arial" w:cstheme="minorHAnsi"/>
-                <w:b/>
-                <w:color w:val="010101"/>
-                <w:sz w:val="20"/>
-                <w:szCs w:val="20"/>
-              </w:rPr>
-              <w:t>)(1) and (2).  Under the P</w:t>
-            </w:r>
-            <w:r>
-              <w:rPr>
-                <w:rFonts w:eastAsia="Arial" w:cstheme="minorHAnsi"/>
-                <w:b/>
-                <w:color w:val="010101"/>
-                <w:sz w:val="20"/>
-                <w:szCs w:val="20"/>
-              </w:rPr>
-              <w:t>D</w:t>
-            </w:r>
-            <w:r>
-              <w:rPr>
-                <w:rFonts w:eastAsia="Arial" w:cstheme="minorHAnsi"/>
-                <w:b/>
-                <w:color w:val="010101"/>
-                <w:sz w:val="20"/>
-                <w:szCs w:val="20"/>
-              </w:rPr>
-              <w:t>X program, applicant bears the ultimate responsibility for ensuring that a copy of the foreign application is received by the Office from the participating foreign intellectual property office, or a certified copy of the foreign priority application is filed, within the time period specified in 37 CFR 1.55(g)(1).</w:t>
-            </w:r>
-          </w:p>
-        </w:tc>
-      </w:tr>
-      <w:tr>
-        <w:trPr>
-          <w:trHeight w:hRule="exact" w:val="295"/>
-        </w:trPr>
-        <w:tc>
-          <w:tcPr>
-            <w:tcW w:w="10874" w:type="dxa"/>
-            <w:gridSpan w:val="4"/>
-            <w:tcBorders>
-              <w:top w:val="single" w:sz="2" w:space="0" w:color="000000"/>
-              <w:left w:val="single" w:sz="2" w:space="0" w:color="000000"/>
-              <w:bottom w:val="single" w:sz="2" w:space="0" w:color="000000"/>
-              <w:right w:val="single" w:sz="2" w:space="0" w:color="000000"/>
-            </w:tcBorders>
-          </w:tcPr>
-          <w:p>
-            <w:pPr>
-              <w:spacing w:after="0" w:line="270" w:lineRule="exact"/>
-              <w:ind w:right="1278"/>
-              <w:jc w:val="right"/>
-              <w:rPr>
-                <w:rFonts w:eastAsia="Arial" w:cstheme="minorHAnsi"/>
-                <w:sz w:val="20"/>
-                <w:szCs w:val="20"/>
-              </w:rPr>
-            </w:pPr>
-          </w:p>
-        </w:tc>
-      </w:tr>
-      <w:tr>
-        <w:trPr>
-          <w:trHeight w:hRule="exact" w:val="353"/>
-        </w:trPr>
-        <w:tc>
-          <w:tcPr>
-            <w:tcW w:w="2594" w:type="dxa"/>
-            <w:tcBorders>
-              <w:top w:val="single" w:sz="2" w:space="0" w:color="000000"/>
-              <w:left w:val="single" w:sz="2" w:space="0" w:color="000000"/>
-              <w:bottom w:val="single" w:sz="2" w:space="0" w:color="000000"/>
-              <w:right w:val="single" w:sz="2" w:space="0" w:color="000000"/>
-            </w:tcBorders>
-            <w:vAlign w:val="center"/>
-          </w:tcPr>
-          <w:p>
-            <w:pPr>
-              <w:spacing w:after="0" w:line="240" w:lineRule="auto"/>
-              <w:jc w:val="center"/>
-              <w:rPr>
-                <w:rFonts w:eastAsia="Arial" w:cstheme="minorHAnsi"/>
-                <w:b/>
-              </w:rPr>
-            </w:pPr>
-            <w:r>
-              <w:rPr>
-                <w:rFonts w:eastAsia="Arial" w:cstheme="minorHAnsi"/>
-                <w:b/>
-                <w:color w:val="010101"/>
-              </w:rPr>
-              <w:t>Application</w:t>
-            </w:r>
-            <w:r>
-              <w:rPr>
-                <w:rFonts w:eastAsia="Arial" w:cstheme="minorHAnsi"/>
-                <w:b/>
-                <w:color w:val="010101"/>
-                <w:spacing w:val="28"/>
-              </w:rPr>
-              <w:t xml:space="preserve"> </w:t>
-            </w:r>
-            <w:r>
-              <w:rPr>
-                <w:rFonts w:eastAsia="Arial" w:cstheme="minorHAnsi"/>
-                <w:b/>
-                <w:color w:val="010101"/>
-                <w:w w:val="106"/>
-              </w:rPr>
-              <w:t>Number</w:t>
-            </w:r>
-          </w:p>
-        </w:tc>
-        <w:tc>
-          <w:tcPr>
-            <w:tcW w:w="2340" w:type="dxa"/>
-            <w:tcBorders>
-              <w:top w:val="single" w:sz="2" w:space="0" w:color="000000"/>
-              <w:left w:val="single" w:sz="2" w:space="0" w:color="000000"/>
-              <w:bottom w:val="single" w:sz="2" w:space="0" w:color="000000"/>
-              <w:right w:val="single" w:sz="2" w:space="0" w:color="000000"/>
-            </w:tcBorders>
-            <w:vAlign w:val="center"/>
-          </w:tcPr>
-          <w:p>
-            <w:pPr>
-              <w:spacing w:after="0" w:line="240" w:lineRule="auto"/>
-              <w:jc w:val="center"/>
-              <w:rPr>
-                <w:rFonts w:eastAsia="Arial" w:cstheme="minorHAnsi"/>
-                <w:b/>
-              </w:rPr>
-            </w:pPr>
-            <w:r>
-              <w:rPr>
-                <w:rFonts w:eastAsia="Arial" w:cstheme="minorHAnsi"/>
-                <w:b/>
-                <w:color w:val="010101"/>
-                <w:w w:val="104"/>
-              </w:rPr>
-              <w:t>Count</w:t>
-            </w:r>
-            <w:r>
-              <w:rPr>
-                <w:rFonts w:eastAsia="Arial" w:cstheme="minorHAnsi"/>
-                <w:b/>
-                <w:color w:val="010101"/>
-                <w:spacing w:val="-1"/>
-                <w:w w:val="105"/>
-              </w:rPr>
-              <w:t>r</w:t>
-            </w:r>
-            <w:r>
-              <w:rPr>
-                <w:rFonts w:eastAsia="Arial" w:cstheme="minorHAnsi"/>
-                <w:b/>
-                <w:color w:val="000023"/>
-                <w:w w:val="107"/>
-              </w:rPr>
-              <w:t>y</w:t>
-            </w:r>
-          </w:p>
-        </w:tc>
-        <w:tc>
-          <w:tcPr>
-            <w:tcW w:w="3330" w:type="dxa"/>
-            <w:tcBorders>
-              <w:top w:val="single" w:sz="2" w:space="0" w:color="000000"/>
-              <w:left w:val="single" w:sz="2" w:space="0" w:color="000000"/>
-              <w:bottom w:val="single" w:sz="2" w:space="0" w:color="000000"/>
-              <w:right w:val="single" w:sz="2" w:space="0" w:color="000000"/>
-            </w:tcBorders>
-            <w:vAlign w:val="center"/>
-          </w:tcPr>
-          <w:p>
-            <w:pPr>
-              <w:spacing w:after="0" w:line="240" w:lineRule="auto"/>
-              <w:jc w:val="center"/>
-              <w:rPr>
-                <w:rFonts w:eastAsia="Arial" w:cstheme="minorHAnsi"/>
-                <w:b/>
-              </w:rPr>
-            </w:pPr>
-            <w:r>
-              <w:rPr>
-                <w:rFonts w:eastAsia="Arial" w:cstheme="minorHAnsi"/>
-                <w:b/>
-                <w:color w:val="010101"/>
-              </w:rPr>
-              <w:t>Parent</w:t>
-            </w:r>
-            <w:r>
-              <w:rPr>
-                <w:rFonts w:eastAsia="Arial" w:cstheme="minorHAnsi"/>
-                <w:b/>
-                <w:color w:val="010101"/>
-                <w:spacing w:val="31"/>
-              </w:rPr>
-              <w:t xml:space="preserve"> </w:t>
-            </w:r>
-            <w:r>
-              <w:rPr>
-                <w:rFonts w:eastAsia="Arial" w:cstheme="minorHAnsi"/>
-                <w:b/>
-                <w:color w:val="010101"/>
-              </w:rPr>
-              <w:t>Filing</w:t>
-            </w:r>
-            <w:r>
-              <w:rPr>
-                <w:rFonts w:eastAsia="Arial" w:cstheme="minorHAnsi"/>
-                <w:b/>
-                <w:color w:val="010101"/>
-                <w:spacing w:val="22"/>
-              </w:rPr>
-              <w:t xml:space="preserve"> </w:t>
-            </w:r>
-            <w:r>
-              <w:rPr>
-                <w:rFonts w:eastAsia="Arial" w:cstheme="minorHAnsi"/>
-                <w:b/>
-                <w:color w:val="010101"/>
-              </w:rPr>
-              <w:t>Date</w:t>
-            </w:r>
-            <w:r>
-              <w:rPr>
-                <w:rFonts w:eastAsia="Arial" w:cstheme="minorHAnsi"/>
-                <w:b/>
-                <w:color w:val="010101"/>
-                <w:spacing w:val="24"/>
-              </w:rPr>
-              <w:t xml:space="preserve"> </w:t>
-            </w:r>
-            <w:r>
-              <w:rPr>
-                <w:rFonts w:eastAsia="Arial" w:cstheme="minorHAnsi"/>
-                <w:b/>
-                <w:color w:val="010101"/>
-                <w:w w:val="104"/>
-              </w:rPr>
-              <w:t>(</w:t>
-            </w:r>
-            <w:r>
-              <w:rPr>
-                <w:rFonts w:eastAsia="Arial" w:cstheme="minorHAnsi"/>
-                <w:b/>
-                <w:color w:val="010101"/>
-                <w:w w:val="103"/>
-              </w:rPr>
-              <w:t>YYYY-MM-DD</w:t>
-            </w:r>
-            <w:r>
-              <w:rPr>
-                <w:rFonts w:eastAsia="Arial" w:cstheme="minorHAnsi"/>
-                <w:b/>
-                <w:color w:val="010101"/>
-                <w:w w:val="104"/>
-              </w:rPr>
-              <w:t>)</w:t>
-            </w:r>
-          </w:p>
-        </w:tc>
-        <w:tc>
-          <w:tcPr>
-            <w:tcW w:w="2610" w:type="dxa"/>
-            <w:tcBorders>
-              <w:top w:val="single" w:sz="2" w:space="0" w:color="000000"/>
-              <w:left w:val="single" w:sz="2" w:space="0" w:color="000000"/>
-              <w:bottom w:val="single" w:sz="2" w:space="0" w:color="000000"/>
-              <w:right w:val="single" w:sz="2" w:space="0" w:color="000000"/>
-            </w:tcBorders>
-            <w:vAlign w:val="center"/>
-          </w:tcPr>
-          <w:p>
-            <w:pPr>
-              <w:spacing w:after="0" w:line="240" w:lineRule="auto"/>
-              <w:jc w:val="center"/>
-              <w:rPr>
-                <w:rFonts w:eastAsia="Arial" w:cstheme="minorHAnsi"/>
-                <w:b/>
-              </w:rPr>
-            </w:pPr>
-            <w:r>
-              <w:rPr>
-                <w:rFonts w:eastAsia="Arial" w:cstheme="minorHAnsi"/>
-                <w:b/>
-                <w:color w:val="010101"/>
-              </w:rPr>
-              <w:t>Access Code (if applicable)</w:t>
-            </w:r>
-          </w:p>
-        </w:tc>
-      </w:tr>
-      <w:tr>
-        <w:trPr>
-          <w:trHeight w:hRule="exact" w:val="360"/>
-        </w:trPr>
-        <w:tc>
-          <w:tcPr>
-            <w:tcW w:w="2594" w:type="dxa"/>
-            <w:tcBorders>
-              <w:top w:val="single" w:sz="2" w:space="0" w:color="000000"/>
-              <w:left w:val="single" w:sz="2" w:space="0" w:color="000000"/>
-              <w:bottom w:val="single" w:sz="2" w:space="0" w:color="000000"/>
-              <w:right w:val="single" w:sz="2" w:space="0" w:color="000000"/>
-            </w:tcBorders>
-            <w:vAlign w:val="center"/>
-          </w:tcPr>
-          <w:p>
-            <w:pPr>
-              <w:spacing w:after="0" w:line="240" w:lineRule="auto"/>
-              <w:ind w:left="43"/>
-              <w:jc w:val="center"/>
-              <w:rPr>
-                <w:rFonts w:cstheme="minorHAnsi"/>
-              </w:rPr>
-            </w:pPr>
-            <w:r>
-              <w:rPr>
-                <w:rFonts w:cstheme="minorHAnsi"/>
-              </w:rPr>
-              <w:t>&lt;&lt;foreignNo&gt;&gt;</w:t>
-            </w:r>
-          </w:p>
-        </w:tc>
-        <w:tc>
-          <w:tcPr>
-            <w:tcW w:w="2340" w:type="dxa"/>
-            <w:tcBorders>
-              <w:top w:val="single" w:sz="2" w:space="0" w:color="000000"/>
-              <w:left w:val="single" w:sz="2" w:space="0" w:color="000000"/>
-              <w:bottom w:val="single" w:sz="2" w:space="0" w:color="000000"/>
-              <w:right w:val="single" w:sz="2" w:space="0" w:color="000000"/>
-            </w:tcBorders>
-            <w:vAlign w:val="center"/>
-          </w:tcPr>
-          <w:p>
-            <w:pPr>
-              <w:spacing w:after="0" w:line="240" w:lineRule="auto"/>
-              <w:ind w:left="43"/>
-              <w:jc w:val="center"/>
-              <w:rPr>
-                <w:rFonts w:cstheme="minorHAnsi"/>
-              </w:rPr>
-            </w:pPr>
-            <w:r>
-              <w:rPr>
-                <w:rFonts w:cstheme="minorHAnsi"/>
-              </w:rPr>
-              <w:t>&lt;&lt;foreignCntry&gt;&gt;</w:t>
-            </w:r>
-          </w:p>
-        </w:tc>
-        <w:tc>
-          <w:tcPr>
-            <w:tcW w:w="3330" w:type="dxa"/>
-            <w:tcBorders>
-              <w:top w:val="single" w:sz="2" w:space="0" w:color="000000"/>
-              <w:left w:val="single" w:sz="2" w:space="0" w:color="000000"/>
-              <w:bottom w:val="single" w:sz="2" w:space="0" w:color="000000"/>
-              <w:right w:val="single" w:sz="2" w:space="0" w:color="000000"/>
-            </w:tcBorders>
-            <w:vAlign w:val="center"/>
-          </w:tcPr>
-          <w:p>
-            <w:pPr>
-              <w:spacing w:after="0" w:line="240" w:lineRule="auto"/>
-              <w:ind w:left="43"/>
-              <w:jc w:val="center"/>
-              <w:rPr>
-                <w:rFonts w:cstheme="minorHAnsi"/>
-              </w:rPr>
-            </w:pPr>
-            <w:r>
-              <w:rPr>
-                <w:rFonts w:cstheme="minorHAnsi"/>
-              </w:rPr>
-              <w:t>&lt;&lt;foreignFiledDate&gt;&gt;</w:t>
-            </w:r>
-          </w:p>
-        </w:tc>
-        <w:tc>
-          <w:tcPr>
-            <w:tcW w:w="2610" w:type="dxa"/>
-            <w:tcBorders>
-              <w:top w:val="single" w:sz="2" w:space="0" w:color="000000"/>
-              <w:left w:val="single" w:sz="2" w:space="0" w:color="000000"/>
-              <w:bottom w:val="single" w:sz="2" w:space="0" w:color="000000"/>
-              <w:right w:val="single" w:sz="2" w:space="0" w:color="000000"/>
-            </w:tcBorders>
-            <w:vAlign w:val="center"/>
-          </w:tcPr>
-          <w:p>
-            <w:pPr>
-              <w:spacing w:after="0" w:line="240" w:lineRule="auto"/>
-              <w:ind w:left="43" w:right="-20"/>
-              <w:jc w:val="center"/>
-              <w:rPr>
-                <w:rFonts w:eastAsia="Arial" w:cstheme="minorHAnsi"/>
-              </w:rPr>
-            </w:pPr>
-          </w:p>
-        </w:tc>
-      </w:tr>
-    </w:tbl>
-    <w:p>
-      <w:pPr>
-        <w:spacing w:after="0" w:line="120" w:lineRule="auto"/>
-        <w:ind w:right="-14" w:firstLine="187"/>
-        <w:rPr>
-          <w:rFonts w:eastAsia="Arial" w:cstheme="minorHAnsi"/>
-          <w:b/>
-          <w:sz w:val="28"/>
-          <w:szCs w:val="28"/>
-        </w:rPr>
-      </w:pPr>
-    </w:p>
-    <w:p>
-      <w:pPr>
-        <w:spacing w:after="0" w:line="120" w:lineRule="auto"/>
-        <w:ind w:right="-14"/>
-        <w:rPr>
-          <w:rFonts w:eastAsia="Arial" w:cstheme="minorHAnsi"/>
-          <w:b/>
-          <w:sz w:val="28"/>
-          <w:szCs w:val="28"/>
-        </w:rPr>
-      </w:pPr>
-    </w:p>
-    <w:p>
-      <w:pPr>
-        <w:widowControl/>
-        <w:ind w:left="180"/>
-        <w:rPr>
-          <w:rFonts w:eastAsia="Arial" w:cstheme="minorHAnsi"/>
-          <w:b/>
-          <w:sz w:val="28"/>
-          <w:szCs w:val="28"/>
-        </w:rPr>
-      </w:pPr>
-      <w:r>
-        <w:rPr>
-          <w:rFonts w:eastAsia="Arial" w:cstheme="minorHAnsi"/>
-          <w:b/>
-          <w:sz w:val="28"/>
-          <w:szCs w:val="28"/>
-        </w:rPr>
-        <w:t xml:space="preserve">Statement under 37 CFR 1.55 or 1.78 for AIA (First Inventor to File) </w:t>
-      </w:r>
-      <w:r>
-        <w:rPr>
-          <w:rFonts w:eastAsia="Arial" w:cstheme="minorHAnsi"/>
-          <w:b/>
-          <w:sz w:val="28"/>
-          <w:szCs w:val="28"/>
-        </w:rPr>
-        <w:t>Transition</w:t>
-      </w:r>
-      <w:r>
-        <w:rPr>
-          <w:rFonts w:eastAsia="Arial" w:cstheme="minorHAnsi"/>
-          <w:b/>
-          <w:sz w:val="28"/>
-          <w:szCs w:val="28"/>
-        </w:rPr>
-        <w:t xml:space="preserve"> Applications</w:t>
-      </w:r>
-    </w:p>
-    <w:tbl>
-      <w:tblPr>
-        <w:tblStyle w:val="TableGrid"/>
-        <w:tblW w:w="0" w:type="auto"/>
-        <w:tblInd w:w="85" w:type="dxa"/>
-        <w:tblLook w:val="04A0" w:firstRow="1" w:lastRow="0" w:firstColumn="1" w:lastColumn="0" w:noHBand="0" w:noVBand="1"/>
-      </w:tblPr>
-      <w:tblGrid>
-        <w:gridCol w:w="10905"/>
-      </w:tblGrid>
-      <w:tr>
-        <w:tc>
-          <w:tcPr>
-            <w:tcW w:w="10905" w:type="dxa"/>
-          </w:tcPr>
-          <w:p>
-            <w:pPr>
-              <w:widowControl/>
-              <w:autoSpaceDE w:val="0"/>
-              <w:autoSpaceDN w:val="0"/>
-              <w:adjustRightInd w:val="0"/>
-              <w:rPr>
-                <w:rFonts w:cstheme="minorHAnsi"/>
-                <w:bCs/>
-                <w:sz w:val="24"/>
-                <w:szCs w:val="24"/>
-              </w:rPr>
-            </w:pPr>
-            <w:sdt>
-              <w:sdtPr>
-                <w:rPr>
-                  <w:rFonts w:cstheme="minorHAnsi"/>
-                  <w:b/>
-                  <w:sz w:val="28"/>
-                  <w:szCs w:val="28"/>
-                </w:rPr>
-                <w:id w:val="1160123996"/>
-                <w14:checkbox>
-                  <w14:checked w14:val="0"/>
-                  <w14:checkedState w14:val="2612" w14:font="MS Gothic"/>
-                  <w14:uncheckedState w14:val="2610" w14:font="MS Gothic"/>
-                </w14:checkbox>
-              </w:sdtPr>
-              <w:sdtEndPr/>
-              <w:sdtContent>
-                <w:r>
-                  <w:rPr>
-                    <w:rFonts w:ascii="MS Gothic" w:eastAsia="MS Gothic" w:hAnsi="MS Gothic" w:cstheme="minorHAnsi" w:hint="eastAsia"/>
-                    <w:b/>
-                    <w:sz w:val="28"/>
-                    <w:szCs w:val="28"/>
-                  </w:rPr>
-                  <w:t>☐</w:t>
-                </w:r>
-              </w:sdtContent>
-            </w:sdt>
-            <w:r>
-              <w:rPr>
-                <w:rFonts w:cstheme="minorHAnsi"/>
-                <w:b/>
-                <w:sz w:val="24"/>
-                <w:szCs w:val="24"/>
-              </w:rPr>
-              <w:t xml:space="preserve">  </w:t>
-            </w:r>
-            <w:r>
-              <w:rPr>
-                <w:rFonts w:cstheme="minorHAnsi"/>
-                <w:bCs/>
-                <w:sz w:val="24"/>
-                <w:szCs w:val="24"/>
-              </w:rPr>
-              <w:t xml:space="preserve">This application (1) claims priority to or the benefit of an application filed before </w:t>
-            </w:r>
-            <w:r>
-              <w:rPr>
-                <w:rFonts w:cstheme="minorHAnsi"/>
-                <w:bCs/>
-                <w:sz w:val="24"/>
-                <w:szCs w:val="24"/>
-              </w:rPr>
-              <w:t>March</w:t>
-            </w:r>
-            <w:r>
-              <w:rPr>
-                <w:rFonts w:cstheme="minorHAnsi"/>
-                <w:bCs/>
-                <w:sz w:val="24"/>
-                <w:szCs w:val="24"/>
-              </w:rPr>
-              <w:t xml:space="preserve"> 16, 2013 and (2) also contains, or contained at any time, a claim to a claimed invention that has an </w:t>
-            </w:r>
-            <w:r>
-              <w:rPr>
-                <w:rFonts w:cstheme="minorHAnsi"/>
-                <w:bCs/>
-                <w:sz w:val="24"/>
-                <w:szCs w:val="24"/>
-              </w:rPr>
-              <w:t>effective</w:t>
-            </w:r>
-            <w:r>
-              <w:rPr>
-                <w:rFonts w:cstheme="minorHAnsi"/>
-                <w:bCs/>
-                <w:sz w:val="24"/>
-                <w:szCs w:val="24"/>
-              </w:rPr>
-              <w:t xml:space="preserve"> filing date on or after March 16, 2013.</w:t>
-            </w:r>
-          </w:p>
-          <w:p>
-            <w:pPr>
-              <w:widowControl/>
-              <w:autoSpaceDE w:val="0"/>
-              <w:autoSpaceDN w:val="0"/>
-              <w:adjustRightInd w:val="0"/>
-              <w:rPr>
-                <w:rFonts w:cstheme="minorHAnsi"/>
-                <w:bCs/>
-                <w:sz w:val="24"/>
-                <w:szCs w:val="24"/>
-              </w:rPr>
-            </w:pPr>
-            <w:r>
-              <w:rPr>
-                <w:rFonts w:cstheme="minorHAnsi"/>
-                <w:bCs/>
-                <w:sz w:val="24"/>
-                <w:szCs w:val="24"/>
-              </w:rPr>
-              <w:t xml:space="preserve">NOTE: </w:t>
-            </w:r>
-            <w:r>
-              <w:rPr>
-                <w:rFonts w:cstheme="minorHAnsi"/>
-                <w:bCs/>
-                <w:sz w:val="24"/>
-                <w:szCs w:val="24"/>
-              </w:rPr>
-              <w:t>By providing this statement under 37 CFR 1.55 or 1.78, this application, with a filing date on or after March 16, 2013, will be examined under the first inventor to file provisions of the AIA.</w:t>
-            </w:r>
-          </w:p>
-        </w:tc>
-      </w:tr>
-    </w:tbl>
-    <w:p>
-      <w:pPr>
-        <w:spacing w:after="0" w:line="120" w:lineRule="auto"/>
-        <w:ind w:right="-14" w:firstLine="187"/>
-        <w:rPr>
-          <w:rFonts w:eastAsia="Arial" w:cstheme="minorHAnsi"/>
-          <w:b/>
-          <w:sz w:val="28"/>
-          <w:szCs w:val="28"/>
-        </w:rPr>
-      </w:pPr>
-    </w:p>
-    <w:p>
-      <w:pPr>
-        <w:widowControl/>
-        <w:rPr>
-          <w:rFonts w:eastAsia="Arial" w:cstheme="minorHAnsi"/>
-          <w:b/>
-          <w:sz w:val="28"/>
-          <w:szCs w:val="28"/>
-        </w:rPr>
-      </w:pPr>
-      <w:r>
-        <w:rPr>
-          <w:rFonts w:eastAsia="Arial" w:cstheme="minorHAnsi"/>
-          <w:b/>
-          <w:sz w:val="28"/>
-          <w:szCs w:val="28"/>
-        </w:rPr>
-        <w:br w:type="page"/>
-      </w:r>
-    </w:p>
-    <w:p>
-      <w:pPr>
-        <w:spacing w:after="0" w:line="240" w:lineRule="auto"/>
-        <w:ind w:right="-14" w:firstLine="187"/>
-        <w:rPr>
-          <w:rFonts w:eastAsia="Arial" w:cstheme="minorHAnsi"/>
-          <w:b/>
-          <w:sz w:val="28"/>
-          <w:szCs w:val="28"/>
-        </w:rPr>
-      </w:pPr>
-      <w:r>
-        <w:rPr>
-          <w:rFonts w:eastAsia="Arial" w:cstheme="minorHAnsi"/>
-          <w:b/>
-          <w:sz w:val="28"/>
-          <w:szCs w:val="28"/>
-        </w:rPr>
-        <w:t>Authorization or Opt-Out of Authorization to Permit Access:</w:t>
-      </w:r>
-    </w:p>
-    <w:tbl>
-      <w:tblPr>
-        <w:tblStyle w:val="TableGrid"/>
-        <w:tblW w:w="0" w:type="auto"/>
-        <w:tblInd w:w="85" w:type="dxa"/>
-        <w:tblLook w:val="04A0" w:firstRow="1" w:lastRow="0" w:firstColumn="1" w:lastColumn="0" w:noHBand="0" w:noVBand="1"/>
-      </w:tblPr>
-      <w:tblGrid>
-        <w:gridCol w:w="10905"/>
-      </w:tblGrid>
-      <w:tr>
-        <w:trPr>
-          <w:cantSplit/>
-          <w:trHeight w:val="538"/>
-        </w:trPr>
-        <w:tc>
-          <w:tcPr>
-            <w:tcW w:w="10905" w:type="dxa"/>
-            <w:vAlign w:val="center"/>
-          </w:tcPr>
-          <w:p>
-            <w:pPr>
-              <w:spacing w:before="74"/>
-              <w:ind w:right="-20"/>
-              <w:rPr>
-                <w:rFonts w:cstheme="minorHAnsi"/>
-                <w:b/>
-                <w:sz w:val="20"/>
-                <w:szCs w:val="20"/>
-              </w:rPr>
-            </w:pPr>
-            <w:r>
-              <w:rPr>
-                <w:rFonts w:cstheme="minorHAnsi"/>
-                <w:b/>
-                <w:sz w:val="20"/>
-                <w:szCs w:val="20"/>
-              </w:rPr>
-              <w:t>When this Application Data Sheet is properly signed and filed with the application, applicant has provided written authority to permit a participating foreign intellectual property (IP) office access to the instant application-as-filed (see paragraph A in subsection 1 below) and the European Patent Office (EPO) access to any search results from the instant application (see paragraph B in subsection 1 below).</w:t>
-            </w:r>
-          </w:p>
-          <w:p>
-            <w:pPr>
-              <w:ind w:right="-14"/>
-              <w:rPr>
-                <w:rFonts w:cstheme="minorHAnsi"/>
-                <w:b/>
-                <w:sz w:val="20"/>
-                <w:szCs w:val="20"/>
-              </w:rPr>
-            </w:pPr>
-          </w:p>
-          <w:p>
-            <w:pPr>
-              <w:ind w:right="-14"/>
-              <w:rPr>
-                <w:rFonts w:cstheme="minorHAnsi"/>
-                <w:b/>
-                <w:sz w:val="20"/>
-                <w:szCs w:val="20"/>
-              </w:rPr>
-            </w:pPr>
-            <w:r>
-              <w:rPr>
-                <w:rFonts w:cstheme="minorHAnsi"/>
-                <w:b/>
-                <w:sz w:val="20"/>
-                <w:szCs w:val="20"/>
-              </w:rPr>
-              <w:t>Should applicant choose not to provide an authorization identified in subsection 1 below, applicant must opt-out of the authorization by checking the corresponding box A or B or both in subsection 2 below.</w:t>
-            </w:r>
-          </w:p>
-          <w:p>
-            <w:pPr>
-              <w:ind w:right="-14"/>
-              <w:rPr>
-                <w:rFonts w:cstheme="minorHAnsi"/>
-                <w:b/>
-                <w:sz w:val="20"/>
-                <w:szCs w:val="20"/>
-              </w:rPr>
-            </w:pPr>
-          </w:p>
-          <w:p>
-            <w:pPr>
-              <w:ind w:right="-14"/>
-              <w:rPr>
-                <w:rFonts w:cstheme="minorHAnsi"/>
-                <w:b/>
-                <w:sz w:val="24"/>
-                <w:szCs w:val="24"/>
-              </w:rPr>
-            </w:pPr>
-            <w:r>
-              <w:rPr>
-                <w:rFonts w:cstheme="minorHAnsi"/>
-                <w:b/>
-                <w:sz w:val="20"/>
-                <w:szCs w:val="20"/>
-                <w:u w:val="single"/>
-              </w:rPr>
-              <w:t>NOTE</w:t>
-            </w:r>
-            <w:r>
-              <w:rPr>
-                <w:rFonts w:cstheme="minorHAnsi"/>
-                <w:b/>
-                <w:sz w:val="20"/>
-                <w:szCs w:val="20"/>
-              </w:rPr>
-              <w:t xml:space="preserve">: This section of the Application Data Sheet is </w:t>
-            </w:r>
-            <w:r>
-              <w:rPr>
-                <w:rFonts w:cstheme="minorHAnsi"/>
-                <w:b/>
-                <w:sz w:val="20"/>
-                <w:szCs w:val="20"/>
-                <w:u w:val="single"/>
-              </w:rPr>
-              <w:t>ONLY</w:t>
-            </w:r>
-            <w:r>
-              <w:rPr>
-                <w:rFonts w:cstheme="minorHAnsi"/>
-                <w:b/>
-                <w:sz w:val="20"/>
-                <w:szCs w:val="20"/>
-              </w:rPr>
-              <w:t xml:space="preserve"> reviewed and processed with the </w:t>
-            </w:r>
-            <w:r>
-              <w:rPr>
-                <w:rFonts w:cstheme="minorHAnsi"/>
-                <w:b/>
-                <w:sz w:val="20"/>
-                <w:szCs w:val="20"/>
-                <w:u w:val="single"/>
-              </w:rPr>
-              <w:t>INITIAL</w:t>
-            </w:r>
-            <w:r>
-              <w:rPr>
-                <w:rFonts w:cstheme="minorHAnsi"/>
-                <w:b/>
-                <w:sz w:val="20"/>
-                <w:szCs w:val="20"/>
-              </w:rPr>
-              <w:t xml:space="preserve"> filing of an application. After the initial filing of an application, an Application Data Sheet cannot be used to provide or rescind authorization for access by a foreign IP office(s). Instead, Form PTO/SB/39 or PTO/SB/69 must be used as appropriate.</w:t>
-            </w:r>
-          </w:p>
-        </w:tc>
-      </w:tr>
-      <w:tr>
-        <w:trPr>
-          <w:cantSplit/>
-          <w:trHeight w:val="5329"/>
-        </w:trPr>
-        <w:tc>
-          <w:tcPr>
-            <w:tcW w:w="10905" w:type="dxa"/>
-          </w:tcPr>
-          <w:p>
-            <w:pPr>
-              <w:widowControl/>
-              <w:autoSpaceDE w:val="0"/>
-              <w:autoSpaceDN w:val="0"/>
-              <w:adjustRightInd w:val="0"/>
-              <w:rPr>
-                <w:rFonts w:cstheme="minorHAnsi"/>
-                <w:b/>
-                <w:sz w:val="20"/>
-                <w:szCs w:val="20"/>
-              </w:rPr>
-            </w:pPr>
-          </w:p>
-          <w:p>
-            <w:pPr>
-              <w:widowControl/>
-              <w:autoSpaceDE w:val="0"/>
-              <w:autoSpaceDN w:val="0"/>
-              <w:adjustRightInd w:val="0"/>
-              <w:rPr>
-                <w:rFonts w:cstheme="minorHAnsi"/>
-                <w:b/>
-                <w:sz w:val="20"/>
-                <w:szCs w:val="20"/>
-              </w:rPr>
-            </w:pPr>
-            <w:r>
-              <w:rPr>
-                <w:rFonts w:cstheme="minorHAnsi"/>
-                <w:b/>
-                <w:sz w:val="20"/>
-                <w:szCs w:val="20"/>
-              </w:rPr>
-              <w:t>1. Authorization to Permit Access by a Foreign Intellectual Property Office(s)</w:t>
-            </w:r>
-          </w:p>
-          <w:p>
-            <w:pPr>
-              <w:widowControl/>
-              <w:autoSpaceDE w:val="0"/>
-              <w:autoSpaceDN w:val="0"/>
-              <w:adjustRightInd w:val="0"/>
-              <w:rPr>
-                <w:rFonts w:cstheme="minorHAnsi"/>
-                <w:b/>
-                <w:sz w:val="20"/>
-                <w:szCs w:val="20"/>
-              </w:rPr>
-            </w:pPr>
-          </w:p>
-          <w:p>
-            <w:pPr>
-              <w:widowControl/>
-              <w:autoSpaceDE w:val="0"/>
-              <w:autoSpaceDN w:val="0"/>
-              <w:adjustRightInd w:val="0"/>
-              <w:rPr>
-                <w:rFonts w:cstheme="minorHAnsi"/>
-                <w:b/>
-                <w:sz w:val="20"/>
-                <w:szCs w:val="20"/>
-              </w:rPr>
-            </w:pPr>
-            <w:r>
-              <w:rPr>
-                <w:rFonts w:cstheme="minorHAnsi"/>
-                <w:b/>
-                <w:sz w:val="20"/>
-                <w:szCs w:val="20"/>
-              </w:rPr>
-              <w:t>A.</w:t>
-            </w:r>
-            <w:r>
-              <w:rPr>
-                <w:rFonts w:cstheme="minorHAnsi"/>
-                <w:b/>
-                <w:sz w:val="20"/>
-                <w:szCs w:val="20"/>
-                <w:u w:val="single"/>
-              </w:rPr>
-              <w:t xml:space="preserve"> Priority Document Exchange (PDX)</w:t>
-            </w:r>
-            <w:r>
-              <w:rPr>
-                <w:rFonts w:cstheme="minorHAnsi"/>
-                <w:b/>
-                <w:sz w:val="20"/>
-                <w:szCs w:val="20"/>
-              </w:rPr>
-              <w:t xml:space="preserve"> - Unless box A in subsection 2 (opt-out of authorization) is checked, the</w:t>
-            </w:r>
-          </w:p>
-          <w:p>
-            <w:pPr>
-              <w:widowControl/>
-              <w:autoSpaceDE w:val="0"/>
-              <w:autoSpaceDN w:val="0"/>
-              <w:adjustRightInd w:val="0"/>
-              <w:rPr>
-                <w:rFonts w:cstheme="minorHAnsi"/>
-                <w:b/>
-                <w:sz w:val="20"/>
-                <w:szCs w:val="20"/>
-              </w:rPr>
-            </w:pPr>
-            <w:r>
-              <w:rPr>
-                <w:rFonts w:cstheme="minorHAnsi"/>
-                <w:b/>
-                <w:sz w:val="20"/>
-                <w:szCs w:val="20"/>
-              </w:rPr>
-              <w:t xml:space="preserve">undersigned hereby </w:t>
-            </w:r>
-            <w:r>
-              <w:rPr>
-                <w:rFonts w:cstheme="minorHAnsi"/>
-                <w:b/>
-                <w:sz w:val="20"/>
-                <w:szCs w:val="20"/>
-                <w:u w:val="single"/>
-              </w:rPr>
-              <w:t>grants the USPTO authority</w:t>
-            </w:r>
-            <w:r>
-              <w:rPr>
-                <w:rFonts w:cstheme="minorHAnsi"/>
-                <w:b/>
-                <w:sz w:val="20"/>
-                <w:szCs w:val="20"/>
-              </w:rPr>
-              <w:t xml:space="preserve"> to provide the European Patent Office (EPO), the Japan Patent Office</w:t>
-            </w:r>
-          </w:p>
-          <w:p>
-            <w:pPr>
-              <w:widowControl/>
-              <w:autoSpaceDE w:val="0"/>
-              <w:autoSpaceDN w:val="0"/>
-              <w:adjustRightInd w:val="0"/>
-              <w:rPr>
-                <w:rFonts w:cstheme="minorHAnsi"/>
-                <w:b/>
-                <w:sz w:val="20"/>
-                <w:szCs w:val="20"/>
-              </w:rPr>
-            </w:pPr>
-            <w:r>
-              <w:rPr>
-                <w:rFonts w:cstheme="minorHAnsi"/>
-                <w:b/>
-                <w:sz w:val="20"/>
-                <w:szCs w:val="20"/>
-              </w:rPr>
-              <w:t>(JPO), the Korean Intellectual Property Office (KIPO), the State Intellectual Property Office of the People’s Republic of</w:t>
-            </w:r>
-          </w:p>
-          <w:p>
-            <w:pPr>
-              <w:widowControl/>
-              <w:autoSpaceDE w:val="0"/>
-              <w:autoSpaceDN w:val="0"/>
-              <w:adjustRightInd w:val="0"/>
-              <w:rPr>
-                <w:rFonts w:cstheme="minorHAnsi"/>
-                <w:b/>
-                <w:sz w:val="20"/>
-                <w:szCs w:val="20"/>
-              </w:rPr>
-            </w:pPr>
-            <w:r>
-              <w:rPr>
-                <w:rFonts w:cstheme="minorHAnsi"/>
-                <w:b/>
-                <w:sz w:val="20"/>
-                <w:szCs w:val="20"/>
-              </w:rPr>
-              <w:t>China (SIPO), the World Intellectual Property Organization (WIPO), and any other foreign intellectual property office</w:t>
-            </w:r>
-          </w:p>
-          <w:p>
-            <w:pPr>
-              <w:widowControl/>
-              <w:autoSpaceDE w:val="0"/>
-              <w:autoSpaceDN w:val="0"/>
-              <w:adjustRightInd w:val="0"/>
-              <w:rPr>
-                <w:rFonts w:cstheme="minorHAnsi"/>
-                <w:b/>
-                <w:sz w:val="20"/>
-                <w:szCs w:val="20"/>
-              </w:rPr>
-            </w:pPr>
-            <w:r>
-              <w:rPr>
-                <w:rFonts w:cstheme="minorHAnsi"/>
-                <w:b/>
-                <w:sz w:val="20"/>
-                <w:szCs w:val="20"/>
-              </w:rPr>
-              <w:t>participating with the USPTO in a bilateral or multilateral priority document exchange agreement in which a foreign</w:t>
-            </w:r>
-          </w:p>
-          <w:p>
-            <w:pPr>
-              <w:widowControl/>
-              <w:autoSpaceDE w:val="0"/>
-              <w:autoSpaceDN w:val="0"/>
-              <w:adjustRightInd w:val="0"/>
-              <w:rPr>
-                <w:rFonts w:cstheme="minorHAnsi"/>
-                <w:b/>
-                <w:sz w:val="20"/>
-                <w:szCs w:val="20"/>
-              </w:rPr>
-            </w:pPr>
-            <w:r>
-              <w:rPr>
-                <w:rFonts w:cstheme="minorHAnsi"/>
-                <w:b/>
-                <w:sz w:val="20"/>
-                <w:szCs w:val="20"/>
-              </w:rPr>
-              <w:t>application claiming priority to the instant patent application is filed, access to: (1) the instant patent application-as-filed</w:t>
-            </w:r>
-          </w:p>
-          <w:p>
-            <w:pPr>
-              <w:widowControl/>
-              <w:autoSpaceDE w:val="0"/>
-              <w:autoSpaceDN w:val="0"/>
-              <w:adjustRightInd w:val="0"/>
-              <w:rPr>
-                <w:rFonts w:cstheme="minorHAnsi"/>
-                <w:b/>
-                <w:sz w:val="20"/>
-                <w:szCs w:val="20"/>
-              </w:rPr>
-            </w:pPr>
-            <w:r>
-              <w:rPr>
-                <w:rFonts w:cstheme="minorHAnsi"/>
-                <w:b/>
-                <w:sz w:val="20"/>
-                <w:szCs w:val="20"/>
-              </w:rPr>
-              <w:t>and its related bibliographic data, (2) any foreign or domestic application to which priority or benefit is claimed by the</w:t>
-            </w:r>
-          </w:p>
-          <w:p>
-            <w:pPr>
-              <w:widowControl/>
-              <w:autoSpaceDE w:val="0"/>
-              <w:autoSpaceDN w:val="0"/>
-              <w:adjustRightInd w:val="0"/>
-              <w:rPr>
-                <w:rFonts w:cstheme="minorHAnsi"/>
-                <w:b/>
-                <w:sz w:val="20"/>
-                <w:szCs w:val="20"/>
-              </w:rPr>
-            </w:pPr>
-            <w:r>
-              <w:rPr>
-                <w:rFonts w:cstheme="minorHAnsi"/>
-                <w:b/>
-                <w:sz w:val="20"/>
-                <w:szCs w:val="20"/>
-              </w:rPr>
-              <w:t>instant application and its related bibliographic data, and (3) the date of filing of this Authorization. See 37 CFR 1.14(h)</w:t>
-            </w:r>
-          </w:p>
-          <w:p>
-            <w:pPr>
-              <w:widowControl/>
-              <w:autoSpaceDE w:val="0"/>
-              <w:autoSpaceDN w:val="0"/>
-              <w:adjustRightInd w:val="0"/>
-              <w:rPr>
-                <w:rFonts w:cstheme="minorHAnsi"/>
-                <w:b/>
-                <w:sz w:val="20"/>
-                <w:szCs w:val="20"/>
-              </w:rPr>
-            </w:pPr>
-            <w:r>
-              <w:rPr>
-                <w:rFonts w:cstheme="minorHAnsi"/>
-                <w:b/>
-                <w:sz w:val="20"/>
-                <w:szCs w:val="20"/>
-              </w:rPr>
-              <w:t>(1).</w:t>
-            </w:r>
-          </w:p>
-          <w:p>
-            <w:pPr>
-              <w:widowControl/>
-              <w:autoSpaceDE w:val="0"/>
-              <w:autoSpaceDN w:val="0"/>
-              <w:adjustRightInd w:val="0"/>
-              <w:rPr>
-                <w:rFonts w:cstheme="minorHAnsi"/>
-                <w:b/>
-                <w:sz w:val="20"/>
-                <w:szCs w:val="20"/>
-              </w:rPr>
-            </w:pPr>
-          </w:p>
-          <w:p>
-            <w:pPr>
-              <w:widowControl/>
-              <w:autoSpaceDE w:val="0"/>
-              <w:autoSpaceDN w:val="0"/>
-              <w:adjustRightInd w:val="0"/>
-              <w:rPr>
-                <w:rFonts w:cstheme="minorHAnsi"/>
-                <w:b/>
-                <w:sz w:val="20"/>
-                <w:szCs w:val="20"/>
-              </w:rPr>
-            </w:pPr>
-            <w:r>
-              <w:rPr>
-                <w:rFonts w:cstheme="minorHAnsi"/>
-                <w:b/>
-                <w:sz w:val="20"/>
-                <w:szCs w:val="20"/>
-              </w:rPr>
-              <w:t xml:space="preserve">B. </w:t>
-            </w:r>
-            <w:r>
-              <w:rPr>
-                <w:rFonts w:cstheme="minorHAnsi"/>
-                <w:b/>
-                <w:sz w:val="20"/>
-                <w:szCs w:val="20"/>
-                <w:u w:val="single"/>
-              </w:rPr>
-              <w:t>Search Results from U.S. Application to EPO</w:t>
-            </w:r>
-            <w:r>
-              <w:rPr>
-                <w:rFonts w:cstheme="minorHAnsi"/>
-                <w:b/>
-                <w:sz w:val="20"/>
-                <w:szCs w:val="20"/>
-              </w:rPr>
-              <w:t xml:space="preserve"> - Unless box B in subsection 2 (opt-out of authorization) is checked,</w:t>
-            </w:r>
-          </w:p>
-          <w:p>
-            <w:pPr>
-              <w:widowControl/>
-              <w:autoSpaceDE w:val="0"/>
-              <w:autoSpaceDN w:val="0"/>
-              <w:adjustRightInd w:val="0"/>
-              <w:rPr>
-                <w:rFonts w:cstheme="minorHAnsi"/>
-                <w:b/>
-                <w:sz w:val="20"/>
-                <w:szCs w:val="20"/>
-              </w:rPr>
-            </w:pPr>
-            <w:r>
-              <w:rPr>
-                <w:rFonts w:cstheme="minorHAnsi"/>
-                <w:b/>
-                <w:sz w:val="20"/>
-                <w:szCs w:val="20"/>
-              </w:rPr>
-              <w:t xml:space="preserve">the undersigned hereby </w:t>
-            </w:r>
-            <w:r>
-              <w:rPr>
-                <w:rFonts w:cstheme="minorHAnsi"/>
-                <w:b/>
-                <w:sz w:val="20"/>
-                <w:szCs w:val="20"/>
-                <w:u w:val="single"/>
-              </w:rPr>
-              <w:t>grants the USPTO authority</w:t>
-            </w:r>
-            <w:r>
-              <w:rPr>
-                <w:rFonts w:cstheme="minorHAnsi"/>
-                <w:b/>
-                <w:sz w:val="20"/>
-                <w:szCs w:val="20"/>
-              </w:rPr>
-              <w:t xml:space="preserve"> to provide the EPO access to the bibliographic data and search</w:t>
-            </w:r>
-          </w:p>
-          <w:p>
-            <w:pPr>
-              <w:widowControl/>
-              <w:autoSpaceDE w:val="0"/>
-              <w:autoSpaceDN w:val="0"/>
-              <w:adjustRightInd w:val="0"/>
-              <w:rPr>
-                <w:rFonts w:cstheme="minorHAnsi"/>
-                <w:b/>
-                <w:sz w:val="20"/>
-                <w:szCs w:val="20"/>
-              </w:rPr>
-            </w:pPr>
-            <w:r>
-              <w:rPr>
-                <w:rFonts w:cstheme="minorHAnsi"/>
-                <w:b/>
-                <w:sz w:val="20"/>
-                <w:szCs w:val="20"/>
-              </w:rPr>
-              <w:t>results from the instant patent application when a European patent application claiming priority to the instant patent</w:t>
-            </w:r>
-          </w:p>
-          <w:p>
-            <w:pPr>
-              <w:widowControl/>
-              <w:autoSpaceDE w:val="0"/>
-              <w:autoSpaceDN w:val="0"/>
-              <w:adjustRightInd w:val="0"/>
-              <w:rPr>
-                <w:rFonts w:cstheme="minorHAnsi"/>
-                <w:b/>
-                <w:sz w:val="20"/>
-                <w:szCs w:val="20"/>
-              </w:rPr>
-            </w:pPr>
-            <w:r>
-              <w:rPr>
-                <w:rFonts w:cstheme="minorHAnsi"/>
-                <w:b/>
-                <w:sz w:val="20"/>
-                <w:szCs w:val="20"/>
-              </w:rPr>
-              <w:t>application is filed. See 37 CFR 1.14(h)(2).</w:t>
-            </w:r>
-          </w:p>
-          <w:p>
-            <w:pPr>
-              <w:widowControl/>
-              <w:autoSpaceDE w:val="0"/>
-              <w:autoSpaceDN w:val="0"/>
-              <w:adjustRightInd w:val="0"/>
-              <w:rPr>
-                <w:rFonts w:cstheme="minorHAnsi"/>
-                <w:b/>
-                <w:sz w:val="20"/>
-                <w:szCs w:val="20"/>
-              </w:rPr>
-            </w:pPr>
-          </w:p>
-          <w:p>
-            <w:pPr>
-              <w:widowControl/>
-              <w:autoSpaceDE w:val="0"/>
-              <w:autoSpaceDN w:val="0"/>
-              <w:adjustRightInd w:val="0"/>
-              <w:rPr>
-                <w:rFonts w:cstheme="minorHAnsi"/>
-                <w:b/>
-                <w:sz w:val="20"/>
-                <w:szCs w:val="20"/>
-              </w:rPr>
-            </w:pPr>
-            <w:r>
-              <w:rPr>
-                <w:rFonts w:cstheme="minorHAnsi"/>
-                <w:b/>
-                <w:sz w:val="20"/>
-                <w:szCs w:val="20"/>
-              </w:rPr>
-              <w:t>The applicant is reminded that the EPO’s Rule 141(1) EPC (European Patent Convention) requires applicants to submit a</w:t>
-            </w:r>
-          </w:p>
-          <w:p>
-            <w:pPr>
-              <w:widowControl/>
-              <w:autoSpaceDE w:val="0"/>
-              <w:autoSpaceDN w:val="0"/>
-              <w:adjustRightInd w:val="0"/>
-              <w:rPr>
-                <w:rFonts w:cstheme="minorHAnsi"/>
-                <w:b/>
-                <w:sz w:val="20"/>
-                <w:szCs w:val="20"/>
-              </w:rPr>
-            </w:pPr>
-            <w:r>
-              <w:rPr>
-                <w:rFonts w:cstheme="minorHAnsi"/>
-                <w:b/>
-                <w:sz w:val="20"/>
-                <w:szCs w:val="20"/>
-              </w:rPr>
-              <w:t>copy of search results from the instant application without delay in a European patent application that claims priority to</w:t>
-            </w:r>
-          </w:p>
-          <w:p>
-            <w:r>
-              <w:rPr>
-                <w:rFonts w:cstheme="minorHAnsi"/>
-                <w:b/>
-                <w:sz w:val="20"/>
-                <w:szCs w:val="20"/>
-              </w:rPr>
-              <w:t>the instant application.</w:t>
-            </w:r>
-          </w:p>
-        </w:tc>
-      </w:tr>
-      <w:tr>
-        <w:trPr>
-          <w:cantSplit/>
-          <w:trHeight w:val="3349"/>
-        </w:trPr>
-        <w:tc>
-          <w:tcPr>
-            <w:tcW w:w="10905" w:type="dxa"/>
-          </w:tcPr>
-          <w:p>
-            <w:pPr>
-              <w:widowControl/>
-              <w:autoSpaceDE w:val="0"/>
-              <w:autoSpaceDN w:val="0"/>
-              <w:adjustRightInd w:val="0"/>
-              <w:rPr>
-                <w:rFonts w:cstheme="minorHAnsi"/>
-                <w:b/>
-                <w:sz w:val="20"/>
-                <w:szCs w:val="20"/>
-              </w:rPr>
-            </w:pPr>
-          </w:p>
-          <w:p>
-            <w:pPr>
-              <w:widowControl/>
-              <w:autoSpaceDE w:val="0"/>
-              <w:autoSpaceDN w:val="0"/>
-              <w:adjustRightInd w:val="0"/>
-              <w:rPr>
-                <w:rFonts w:cstheme="minorHAnsi"/>
-                <w:b/>
-                <w:sz w:val="20"/>
-                <w:szCs w:val="20"/>
-              </w:rPr>
-            </w:pPr>
-            <w:r>
-              <w:rPr>
-                <w:rFonts w:cstheme="minorHAnsi"/>
-                <w:b/>
-                <w:sz w:val="20"/>
-                <w:szCs w:val="20"/>
-              </w:rPr>
-              <w:t>2. Opt-Out of Authorizations to Permit Access by a Foreign Intellectual Property Office(s)</w:t>
-            </w:r>
-          </w:p>
-          <w:p>
-            <w:pPr>
-              <w:widowControl/>
-              <w:autoSpaceDE w:val="0"/>
-              <w:autoSpaceDN w:val="0"/>
-              <w:adjustRightInd w:val="0"/>
-              <w:rPr>
-                <w:rFonts w:cstheme="minorHAnsi"/>
-                <w:b/>
-                <w:sz w:val="20"/>
-                <w:szCs w:val="20"/>
-              </w:rPr>
-            </w:pPr>
-          </w:p>
-          <w:p>
-            <w:pPr>
-              <w:widowControl/>
-              <w:autoSpaceDE w:val="0"/>
-              <w:autoSpaceDN w:val="0"/>
-              <w:adjustRightInd w:val="0"/>
-              <w:rPr>
-                <w:rFonts w:cstheme="minorHAnsi"/>
-                <w:b/>
-                <w:sz w:val="20"/>
-                <w:szCs w:val="20"/>
-              </w:rPr>
-            </w:pPr>
-            <w:r>
-              <w:rPr>
-                <w:rFonts w:cstheme="minorHAnsi"/>
-                <w:b/>
-                <w:sz w:val="20"/>
-                <w:szCs w:val="20"/>
-              </w:rPr>
-              <w:t xml:space="preserve">       </w:t>
-            </w:r>
-            <w:r>
-              <w:rPr>
-                <w:rFonts w:cstheme="minorHAnsi"/>
-                <w:b/>
-                <w:sz w:val="20"/>
-                <w:szCs w:val="20"/>
-              </w:rPr>
-              <w:t xml:space="preserve">A. Applicant </w:t>
-            </w:r>
-            <w:r>
-              <w:rPr>
-                <w:rFonts w:cstheme="minorHAnsi"/>
-                <w:b/>
-                <w:sz w:val="20"/>
-                <w:szCs w:val="20"/>
-                <w:u w:val="single"/>
-              </w:rPr>
-              <w:t>DOES NOT</w:t>
-            </w:r>
-            <w:r>
-              <w:rPr>
-                <w:rFonts w:cstheme="minorHAnsi"/>
-                <w:b/>
-                <w:sz w:val="20"/>
-                <w:szCs w:val="20"/>
-              </w:rPr>
-              <w:t xml:space="preserve"> authorize the USPTO to permit a participating foreign IP office access to the instant</w:t>
-            </w:r>
-          </w:p>
-          <w:p>
-            <w:pPr>
-              <w:widowControl/>
-              <w:autoSpaceDE w:val="0"/>
-              <w:autoSpaceDN w:val="0"/>
-              <w:adjustRightInd w:val="0"/>
-              <w:rPr>
-                <w:rFonts w:cstheme="minorHAnsi"/>
-                <w:b/>
-                <w:sz w:val="20"/>
-                <w:szCs w:val="20"/>
-              </w:rPr>
-            </w:pPr>
-            <w:sdt>
-              <w:sdtPr>
-                <w:rPr>
-                  <w:rFonts w:cstheme="minorHAnsi"/>
-                  <w:b/>
-                  <w:sz w:val="28"/>
-                  <w:szCs w:val="28"/>
-                </w:rPr>
-                <w:id w:val="-1852022959"/>
-                <w14:checkbox>
-                  <w14:checked w14:val="0"/>
-                  <w14:checkedState w14:val="2612" w14:font="MS Gothic"/>
-                  <w14:uncheckedState w14:val="2610" w14:font="MS Gothic"/>
-                </w14:checkbox>
-              </w:sdtPr>
-              <w:sdtEndPr/>
-              <w:sdtContent>
-                <w:r>
-                  <w:rPr>
-                    <w:rFonts w:ascii="MS Gothic" w:eastAsia="MS Gothic" w:hAnsi="MS Gothic" w:cstheme="minorHAnsi" w:hint="eastAsia"/>
-                    <w:b/>
-                    <w:sz w:val="28"/>
-                    <w:szCs w:val="28"/>
-                  </w:rPr>
-                  <w:t>☐</w:t>
-                </w:r>
-              </w:sdtContent>
-            </w:sdt>
-            <w:r>
-              <w:rPr>
-                <w:rFonts w:cstheme="minorHAnsi"/>
-                <w:b/>
-                <w:sz w:val="28"/>
-                <w:szCs w:val="28"/>
-              </w:rPr>
-              <w:t xml:space="preserve"> </w:t>
-            </w:r>
-            <w:r>
-              <w:rPr>
-                <w:rFonts w:cstheme="minorHAnsi"/>
-                <w:b/>
-                <w:sz w:val="20"/>
-                <w:szCs w:val="20"/>
-              </w:rPr>
-              <w:t>application-as-filed. If this box is checked, the USPTO will not be providing a participating foreign IP office with</w:t>
-            </w:r>
-          </w:p>
-          <w:p>
-            <w:pPr>
-              <w:widowControl/>
-              <w:autoSpaceDE w:val="0"/>
-              <w:autoSpaceDN w:val="0"/>
-              <w:adjustRightInd w:val="0"/>
-              <w:rPr>
-                <w:rFonts w:cstheme="minorHAnsi"/>
-                <w:b/>
-                <w:sz w:val="20"/>
-                <w:szCs w:val="20"/>
-              </w:rPr>
-            </w:pPr>
-            <w:r>
-              <w:rPr>
-                <w:rFonts w:cstheme="minorHAnsi"/>
-                <w:b/>
-                <w:sz w:val="20"/>
-                <w:szCs w:val="20"/>
-              </w:rPr>
-              <w:t xml:space="preserve">      </w:t>
-            </w:r>
-            <w:r>
-              <w:rPr>
-                <w:rFonts w:cstheme="minorHAnsi"/>
-                <w:b/>
-                <w:sz w:val="20"/>
-                <w:szCs w:val="20"/>
-              </w:rPr>
-              <w:t xml:space="preserve">  </w:t>
-            </w:r>
-            <w:r>
-              <w:rPr>
-                <w:rFonts w:cstheme="minorHAnsi"/>
-                <w:b/>
-                <w:sz w:val="20"/>
-                <w:szCs w:val="20"/>
-              </w:rPr>
-              <w:t>any documents and information identified in subsection 1A above.</w:t>
-            </w:r>
-          </w:p>
-          <w:p>
-            <w:pPr>
-              <w:widowControl/>
-              <w:autoSpaceDE w:val="0"/>
-              <w:autoSpaceDN w:val="0"/>
-              <w:adjustRightInd w:val="0"/>
-              <w:rPr>
-                <w:rFonts w:cstheme="minorHAnsi"/>
-                <w:b/>
-                <w:sz w:val="20"/>
-                <w:szCs w:val="20"/>
-              </w:rPr>
-            </w:pPr>
-          </w:p>
-          <w:p>
-            <w:pPr>
-              <w:widowControl/>
-              <w:autoSpaceDE w:val="0"/>
-              <w:autoSpaceDN w:val="0"/>
-              <w:adjustRightInd w:val="0"/>
-              <w:rPr>
-                <w:rFonts w:cstheme="minorHAnsi"/>
-                <w:b/>
-                <w:sz w:val="20"/>
-                <w:szCs w:val="20"/>
-              </w:rPr>
-            </w:pPr>
-            <w:sdt>
-              <w:sdtPr>
-                <w:rPr>
-                  <w:rFonts w:cstheme="minorHAnsi"/>
-                  <w:b/>
-                  <w:sz w:val="28"/>
-                </w:rPr>
-                <w:id w:val="1367333391"/>
-                <w14:checkbox>
-                  <w14:checked w14:val="0"/>
-                  <w14:checkedState w14:val="2612" w14:font="MS Gothic"/>
-                  <w14:uncheckedState w14:val="2610" w14:font="MS Gothic"/>
-                </w14:checkbox>
-              </w:sdtPr>
-              <w:sdtEndPr/>
-              <w:sdtContent>
-                <w:r>
-                  <w:rPr>
-                    <w:rFonts w:ascii="MS Gothic" w:eastAsia="MS Gothic" w:hAnsi="MS Gothic" w:cstheme="minorHAnsi" w:hint="eastAsia"/>
-                    <w:b/>
-                    <w:sz w:val="28"/>
-                  </w:rPr>
-                  <w:t>☐</w:t>
-                </w:r>
-              </w:sdtContent>
-            </w:sdt>
-            <w:r>
-              <w:rPr>
-                <w:rFonts w:cstheme="minorHAnsi"/>
-                <w:b/>
-                <w:sz w:val="24"/>
-                <w:szCs w:val="20"/>
-              </w:rPr>
-              <w:t xml:space="preserve">  </w:t>
-            </w:r>
-            <w:r>
-              <w:rPr>
-                <w:rFonts w:cstheme="minorHAnsi"/>
-                <w:b/>
-                <w:sz w:val="20"/>
-                <w:szCs w:val="20"/>
-              </w:rPr>
-              <w:t xml:space="preserve">B. Applicant </w:t>
-            </w:r>
-            <w:r>
-              <w:rPr>
-                <w:rFonts w:cstheme="minorHAnsi"/>
-                <w:b/>
-                <w:sz w:val="20"/>
-                <w:szCs w:val="20"/>
-                <w:u w:val="single"/>
-              </w:rPr>
-              <w:t>DOES NOT</w:t>
-            </w:r>
-            <w:r>
-              <w:rPr>
-                <w:rFonts w:cstheme="minorHAnsi"/>
-                <w:b/>
-                <w:sz w:val="20"/>
-                <w:szCs w:val="20"/>
-              </w:rPr>
-              <w:t xml:space="preserve"> authorize the USPTO to transmit to the EPO any search results from the instant patent</w:t>
-            </w:r>
-          </w:p>
-          <w:p>
-            <w:pPr>
-              <w:widowControl/>
-              <w:autoSpaceDE w:val="0"/>
-              <w:autoSpaceDN w:val="0"/>
-              <w:adjustRightInd w:val="0"/>
-              <w:rPr>
-                <w:rFonts w:cstheme="minorHAnsi"/>
-                <w:b/>
-                <w:sz w:val="20"/>
-                <w:szCs w:val="20"/>
-              </w:rPr>
-            </w:pPr>
-            <w:r>
-              <w:rPr>
-                <w:rFonts w:cstheme="minorHAnsi"/>
-                <w:b/>
-                <w:sz w:val="20"/>
-                <w:szCs w:val="20"/>
-              </w:rPr>
-              <w:t xml:space="preserve">       </w:t>
-            </w:r>
-            <w:r>
-              <w:rPr>
-                <w:rFonts w:cstheme="minorHAnsi"/>
-                <w:b/>
-                <w:sz w:val="20"/>
-                <w:szCs w:val="20"/>
-              </w:rPr>
-              <w:t>application. If this box is checked, the USPTO will not be providing the EPO with search results from the instant</w:t>
-            </w:r>
-          </w:p>
-          <w:p>
-            <w:pPr>
-              <w:widowControl/>
-              <w:autoSpaceDE w:val="0"/>
-              <w:autoSpaceDN w:val="0"/>
-              <w:adjustRightInd w:val="0"/>
-              <w:rPr>
-                <w:rFonts w:cstheme="minorHAnsi"/>
-                <w:b/>
-                <w:sz w:val="20"/>
-                <w:szCs w:val="20"/>
-              </w:rPr>
-            </w:pPr>
-            <w:r>
-              <w:rPr>
-                <w:rFonts w:cstheme="minorHAnsi"/>
-                <w:b/>
-                <w:sz w:val="20"/>
-                <w:szCs w:val="20"/>
-              </w:rPr>
-              <w:t xml:space="preserve">       </w:t>
-            </w:r>
-            <w:r>
-              <w:rPr>
-                <w:rFonts w:cstheme="minorHAnsi"/>
-                <w:b/>
-                <w:sz w:val="20"/>
-                <w:szCs w:val="20"/>
-              </w:rPr>
-              <w:t>application.</w:t>
-            </w:r>
-          </w:p>
-          <w:p>
-            <w:pPr>
-              <w:widowControl/>
-              <w:autoSpaceDE w:val="0"/>
-              <w:autoSpaceDN w:val="0"/>
-              <w:adjustRightInd w:val="0"/>
-              <w:rPr>
-                <w:rFonts w:cstheme="minorHAnsi"/>
-                <w:b/>
-                <w:sz w:val="20"/>
-                <w:szCs w:val="20"/>
-              </w:rPr>
-            </w:pPr>
-          </w:p>
-          <w:p>
-            <w:pPr>
-              <w:widowControl/>
-              <w:autoSpaceDE w:val="0"/>
-              <w:autoSpaceDN w:val="0"/>
-              <w:adjustRightInd w:val="0"/>
-              <w:rPr>
-                <w:rFonts w:cstheme="minorHAnsi"/>
-                <w:b/>
-                <w:sz w:val="20"/>
-                <w:szCs w:val="20"/>
-              </w:rPr>
-            </w:pPr>
-            <w:r>
-              <w:rPr>
-                <w:rFonts w:cstheme="minorHAnsi"/>
-                <w:b/>
-                <w:sz w:val="20"/>
-                <w:szCs w:val="20"/>
-              </w:rPr>
-              <w:t>NOTE: Once the application has published or is otherwise publicly available, the USPTO may provide access to the</w:t>
-            </w:r>
-          </w:p>
-          <w:p>
-            <w:pPr>
-              <w:widowControl/>
-              <w:autoSpaceDE w:val="0"/>
-              <w:autoSpaceDN w:val="0"/>
-              <w:adjustRightInd w:val="0"/>
-              <w:rPr>
-                <w:rFonts w:cstheme="minorHAnsi"/>
-                <w:b/>
-                <w:sz w:val="20"/>
-                <w:szCs w:val="20"/>
-              </w:rPr>
-            </w:pPr>
-            <w:r>
-              <w:rPr>
-                <w:rFonts w:cstheme="minorHAnsi"/>
-                <w:b/>
-                <w:sz w:val="20"/>
-                <w:szCs w:val="20"/>
-              </w:rPr>
-              <w:t>application in accordance with 37 CFR 1.14.</w:t>
-            </w:r>
-          </w:p>
-        </w:tc>
-      </w:tr>
-    </w:tbl>
-    <w:p>
-      <w:pPr>
-        <w:spacing w:after="0" w:line="120" w:lineRule="auto"/>
-        <w:ind w:firstLine="187"/>
-        <w:rPr>
-          <w:b/>
-          <w:sz w:val="28"/>
-          <w:szCs w:val="28"/>
-        </w:rPr>
-      </w:pPr>
-    </w:p>
-    <w:p>
-      <w:pPr>
-        <w:spacing w:after="0" w:line="240" w:lineRule="auto"/>
-        <w:ind w:firstLine="180"/>
-        <w:rPr>
-          <w:b/>
-          <w:sz w:val="28"/>
-          <w:szCs w:val="28"/>
-        </w:rPr>
-      </w:pPr>
-      <w:bookmarkStart w:id="2" w:name="_Hlk111807869"/>
-      <w:r>
-        <w:rPr>
-          <w:b/>
-          <w:sz w:val="28"/>
-          <w:szCs w:val="28"/>
-        </w:rPr>
-        <w:t>Applicant Information:</w:t>
-      </w:r>
-    </w:p>
-    <w:tbl>
-      <w:tblPr>
-        <w:tblStyle w:val="TableGrid"/>
-        <w:tblW w:w="0" w:type="auto"/>
-        <w:jc w:val="center"/>
-        <w:tblLook w:val="04A0" w:firstRow="1" w:lastRow="0" w:firstColumn="1" w:lastColumn="0" w:noHBand="0" w:noVBand="1"/>
-      </w:tblPr>
-      <w:tblGrid>
-        <w:gridCol w:w="1966"/>
-        <w:gridCol w:w="288"/>
-        <w:gridCol w:w="954"/>
-        <w:gridCol w:w="936"/>
-        <w:gridCol w:w="1044"/>
-        <w:gridCol w:w="180"/>
-        <w:gridCol w:w="954"/>
-        <w:gridCol w:w="1206"/>
-        <w:gridCol w:w="594"/>
-        <w:gridCol w:w="378"/>
-        <w:gridCol w:w="2316"/>
-      </w:tblGrid>
-      <w:tr>
-        <w:trPr>
-          <w:trHeight w:val="710"/>
-          <w:jc w:val="center"/>
-        </w:trPr>
-        <w:tc>
-          <w:tcPr>
-            <w:tcW w:w="10816" w:type="dxa"/>
-            <w:gridSpan w:val="11"/>
-            <w:vAlign w:val="center"/>
-          </w:tcPr>
-          <w:p>
-            <w:r>
-              <w:rPr>
-                <w:rFonts w:cstheme="minorHAnsi"/>
-                <w:b/>
-                <w:sz w:val="20"/>
-                <w:szCs w:val="20"/>
-              </w:rPr>
-              <w:t>Providing assignment information in this section does not substitute for compliance with any requirement of part 3 of Title 37 of CFR to have an assignment recorded by the Office.</w:t>
-            </w:r>
-          </w:p>
-        </w:tc>
-      </w:tr>
-      <w:tr>
-        <w:trPr>
-          <w:trHeight w:val="490"/>
-          <w:jc w:val="center"/>
-        </w:trPr>
-        <w:tc>
-          <w:tcPr>
-            <w:tcW w:w="10816" w:type="dxa"/>
-            <w:gridSpan w:val="11"/>
-            <w:vAlign w:val="center"/>
-          </w:tcPr>
-          <w:p>
-            <w:r>
-              <w:rPr>
-                <w:b/>
-                <w:sz w:val="24"/>
-                <w:szCs w:val="24"/>
-              </w:rPr>
-              <w:t xml:space="preserve">&lt;&lt;applCnt&gt;&gt;  </w:t>
-            </w:r>
-            <w:r>
-              <w:rPr>
-                <w:strike/>
-              </w:rPr>
-              <w:t>&lt;&lt;Previous</w:t>
-            </w:r>
-            <w:r>
-              <w:rPr>
-                <w:strike/>
-              </w:rPr>
-              <w:t>a</w:t>
-            </w:r>
-            <w:r>
-              <w:rPr>
-                <w:strike/>
-              </w:rPr>
-              <w:t>pplicant&gt;&gt;</w:t>
-            </w:r>
-            <w:r>
-              <w:t xml:space="preserve"> </w:t>
-            </w:r>
-            <w:r>
-              <w:rPr>
-                <w:u w:val="single"/>
-              </w:rPr>
-              <w:t>&lt;&lt;applicant&gt;&gt;</w:t>
-            </w:r>
-          </w:p>
-        </w:tc>
-      </w:tr>
-      <w:tr>
-        <w:trPr>
-          <w:trHeight w:val="1880"/>
-          <w:jc w:val="center"/>
-        </w:trPr>
-        <w:tc>
-          <w:tcPr>
-            <w:tcW w:w="10816" w:type="dxa"/>
-            <w:gridSpan w:val="11"/>
-            <w:vAlign w:val="center"/>
-          </w:tcPr>
-          <w:p>
-            <w:r>
-              <w:rPr>
-                <w:rFonts w:cstheme="minorHAnsi"/>
-                <w:b/>
-                <w:sz w:val="20"/>
-                <w:szCs w:val="20"/>
-              </w:rPr>
-              <w:t>If the applicant is the inventor (or the remaining joint inventor or inventors under 37 CFR 1.45), this section should not be completed.</w:t>
-            </w:r>
-            <w:r>
-              <w:rPr>
-                <w:rFonts w:cstheme="minorHAnsi"/>
-                <w:b/>
-                <w:sz w:val="20"/>
-                <w:szCs w:val="20"/>
-              </w:rPr>
-              <w:t xml:space="preserve"> The information to be provided in this section is the name and address of the legal representative who is the applicant under 37 CFR 1.43; or the name and address of the assignee, person to whom the inventor is under an obligation to assign the invention, or person who otherwise shows sufficient proprietary interest in the matter who is the applicant under 37 CFR 1.46. If the applicant is an applicant under 37 CFR 1.46 (assignee, person to whom the inventor is obligated to assign, or person who otherwise shows sufficient proprietary interest) together with one or more joint inventors, then the joint inventor or inventors who are also the applicant should be identified in this section.</w:t>
-            </w:r>
-          </w:p>
-        </w:tc>
-      </w:tr>
-      <w:tr>
-        <w:trPr>
-          <w:trHeight w:val="490"/>
-          <w:jc w:val="center"/>
-        </w:trPr>
-        <w:tc>
-          <w:tcPr>
-            <w:tcW w:w="2254" w:type="dxa"/>
-            <w:gridSpan w:val="2"/>
-          </w:tcPr>
-          <w:p>
-            <w:pPr>
-              <w:tabs>
-                <w:tab w:val="left" w:pos="825"/>
-              </w:tabs>
-              <w:rPr>
-                <w:rFonts w:ascii="Calibri" w:hAnsi="Calibri" w:cstheme="minorHAnsi"/>
-              </w:rPr>
-            </w:pPr>
-            <w:sdt>
-              <w:sdtPr>
-                <w:rPr>
-                  <w:rFonts w:ascii="Calibri" w:hAnsi="Calibri" w:cstheme="minorHAnsi"/>
-                  <w:b/>
-                </w:rPr>
-                <w:id w:val="-388029183"/>
-                <w14:checkbox>
-                  <w14:checked w14:val="0"/>
-                  <w14:checkedState w14:val="2612" w14:font="MS Gothic"/>
-                  <w14:uncheckedState w14:val="2610" w14:font="MS Gothic"/>
-                </w14:checkbox>
-              </w:sdtPr>
-              <w:sdtEndPr/>
-              <w:sdtContent>
-                <w:r>
-                  <w:rPr>
-                    <w:rFonts w:ascii="MS Gothic" w:eastAsia="MS Gothic" w:hAnsi="MS Gothic" w:cstheme="minorHAnsi" w:hint="eastAsia"/>
-                    <w:b/>
-                  </w:rPr>
-                  <w:t>☐</w:t>
-                </w:r>
-              </w:sdtContent>
-            </w:sdt>
-            <w:r>
-              <w:rPr>
-                <w:rFonts w:ascii="Calibri" w:hAnsi="Calibri" w:cstheme="minorHAnsi"/>
-                <w:b/>
-              </w:rPr>
-              <w:t xml:space="preserve">  Assignee</w:t>
-            </w:r>
-          </w:p>
-        </w:tc>
-        <w:tc>
-          <w:tcPr>
-            <w:tcW w:w="5868" w:type="dxa"/>
-            <w:gridSpan w:val="7"/>
-          </w:tcPr>
-          <w:p>
-            <w:pPr>
-              <w:rPr>
-                <w:rFonts w:ascii="Calibri" w:hAnsi="Calibri" w:cstheme="minorHAnsi"/>
-              </w:rPr>
-            </w:pPr>
-            <w:sdt>
-              <w:sdtPr>
-                <w:rPr>
-                  <w:rFonts w:ascii="Calibri" w:hAnsi="Calibri" w:cstheme="minorHAnsi"/>
-                  <w:b/>
-                </w:rPr>
-                <w:id w:val="593984586"/>
-                <w14:checkbox>
-                  <w14:checked w14:val="0"/>
-                  <w14:checkedState w14:val="2612" w14:font="MS Gothic"/>
-                  <w14:uncheckedState w14:val="2610" w14:font="MS Gothic"/>
-                </w14:checkbox>
-              </w:sdtPr>
-              <w:sdtEndPr/>
-              <w:sdtContent>
-                <w:r>
-                  <w:rPr>
-                    <w:rFonts w:ascii="MS Gothic" w:eastAsia="MS Gothic" w:hAnsi="MS Gothic" w:cstheme="minorHAnsi" w:hint="eastAsia"/>
-                    <w:b/>
-                  </w:rPr>
-                  <w:t>☐</w:t>
-                </w:r>
-              </w:sdtContent>
-            </w:sdt>
-            <w:r>
-              <w:rPr>
-                <w:rFonts w:ascii="Calibri" w:hAnsi="Calibri" w:cstheme="minorHAnsi"/>
-                <w:b/>
-              </w:rPr>
-              <w:t xml:space="preserve">  Legal Representative under 35 U.S.C. 117</w:t>
-            </w:r>
-          </w:p>
-        </w:tc>
-        <w:tc>
-          <w:tcPr>
-            <w:tcW w:w="2694" w:type="dxa"/>
-            <w:gridSpan w:val="2"/>
-          </w:tcPr>
-          <w:p>
-            <w:pPr>
-              <w:rPr>
-                <w:rFonts w:ascii="Calibri" w:hAnsi="Calibri" w:cstheme="minorHAnsi"/>
-              </w:rPr>
-            </w:pPr>
-            <w:sdt>
-              <w:sdtPr>
-                <w:rPr>
-                  <w:rFonts w:ascii="Calibri" w:hAnsi="Calibri" w:cstheme="minorHAnsi"/>
-                  <w:b/>
-                </w:rPr>
-                <w:id w:val="246695921"/>
-                <w14:checkbox>
-                  <w14:checked w14:val="0"/>
-                  <w14:checkedState w14:val="2612" w14:font="MS Gothic"/>
-                  <w14:uncheckedState w14:val="2610" w14:font="MS Gothic"/>
-                </w14:checkbox>
-              </w:sdtPr>
-              <w:sdtEndPr/>
-              <w:sdtContent>
-                <w:r>
-                  <w:rPr>
-                    <w:rFonts w:ascii="MS Gothic" w:eastAsia="MS Gothic" w:hAnsi="MS Gothic" w:cstheme="minorHAnsi" w:hint="eastAsia"/>
-                    <w:b/>
-                  </w:rPr>
-                  <w:t>☐</w:t>
-                </w:r>
-              </w:sdtContent>
-            </w:sdt>
-            <w:r>
-              <w:rPr>
-                <w:rFonts w:ascii="Calibri" w:hAnsi="Calibri" w:cstheme="minorHAnsi"/>
-                <w:b/>
-              </w:rPr>
-              <w:t xml:space="preserve">  Joint Inventor</w:t>
-            </w:r>
-          </w:p>
-        </w:tc>
-      </w:tr>
-      <w:tr>
-        <w:trPr>
-          <w:trHeight w:val="490"/>
-          <w:jc w:val="center"/>
-        </w:trPr>
-        <w:tc>
-          <w:tcPr>
-            <w:tcW w:w="5188" w:type="dxa"/>
-            <w:gridSpan w:val="5"/>
-          </w:tcPr>
-          <w:p>
-            <w:pPr>
-              <w:rPr>
-                <w:rFonts w:cstheme="minorHAnsi"/>
-              </w:rPr>
-            </w:pPr>
-            <w:sdt>
-              <w:sdtPr>
-                <w:rPr>
-                  <w:rFonts w:cstheme="minorHAnsi"/>
-                  <w:b/>
-                </w:rPr>
-                <w:id w:val="-1541510598"/>
-                <w14:checkbox>
-                  <w14:checked w14:val="0"/>
-                  <w14:checkedState w14:val="2612" w14:font="MS Gothic"/>
-                  <w14:uncheckedState w14:val="2610" w14:font="MS Gothic"/>
-                </w14:checkbox>
-              </w:sdtPr>
-              <w:sdtEndPr/>
-              <w:sdtContent>
-                <w:r>
-                  <w:rPr>
-                    <w:rFonts w:ascii="MS Gothic" w:eastAsia="MS Gothic" w:hAnsi="MS Gothic" w:cstheme="minorHAnsi" w:hint="eastAsia"/>
-                    <w:b/>
-                  </w:rPr>
-                  <w:t>☐</w:t>
-                </w:r>
-              </w:sdtContent>
-            </w:sdt>
-            <w:r>
-              <w:rPr>
-                <w:rFonts w:cstheme="minorHAnsi"/>
-                <w:b/>
-              </w:rPr>
-              <w:t xml:space="preserve">  Person to whom the inventor is obligated to assign</w:t>
-            </w:r>
-          </w:p>
-        </w:tc>
-        <w:tc>
-          <w:tcPr>
-            <w:tcW w:w="5628" w:type="dxa"/>
-            <w:gridSpan w:val="6"/>
-          </w:tcPr>
-          <w:p>
-            <w:pPr>
-              <w:rPr>
-                <w:rFonts w:cstheme="minorHAnsi"/>
-              </w:rPr>
-            </w:pPr>
-            <w:sdt>
-              <w:sdtPr>
-                <w:rPr>
-                  <w:rFonts w:cstheme="minorHAnsi"/>
-                  <w:b/>
-                </w:rPr>
-                <w:id w:val="1727251798"/>
-                <w14:checkbox>
-                  <w14:checked w14:val="0"/>
-                  <w14:checkedState w14:val="2612" w14:font="MS Gothic"/>
-                  <w14:uncheckedState w14:val="2610" w14:font="MS Gothic"/>
-                </w14:checkbox>
-              </w:sdtPr>
-              <w:sdtEndPr/>
-              <w:sdtContent>
-                <w:r>
-                  <w:rPr>
-                    <w:rFonts w:ascii="MS Gothic" w:eastAsia="MS Gothic" w:hAnsi="MS Gothic" w:cstheme="minorHAnsi" w:hint="eastAsia"/>
-                    <w:b/>
-                  </w:rPr>
-                  <w:t>☐</w:t>
-                </w:r>
-              </w:sdtContent>
-            </w:sdt>
-            <w:r>
-              <w:rPr>
-                <w:rFonts w:cstheme="minorHAnsi"/>
-                <w:b/>
-              </w:rPr>
-              <w:t xml:space="preserve">  Person who shows sufficient proprietary interest</w:t>
-            </w:r>
-          </w:p>
-        </w:tc>
-      </w:tr>
-      <w:tr>
-        <w:trPr>
-          <w:trHeight w:val="490"/>
-          <w:jc w:val="center"/>
-        </w:trPr>
-        <w:tc>
-          <w:tcPr>
-            <w:tcW w:w="10816" w:type="dxa"/>
-            <w:gridSpan w:val="11"/>
-          </w:tcPr>
-          <w:p>
-            <w:r>
-              <w:rPr>
-                <w:rFonts w:cstheme="minorHAnsi"/>
-                <w:b/>
-              </w:rPr>
-              <w:t>If applicant is the legal representative, indicate the authority to file the patent application, the inventor is:</w:t>
-            </w:r>
-          </w:p>
-        </w:tc>
-      </w:tr>
-      <w:tr>
-        <w:trPr>
-          <w:trHeight w:val="490"/>
-          <w:jc w:val="center"/>
-        </w:trPr>
-        <w:tc>
-          <w:tcPr>
-            <w:tcW w:w="3208" w:type="dxa"/>
-            <w:gridSpan w:val="3"/>
-          </w:tcPr>
-          <w:p>
-            <w:pPr>
-              <w:tabs>
-                <w:tab w:val="left" w:pos="1200"/>
-              </w:tabs>
-              <w:rPr>
-                <w:rFonts w:cstheme="minorHAnsi"/>
-              </w:rPr>
-            </w:pPr>
-            <w:sdt>
-              <w:sdtPr>
-                <w:rPr>
-                  <w:rFonts w:cstheme="minorHAnsi"/>
-                  <w:b/>
-                </w:rPr>
-                <w:id w:val="-1664382754"/>
-                <w14:checkbox>
-                  <w14:checked w14:val="0"/>
-                  <w14:checkedState w14:val="2612" w14:font="MS Gothic"/>
-                  <w14:uncheckedState w14:val="2610" w14:font="MS Gothic"/>
-                </w14:checkbox>
-              </w:sdtPr>
-              <w:sdtEndPr/>
-              <w:sdtContent>
-                <w:r>
-                  <w:rPr>
-                    <w:rFonts w:ascii="MS Gothic" w:eastAsia="MS Gothic" w:hAnsi="MS Gothic" w:cstheme="minorHAnsi" w:hint="eastAsia"/>
-                    <w:b/>
-                  </w:rPr>
-                  <w:t>☐</w:t>
-                </w:r>
-              </w:sdtContent>
-            </w:sdt>
-            <w:r>
-              <w:rPr>
-                <w:rFonts w:cstheme="minorHAnsi"/>
-                <w:b/>
-              </w:rPr>
-              <w:t xml:space="preserve">  Deceased</w:t>
-            </w:r>
-            <w:r>
-              <w:rPr>
-                <w:rFonts w:cstheme="minorHAnsi"/>
-                <w:b/>
-              </w:rPr>
-              <w:tab/>
-            </w:r>
-          </w:p>
-        </w:tc>
-        <w:tc>
-          <w:tcPr>
-            <w:tcW w:w="7608" w:type="dxa"/>
-            <w:gridSpan w:val="8"/>
-          </w:tcPr>
-          <w:p>
-            <w:pPr>
-              <w:tabs>
-                <w:tab w:val="left" w:pos="1920"/>
-              </w:tabs>
-              <w:rPr>
-                <w:rFonts w:cstheme="minorHAnsi"/>
-              </w:rPr>
-            </w:pPr>
-            <w:sdt>
-              <w:sdtPr>
-                <w:rPr>
-                  <w:rFonts w:cstheme="minorHAnsi"/>
-                  <w:b/>
-                </w:rPr>
-                <w:tag w:val="AppIsOrg"/>
-                <w:id w:val="-2082357744"/>
-                <w14:checkbox>
-                  <w14:checked w14:val="0"/>
-                  <w14:checkedState w14:val="2612" w14:font="MS Gothic"/>
-                  <w14:uncheckedState w14:val="2610" w14:font="MS Gothic"/>
-                </w14:checkbox>
-              </w:sdtPr>
-              <w:sdtEndPr/>
-              <w:sdtContent>
-                <w:r>
-                  <w:rPr>
-                    <w:rFonts w:ascii="MS Gothic" w:eastAsia="MS Gothic" w:hAnsi="MS Gothic" w:cstheme="minorHAnsi" w:hint="eastAsia"/>
-                    <w:b/>
-                  </w:rPr>
-                  <w:t>☐</w:t>
-                </w:r>
-              </w:sdtContent>
-            </w:sdt>
-            <w:r>
-              <w:rPr>
-                <w:rFonts w:cstheme="minorHAnsi"/>
-                <w:b/>
-              </w:rPr>
-              <w:t xml:space="preserve">  Legally incapacitated</w:t>
-            </w:r>
-          </w:p>
-        </w:tc>
-      </w:tr>
-      <w:tr>
-        <w:trPr>
-          <w:trHeight w:val="490"/>
-          <w:jc w:val="center"/>
-        </w:trPr>
-        <w:tc>
-          <w:tcPr>
-            <w:tcW w:w="10816" w:type="dxa"/>
-            <w:gridSpan w:val="11"/>
-          </w:tcPr>
-          <w:p>
-            <w:r>
-              <w:rPr>
-                <w:rFonts w:cstheme="minorHAnsi"/>
-                <w:b/>
-              </w:rPr>
-              <w:t>Name of the Deceased or Legally Incapacitated Inventor :</w:t>
-            </w:r>
-          </w:p>
-        </w:tc>
-      </w:tr>
-      <w:tr>
-        <w:trPr>
-          <w:trHeight w:val="490"/>
-          <w:jc w:val="center"/>
-        </w:trPr>
-        <w:tc>
-          <w:tcPr>
-            <w:tcW w:w="10816" w:type="dxa"/>
-            <w:gridSpan w:val="11"/>
-            <w:vAlign w:val="center"/>
-          </w:tcPr>
-          <w:p>
-            <w:pPr>
-              <w:rPr>
-                <w:rFonts w:cstheme="minorHAnsi"/>
-                <w:b/>
-              </w:rPr>
-            </w:pPr>
-            <w:r>
-              <w:rPr>
-                <w:rFonts w:cstheme="minorHAnsi"/>
-                <w:b/>
-              </w:rPr>
-              <w:t xml:space="preserve">If the Applicant is an Organization check here:  </w:t>
-            </w:r>
-            <w:sdt>
-              <w:sdtPr>
-                <w:rPr>
-                  <w:rFonts w:cstheme="minorHAnsi"/>
-                  <w:b/>
-                  <w:sz w:val="24"/>
-                  <w:szCs w:val="24"/>
-                </w:rPr>
-                <w:id w:val="-984540570"/>
-                <w14:checkbox>
-                  <w14:checked w14:val="0"/>
-                  <w14:checkedState w14:val="2612" w14:font="MS Gothic"/>
-                  <w14:uncheckedState w14:val="2610" w14:font="MS Gothic"/>
-                </w14:checkbox>
-              </w:sdtPr>
-              <w:sdtEndPr/>
-              <w:sdtContent>
-                <w:r>
-                  <w:rPr>
-                    <w:rFonts w:ascii="MS Gothic" w:eastAsia="MS Gothic" w:hAnsi="MS Gothic" w:cstheme="minorHAnsi" w:hint="eastAsia"/>
-                    <w:b/>
-                    <w:sz w:val="24"/>
-                    <w:szCs w:val="24"/>
-                  </w:rPr>
-                  <w:t>☐</w:t>
-                </w:r>
-              </w:sdtContent>
-            </w:sdt>
-          </w:p>
-        </w:tc>
-      </w:tr>
-      <w:tr>
-        <w:trPr>
-          <w:trHeight w:val="490"/>
-          <w:jc w:val="center"/>
-        </w:trPr>
-        <w:tc>
-          <w:tcPr>
-            <w:tcW w:w="10816" w:type="dxa"/>
-            <w:gridSpan w:val="11"/>
-            <w:vAlign w:val="center"/>
-          </w:tcPr>
-          <w:p>
-            <w:pPr>
-              <w:rPr>
-                <w:rFonts w:cstheme="minorHAnsi"/>
-                <w:b/>
-              </w:rPr>
-            </w:pPr>
-            <w:r>
-              <w:rPr>
-                <w:rFonts w:cstheme="minorHAnsi"/>
-                <w:b/>
-              </w:rPr>
-              <w:t xml:space="preserve">Organization Name:  </w:t>
-            </w:r>
-            <w:r>
-              <w:rPr>
-                <w:strike/>
-              </w:rPr>
-              <w:t>&lt;&lt;Previous</w:t>
-            </w:r>
-            <w:r>
-              <w:rPr>
-                <w:strike/>
-              </w:rPr>
-              <w:t>a</w:t>
-            </w:r>
-            <w:r>
-              <w:rPr>
-                <w:strike/>
-              </w:rPr>
-              <w:t>pplicant&gt;&gt;</w:t>
-            </w:r>
-            <w:r>
-              <w:t xml:space="preserve"> </w:t>
-            </w:r>
-            <w:r>
-              <w:rPr>
-                <w:u w:val="single"/>
-              </w:rPr>
-              <w:t>&lt;&lt;applicant&gt;&gt;</w:t>
-            </w:r>
-          </w:p>
-        </w:tc>
-      </w:tr>
-      <w:tr>
-        <w:trPr>
-          <w:trHeight w:val="317"/>
-          <w:jc w:val="center"/>
-        </w:trPr>
-        <w:tc>
-          <w:tcPr>
-            <w:tcW w:w="1966" w:type="dxa"/>
-          </w:tcPr>
-          <w:p>
-            <w:pPr>
-              <w:rPr>
-                <w:b/>
-                <w:sz w:val="24"/>
-                <w:szCs w:val="24"/>
-              </w:rPr>
-            </w:pPr>
-            <w:r>
-              <w:rPr>
-                <w:b/>
-                <w:sz w:val="24"/>
-                <w:szCs w:val="24"/>
-              </w:rPr>
-              <w:t>Prefix</w:t>
-            </w:r>
-          </w:p>
-        </w:tc>
-        <w:tc>
-          <w:tcPr>
-            <w:tcW w:w="2178" w:type="dxa"/>
-            <w:gridSpan w:val="3"/>
-          </w:tcPr>
-          <w:p>
-            <w:pPr>
-              <w:rPr>
-                <w:b/>
-                <w:sz w:val="24"/>
-                <w:szCs w:val="24"/>
-              </w:rPr>
-            </w:pPr>
-            <w:r>
-              <w:rPr>
-                <w:b/>
-                <w:szCs w:val="24"/>
-              </w:rPr>
-              <w:t>Given Name</w:t>
-            </w:r>
-          </w:p>
-        </w:tc>
-        <w:tc>
-          <w:tcPr>
-            <w:tcW w:w="2178" w:type="dxa"/>
-            <w:gridSpan w:val="3"/>
-          </w:tcPr>
-          <w:p>
-            <w:pPr>
-              <w:rPr>
-                <w:b/>
-                <w:sz w:val="24"/>
-                <w:szCs w:val="24"/>
-              </w:rPr>
-            </w:pPr>
-            <w:r>
-              <w:rPr>
-                <w:b/>
-                <w:szCs w:val="24"/>
-              </w:rPr>
-              <w:t>Middle Name</w:t>
-            </w:r>
-          </w:p>
-        </w:tc>
-        <w:tc>
-          <w:tcPr>
-            <w:tcW w:w="2178" w:type="dxa"/>
-            <w:gridSpan w:val="3"/>
-          </w:tcPr>
-          <w:p>
-            <w:pPr>
-              <w:rPr>
-                <w:b/>
-                <w:szCs w:val="24"/>
-              </w:rPr>
-            </w:pPr>
-            <w:r>
-              <w:rPr>
-                <w:b/>
-                <w:szCs w:val="24"/>
-              </w:rPr>
-              <w:t>Family Name</w:t>
-            </w:r>
-          </w:p>
-        </w:tc>
-        <w:tc>
-          <w:tcPr>
-            <w:tcW w:w="2316" w:type="dxa"/>
-          </w:tcPr>
-          <w:p>
-            <w:pPr>
-              <w:rPr>
-                <w:b/>
-                <w:sz w:val="24"/>
-                <w:szCs w:val="24"/>
-              </w:rPr>
-            </w:pPr>
-            <w:r>
-              <w:rPr>
-                <w:b/>
-                <w:szCs w:val="24"/>
-              </w:rPr>
-              <w:t>Suffix</w:t>
-            </w:r>
-          </w:p>
-        </w:tc>
-      </w:tr>
-      <w:tr>
-        <w:trPr>
-          <w:trHeight w:val="317"/>
-          <w:jc w:val="center"/>
-        </w:trPr>
-        <w:tc>
-          <w:tcPr>
-            <w:tcW w:w="1966" w:type="dxa"/>
-          </w:tcPr>
-          <w:p>
-            <w:pPr>
-              <w:rPr>
-                <w:b/>
-                <w:szCs w:val="24"/>
-              </w:rPr>
-            </w:pPr>
-          </w:p>
-        </w:tc>
-        <w:tc>
-          <w:tcPr>
-            <w:tcW w:w="2178" w:type="dxa"/>
-            <w:gridSpan w:val="3"/>
-          </w:tcPr>
-          <w:p>
-            <w:pPr>
-              <w:rPr>
-                <w:b/>
-                <w:szCs w:val="24"/>
-              </w:rPr>
-            </w:pPr>
-          </w:p>
-        </w:tc>
-        <w:tc>
-          <w:tcPr>
-            <w:tcW w:w="2178" w:type="dxa"/>
-            <w:gridSpan w:val="3"/>
-          </w:tcPr>
-          <w:p>
-            <w:pPr>
-              <w:rPr>
-                <w:b/>
-                <w:szCs w:val="24"/>
-              </w:rPr>
-            </w:pPr>
-          </w:p>
-        </w:tc>
-        <w:tc>
-          <w:tcPr>
-            <w:tcW w:w="2178" w:type="dxa"/>
-            <w:gridSpan w:val="3"/>
-          </w:tcPr>
-          <w:p>
-            <w:pPr>
-              <w:rPr>
-                <w:b/>
-                <w:szCs w:val="24"/>
-              </w:rPr>
-            </w:pPr>
-          </w:p>
-        </w:tc>
-        <w:tc>
-          <w:tcPr>
-            <w:tcW w:w="2316" w:type="dxa"/>
-          </w:tcPr>
-          <w:p>
-            <w:pPr>
-              <w:rPr>
-                <w:b/>
-                <w:szCs w:val="24"/>
-              </w:rPr>
-            </w:pPr>
-          </w:p>
-        </w:tc>
-      </w:tr>
-      <w:tr>
-        <w:trPr>
-          <w:trHeight w:val="360"/>
-          <w:jc w:val="center"/>
-        </w:trPr>
-        <w:tc>
-          <w:tcPr>
-            <w:tcW w:w="10816" w:type="dxa"/>
-            <w:gridSpan w:val="11"/>
-            <w:vAlign w:val="center"/>
-          </w:tcPr>
-          <w:p>
-            <w:r>
-              <w:rPr>
-                <w:rFonts w:eastAsia="Arial" w:cstheme="minorHAnsi"/>
-                <w:b/>
-                <w:bCs/>
-                <w:color w:val="010101"/>
-                <w:sz w:val="24"/>
-                <w:szCs w:val="24"/>
-              </w:rPr>
-              <w:t>Mailing</w:t>
-            </w:r>
-            <w:r>
-              <w:rPr>
-                <w:rFonts w:eastAsia="Arial" w:cstheme="minorHAnsi"/>
-                <w:b/>
-                <w:bCs/>
-                <w:color w:val="010101"/>
-                <w:spacing w:val="18"/>
-                <w:sz w:val="24"/>
-                <w:szCs w:val="24"/>
-              </w:rPr>
-              <w:t xml:space="preserve"> </w:t>
-            </w:r>
-            <w:r>
-              <w:rPr>
-                <w:rFonts w:eastAsia="Arial" w:cstheme="minorHAnsi"/>
-                <w:b/>
-                <w:bCs/>
-                <w:color w:val="010101"/>
-                <w:sz w:val="24"/>
-                <w:szCs w:val="24"/>
-              </w:rPr>
-              <w:t>Address</w:t>
-            </w:r>
-            <w:r>
-              <w:rPr>
-                <w:rFonts w:eastAsia="Arial" w:cstheme="minorHAnsi"/>
-                <w:b/>
-                <w:bCs/>
-                <w:color w:val="010101"/>
-                <w:spacing w:val="43"/>
-                <w:sz w:val="24"/>
-                <w:szCs w:val="24"/>
-              </w:rPr>
-              <w:t xml:space="preserve"> </w:t>
-            </w:r>
-            <w:r>
-              <w:rPr>
-                <w:rFonts w:eastAsia="Arial" w:cstheme="minorHAnsi"/>
-                <w:b/>
-                <w:bCs/>
-                <w:color w:val="010101"/>
-                <w:w w:val="105"/>
-                <w:sz w:val="24"/>
-                <w:szCs w:val="24"/>
-              </w:rPr>
-              <w:t>Information:</w:t>
-            </w:r>
-          </w:p>
-        </w:tc>
-      </w:tr>
-      <w:tr>
-        <w:trPr>
-          <w:trHeight w:val="360"/>
-          <w:jc w:val="center"/>
-        </w:trPr>
-        <w:tc>
-          <w:tcPr>
-            <w:tcW w:w="2254" w:type="dxa"/>
-            <w:gridSpan w:val="2"/>
-            <w:vAlign w:val="center"/>
-          </w:tcPr>
-          <w:p>
-            <w:pPr>
-              <w:rPr>
-                <w:b/>
-              </w:rPr>
-            </w:pPr>
-            <w:r>
-              <w:rPr>
-                <w:b/>
-              </w:rPr>
-              <w:t>Address 1</w:t>
-            </w:r>
-          </w:p>
-        </w:tc>
-        <w:tc>
-          <w:tcPr>
-            <w:tcW w:w="8562" w:type="dxa"/>
-            <w:gridSpan w:val="9"/>
-            <w:vAlign w:val="center"/>
-          </w:tcPr>
-          <w:p>
-            <w:r>
-              <w:rPr>
-                <w:strike/>
-              </w:rPr>
-              <w:t>&lt;&lt;PreviousapplicantStreet1&gt;&gt;</w:t>
-            </w:r>
-            <w:r>
-              <w:t xml:space="preserve">  </w:t>
-            </w:r>
-            <w:r>
-              <w:rPr>
-                <w:u w:val="single"/>
-              </w:rPr>
-              <w:t>&lt;&lt;applicantStreet1&gt;&gt;</w:t>
-            </w:r>
-          </w:p>
-        </w:tc>
-      </w:tr>
-      <w:tr>
-        <w:trPr>
-          <w:trHeight w:val="360"/>
-          <w:jc w:val="center"/>
-        </w:trPr>
-        <w:tc>
-          <w:tcPr>
-            <w:tcW w:w="2254" w:type="dxa"/>
-            <w:gridSpan w:val="2"/>
-            <w:vAlign w:val="center"/>
-          </w:tcPr>
-          <w:p>
-            <w:pPr>
-              <w:rPr>
-                <w:b/>
-              </w:rPr>
-            </w:pPr>
-            <w:r>
-              <w:rPr>
-                <w:b/>
-              </w:rPr>
-              <w:t>Address 2</w:t>
-            </w:r>
-          </w:p>
-        </w:tc>
-        <w:tc>
-          <w:tcPr>
-            <w:tcW w:w="8562" w:type="dxa"/>
-            <w:gridSpan w:val="9"/>
-            <w:vAlign w:val="center"/>
-          </w:tcPr>
-          <w:p>
-            <w:r>
-              <w:rPr>
-                <w:strike/>
-              </w:rPr>
-              <w:t>&lt;&lt;</w:t>
-            </w:r>
-            <w:r>
-              <w:rPr>
-                <w:strike/>
-              </w:rPr>
-              <w:t>Previous</w:t>
-            </w:r>
-            <w:r>
-              <w:rPr>
-                <w:strike/>
-              </w:rPr>
-              <w:t>applicantStreet2&gt;&gt;</w:t>
-            </w:r>
-            <w:r>
-              <w:t xml:space="preserve">  </w:t>
-            </w:r>
-            <w:r>
-              <w:rPr>
-                <w:u w:val="single"/>
-              </w:rPr>
-              <w:t>&lt;&lt;applicantStreet2&gt;&gt;</w:t>
-            </w:r>
-          </w:p>
-        </w:tc>
-      </w:tr>
-      <w:tr>
-        <w:trPr>
-          <w:trHeight w:val="360"/>
-          <w:jc w:val="center"/>
-        </w:trPr>
-        <w:tc>
-          <w:tcPr>
-            <w:tcW w:w="2254" w:type="dxa"/>
-            <w:gridSpan w:val="2"/>
-            <w:shd w:val="clear" w:color="auto" w:fill="auto"/>
-            <w:vAlign w:val="center"/>
-          </w:tcPr>
-          <w:p>
-            <w:pPr>
-              <w:rPr>
-                <w:b/>
-              </w:rPr>
-            </w:pPr>
-            <w:r>
-              <w:rPr>
-                <w:b/>
-              </w:rPr>
-              <w:t>City</w:t>
-            </w:r>
-          </w:p>
-        </w:tc>
-        <w:tc>
-          <w:tcPr>
-            <w:tcW w:w="3114" w:type="dxa"/>
-            <w:gridSpan w:val="4"/>
-            <w:shd w:val="clear" w:color="auto" w:fill="auto"/>
-            <w:vAlign w:val="center"/>
-          </w:tcPr>
-          <w:p>
-            <w:r>
-              <w:rPr>
-                <w:strike/>
-              </w:rPr>
-              <w:t>&lt;&lt;</w:t>
-            </w:r>
-            <w:r>
-              <w:rPr>
-                <w:strike/>
-              </w:rPr>
-              <w:t>Previous</w:t>
-            </w:r>
-            <w:r>
-              <w:rPr>
-                <w:strike/>
-              </w:rPr>
-              <w:t>applicantCity&gt;&gt;</w:t>
-            </w:r>
-            <w:r>
-              <w:t xml:space="preserve"> </w:t>
-            </w:r>
-            <w:r>
-              <w:rPr>
-                <w:u w:val="single"/>
-              </w:rPr>
-              <w:t>&lt;&lt;applicantCity&gt;&gt;</w:t>
-            </w:r>
-          </w:p>
-        </w:tc>
-        <w:tc>
-          <w:tcPr>
-            <w:tcW w:w="2160" w:type="dxa"/>
-            <w:gridSpan w:val="2"/>
-            <w:shd w:val="clear" w:color="auto" w:fill="auto"/>
-            <w:vAlign w:val="center"/>
-          </w:tcPr>
-          <w:p>
-            <w:pPr>
-              <w:rPr>
-                <w:b/>
-              </w:rPr>
-            </w:pPr>
-            <w:r>
-              <w:rPr>
-                <w:b/>
-              </w:rPr>
-              <w:t>State/Province</w:t>
-            </w:r>
-          </w:p>
-        </w:tc>
-        <w:tc>
-          <w:tcPr>
-            <w:tcW w:w="3288" w:type="dxa"/>
-            <w:gridSpan w:val="3"/>
-            <w:shd w:val="clear" w:color="auto" w:fill="auto"/>
-            <w:vAlign w:val="center"/>
-          </w:tcPr>
-          <w:p>
-            <w:r>
-              <w:rPr>
-                <w:strike/>
-              </w:rPr>
-              <w:t>&lt;&lt;</w:t>
-            </w:r>
-            <w:r>
-              <w:rPr>
-                <w:strike/>
-              </w:rPr>
-              <w:t>Previous</w:t>
-            </w:r>
-            <w:r>
-              <w:rPr>
-                <w:strike/>
-              </w:rPr>
-              <w:t>applicantState&gt;&gt;</w:t>
-            </w:r>
-            <w:r>
-              <w:t xml:space="preserve">  </w:t>
-            </w:r>
-            <w:r>
-              <w:rPr>
-                <w:u w:val="single"/>
-              </w:rPr>
-              <w:t>&lt;&lt;applicantState&gt;&gt;</w:t>
-            </w:r>
-          </w:p>
-        </w:tc>
-      </w:tr>
-      <w:tr>
-        <w:trPr>
-          <w:trHeight w:val="360"/>
-          <w:jc w:val="center"/>
-        </w:trPr>
-        <w:tc>
-          <w:tcPr>
-            <w:tcW w:w="2254" w:type="dxa"/>
-            <w:gridSpan w:val="2"/>
-            <w:vAlign w:val="center"/>
-          </w:tcPr>
-          <w:p>
-            <w:pPr>
-              <w:rPr>
-                <w:b/>
-              </w:rPr>
-            </w:pPr>
-            <w:r>
-              <w:rPr>
-                <w:b/>
-              </w:rPr>
-              <w:t>Country</w:t>
-            </w:r>
-          </w:p>
-        </w:tc>
-        <w:tc>
-          <w:tcPr>
-            <w:tcW w:w="3114" w:type="dxa"/>
-            <w:gridSpan w:val="4"/>
-            <w:vAlign w:val="center"/>
-          </w:tcPr>
-          <w:p>
-            <w:r>
-              <w:rPr>
-                <w:strike/>
-              </w:rPr>
-              <w:t>&lt;&lt;</w:t>
-            </w:r>
-            <w:r>
-              <w:rPr>
-                <w:strike/>
-              </w:rPr>
-              <w:t>Previous</w:t>
-            </w:r>
-            <w:r>
-              <w:rPr>
-                <w:strike/>
-              </w:rPr>
-              <w:t>applicantCountry&gt;&gt;</w:t>
-            </w:r>
-            <w:r>
-              <w:t xml:space="preserve"> </w:t>
-            </w:r>
-            <w:r>
-              <w:rPr>
-                <w:u w:val="single"/>
-              </w:rPr>
-              <w:t>&lt;&lt;applicantCountry&gt;&gt;</w:t>
-            </w:r>
-          </w:p>
-        </w:tc>
-        <w:tc>
-          <w:tcPr>
-            <w:tcW w:w="2160" w:type="dxa"/>
-            <w:gridSpan w:val="2"/>
-            <w:vAlign w:val="center"/>
-          </w:tcPr>
-          <w:p>
-            <w:pPr>
-              <w:rPr>
-                <w:b/>
-              </w:rPr>
-            </w:pPr>
-            <w:r>
-              <w:rPr>
-                <w:b/>
-              </w:rPr>
-              <w:t>Postal Code</w:t>
-            </w:r>
-          </w:p>
-        </w:tc>
-        <w:tc>
-          <w:tcPr>
-            <w:tcW w:w="3288" w:type="dxa"/>
-            <w:gridSpan w:val="3"/>
-            <w:vAlign w:val="center"/>
-          </w:tcPr>
-          <w:p>
-            <w:r>
-              <w:rPr>
-                <w:strike/>
-              </w:rPr>
-              <w:t>&lt;&lt;</w:t>
-            </w:r>
-            <w:r>
-              <w:rPr>
-                <w:strike/>
-              </w:rPr>
-              <w:t>Previous</w:t>
-            </w:r>
-            <w:r>
-              <w:rPr>
-                <w:strike/>
-              </w:rPr>
-              <w:t>applicantZip&gt;&gt;</w:t>
-            </w:r>
-            <w:r>
-              <w:t xml:space="preserve">  </w:t>
-            </w:r>
-            <w:r>
-              <w:rPr>
-                <w:u w:val="single"/>
-              </w:rPr>
-              <w:t>&lt;&lt;applicantZip&gt;&gt;</w:t>
-            </w:r>
-          </w:p>
-        </w:tc>
-      </w:tr>
-      <w:tr>
-        <w:trPr>
-          <w:trHeight w:val="360"/>
-          <w:jc w:val="center"/>
-        </w:trPr>
-        <w:tc>
-          <w:tcPr>
-            <w:tcW w:w="2254" w:type="dxa"/>
-            <w:gridSpan w:val="2"/>
-            <w:vAlign w:val="center"/>
-          </w:tcPr>
-          <w:p>
-            <w:r>
-              <w:t>Phone Number</w:t>
-            </w:r>
-          </w:p>
-        </w:tc>
-        <w:tc>
-          <w:tcPr>
-            <w:tcW w:w="3114" w:type="dxa"/>
-            <w:gridSpan w:val="4"/>
-            <w:vAlign w:val="center"/>
-          </w:tcPr>
-          <w:p/>
-        </w:tc>
-        <w:tc>
-          <w:tcPr>
-            <w:tcW w:w="2160" w:type="dxa"/>
-            <w:gridSpan w:val="2"/>
-            <w:vAlign w:val="center"/>
-          </w:tcPr>
-          <w:p/>
-        </w:tc>
-        <w:tc>
-          <w:tcPr>
-            <w:tcW w:w="3288" w:type="dxa"/>
-            <w:gridSpan w:val="3"/>
-            <w:vAlign w:val="center"/>
-          </w:tcPr>
-          <w:p/>
-        </w:tc>
-      </w:tr>
-      <w:tr>
-        <w:trPr>
-          <w:trHeight w:val="360"/>
-          <w:jc w:val="center"/>
-        </w:trPr>
-        <w:tc>
-          <w:tcPr>
-            <w:tcW w:w="2254" w:type="dxa"/>
-            <w:gridSpan w:val="2"/>
-            <w:vAlign w:val="center"/>
-          </w:tcPr>
-          <w:p>
-            <w:r>
-              <w:t>Email Address</w:t>
-            </w:r>
-          </w:p>
-        </w:tc>
-        <w:tc>
-          <w:tcPr>
-            <w:tcW w:w="3114" w:type="dxa"/>
-            <w:gridSpan w:val="4"/>
-            <w:vAlign w:val="center"/>
-          </w:tcPr>
-          <w:p/>
-        </w:tc>
-        <w:tc>
-          <w:tcPr>
-            <w:tcW w:w="2160" w:type="dxa"/>
-            <w:gridSpan w:val="2"/>
-            <w:vAlign w:val="center"/>
-          </w:tcPr>
-          <w:p/>
-        </w:tc>
-        <w:tc>
-          <w:tcPr>
-            <w:tcW w:w="3288" w:type="dxa"/>
-            <w:gridSpan w:val="3"/>
-            <w:vAlign w:val="center"/>
-          </w:tcPr>
-          <w:p/>
-        </w:tc>
-      </w:tr>
-      <w:bookmarkEnd w:id="2"/>
-    </w:tbl>
-    <w:p>
-      <w:pPr>
-        <w:spacing w:after="0" w:line="120" w:lineRule="auto"/>
-      </w:pPr>
-    </w:p>
-    <w:p>
-      <w:pPr>
-        <w:widowControl/>
-        <w:rPr>
-          <w:b/>
-          <w:sz w:val="28"/>
-          <w:szCs w:val="28"/>
-        </w:rPr>
-      </w:pPr>
-      <w:r>
-        <w:rPr>
-          <w:b/>
-          <w:sz w:val="28"/>
-          <w:szCs w:val="28"/>
-        </w:rPr>
-        <w:br w:type="page"/>
-      </w:r>
-    </w:p>
-    <w:p>
-      <w:pPr>
-        <w:spacing w:after="0" w:line="240" w:lineRule="auto"/>
-        <w:ind w:left="144"/>
-        <w:rPr>
-          <w:rFonts w:cstheme="minorHAnsi"/>
-          <w:b/>
-          <w:sz w:val="28"/>
-          <w:szCs w:val="28"/>
-        </w:rPr>
-      </w:pPr>
-      <w:r>
-        <w:rPr>
-          <w:b/>
-          <w:sz w:val="28"/>
-          <w:szCs w:val="28"/>
-        </w:rPr>
-        <w:t xml:space="preserve">Assignee Information including </w:t>
-      </w:r>
-      <w:r>
-        <w:rPr>
-          <w:b/>
-          <w:sz w:val="28"/>
-          <w:szCs w:val="28"/>
-        </w:rPr>
-        <w:t xml:space="preserve">Non-Applicant </w:t>
-      </w:r>
-      <w:r>
-        <w:rPr>
-          <w:b/>
-          <w:sz w:val="28"/>
-          <w:szCs w:val="28"/>
-        </w:rPr>
-        <w:t>Assignee</w:t>
-      </w:r>
-      <w:r>
-        <w:rPr>
-          <w:b/>
-          <w:sz w:val="28"/>
-          <w:szCs w:val="28"/>
-        </w:rPr>
-        <w:t xml:space="preserve"> Information:</w:t>
-      </w:r>
-    </w:p>
-    <w:tbl>
-      <w:tblPr>
-        <w:tblW w:w="0" w:type="auto"/>
-        <w:tblInd w:w="93" w:type="dxa"/>
-        <w:tblLayout w:type="fixed"/>
-        <w:tblCellMar>
-          <w:left w:w="0" w:type="dxa"/>
-          <w:right w:w="0" w:type="dxa"/>
-        </w:tblCellMar>
-        <w:tblLook w:val="01E0" w:firstRow="1" w:lastRow="1" w:firstColumn="1" w:lastColumn="1" w:noHBand="0" w:noVBand="0"/>
-      </w:tblPr>
-      <w:tblGrid>
-        <w:gridCol w:w="2164"/>
-        <w:gridCol w:w="2164"/>
-        <w:gridCol w:w="1272"/>
-        <w:gridCol w:w="888"/>
-        <w:gridCol w:w="1078"/>
-        <w:gridCol w:w="1082"/>
-        <w:gridCol w:w="2242"/>
-      </w:tblGrid>
-      <w:tr>
-        <w:trPr>
-          <w:trHeight w:hRule="exact" w:val="571"/>
-        </w:trPr>
-        <w:tc>
-          <w:tcPr>
-            <w:tcW w:w="10890" w:type="dxa"/>
-            <w:gridSpan w:val="7"/>
-            <w:tcBorders>
-              <w:top w:val="single" w:sz="2" w:space="0" w:color="000000"/>
-              <w:left w:val="single" w:sz="2" w:space="0" w:color="000000"/>
-              <w:bottom w:val="single" w:sz="2" w:space="0" w:color="000000"/>
-              <w:right w:val="single" w:sz="2" w:space="0" w:color="000000"/>
-            </w:tcBorders>
-          </w:tcPr>
-          <w:p>
-            <w:pPr>
-              <w:spacing w:before="45" w:after="0" w:line="240" w:lineRule="auto"/>
-              <w:ind w:left="144" w:right="144"/>
-              <w:rPr>
-                <w:rFonts w:eastAsia="Arial" w:cstheme="minorHAnsi"/>
-                <w:b/>
-                <w:color w:val="010101"/>
-                <w:w w:val="106"/>
-              </w:rPr>
-            </w:pPr>
-            <w:r>
-              <w:rPr>
-                <w:rFonts w:cstheme="minorHAnsi"/>
-                <w:b/>
-                <w:sz w:val="20"/>
-                <w:szCs w:val="20"/>
-              </w:rPr>
-              <w:t>Providing assignment information in this section does not substitute for compliance with any requirement of part 3 of Title 37 of CFR to have an assignment recorded by the Office.</w:t>
-            </w:r>
-          </w:p>
-        </w:tc>
-      </w:tr>
-      <w:tr>
-        <w:trPr>
-          <w:trHeight w:hRule="exact" w:val="544"/>
-        </w:trPr>
-        <w:tc>
-          <w:tcPr>
-            <w:tcW w:w="10890" w:type="dxa"/>
-            <w:gridSpan w:val="7"/>
-            <w:tcBorders>
-              <w:top w:val="single" w:sz="2" w:space="0" w:color="000000"/>
-              <w:left w:val="single" w:sz="2" w:space="0" w:color="000000"/>
-              <w:bottom w:val="single" w:sz="2" w:space="0" w:color="000000"/>
-              <w:right w:val="single" w:sz="2" w:space="0" w:color="000000"/>
-            </w:tcBorders>
-            <w:vAlign w:val="center"/>
-          </w:tcPr>
-          <w:p>
-            <w:pPr>
-              <w:spacing w:after="0" w:line="240" w:lineRule="auto"/>
-              <w:ind w:left="144" w:right="-14"/>
-              <w:rPr>
-                <w:rFonts w:eastAsia="Arial" w:cstheme="minorHAnsi"/>
-                <w:color w:val="010101"/>
-                <w:w w:val="106"/>
-              </w:rPr>
-            </w:pPr>
-            <w:r>
-              <w:rPr>
-                <w:b/>
-              </w:rPr>
-              <w:t>&lt;&lt;assigneeCnt&gt;&gt;</w:t>
-            </w:r>
-            <w:r>
-              <w:t xml:space="preserve">  </w:t>
-            </w:r>
-            <w:r>
-              <w:t>&lt;&lt;assignee&gt;&gt;</w:t>
-            </w:r>
-          </w:p>
-        </w:tc>
-      </w:tr>
-      <w:tr>
-        <w:trPr>
-          <w:trHeight w:hRule="exact" w:val="934"/>
-        </w:trPr>
-        <w:tc>
-          <w:tcPr>
-            <w:tcW w:w="10890" w:type="dxa"/>
-            <w:gridSpan w:val="7"/>
-            <w:tcBorders>
-              <w:top w:val="single" w:sz="2" w:space="0" w:color="000000"/>
-              <w:left w:val="single" w:sz="2" w:space="0" w:color="000000"/>
-              <w:bottom w:val="single" w:sz="2" w:space="0" w:color="000000"/>
-              <w:right w:val="single" w:sz="2" w:space="0" w:color="000000"/>
-            </w:tcBorders>
-            <w:vAlign w:val="center"/>
-          </w:tcPr>
-          <w:p>
-            <w:pPr>
-              <w:widowControl/>
-              <w:autoSpaceDE w:val="0"/>
-              <w:autoSpaceDN w:val="0"/>
-              <w:adjustRightInd w:val="0"/>
-              <w:spacing w:after="0" w:line="174" w:lineRule="exact"/>
-              <w:ind w:left="40" w:right="-20"/>
-              <w:rPr>
-                <w:rFonts w:cs="Arial"/>
-                <w:color w:val="010101"/>
-                <w:sz w:val="20"/>
-                <w:szCs w:val="20"/>
-              </w:rPr>
-            </w:pPr>
-          </w:p>
-          <w:p>
-            <w:pPr>
-              <w:widowControl/>
-              <w:autoSpaceDE w:val="0"/>
-              <w:autoSpaceDN w:val="0"/>
-              <w:adjustRightInd w:val="0"/>
-              <w:spacing w:after="0" w:line="174" w:lineRule="exact"/>
-              <w:ind w:left="40" w:right="-20"/>
-              <w:rPr>
-                <w:rFonts w:cs="Arial"/>
-                <w:b/>
-                <w:color w:val="000000"/>
-                <w:sz w:val="20"/>
-                <w:szCs w:val="20"/>
-              </w:rPr>
-            </w:pPr>
-            <w:r>
-              <w:rPr>
-                <w:rFonts w:cs="Arial"/>
-                <w:b/>
-                <w:color w:val="010101"/>
-                <w:sz w:val="20"/>
-                <w:szCs w:val="20"/>
-              </w:rPr>
-              <w:t>Complete</w:t>
-            </w:r>
-            <w:r>
-              <w:rPr>
-                <w:rFonts w:cs="Arial"/>
-                <w:b/>
-                <w:color w:val="010101"/>
-                <w:spacing w:val="44"/>
-                <w:sz w:val="20"/>
-                <w:szCs w:val="20"/>
-              </w:rPr>
-              <w:t xml:space="preserve"> </w:t>
-            </w:r>
-            <w:r>
-              <w:rPr>
-                <w:rFonts w:cs="Arial"/>
-                <w:b/>
-                <w:color w:val="010101"/>
-                <w:sz w:val="20"/>
-                <w:szCs w:val="20"/>
-              </w:rPr>
-              <w:t>this</w:t>
-            </w:r>
-            <w:r>
-              <w:rPr>
-                <w:rFonts w:cs="Arial"/>
-                <w:b/>
-                <w:color w:val="010101"/>
-                <w:spacing w:val="13"/>
-                <w:sz w:val="20"/>
-                <w:szCs w:val="20"/>
-              </w:rPr>
-              <w:t xml:space="preserve"> </w:t>
-            </w:r>
-            <w:r>
-              <w:rPr>
-                <w:rFonts w:cs="Arial"/>
-                <w:b/>
-                <w:color w:val="010101"/>
-                <w:sz w:val="20"/>
-                <w:szCs w:val="20"/>
-              </w:rPr>
-              <w:t>section</w:t>
-            </w:r>
-            <w:r>
-              <w:rPr>
-                <w:rFonts w:cs="Arial"/>
-                <w:b/>
-                <w:color w:val="010101"/>
-                <w:spacing w:val="34"/>
-                <w:sz w:val="20"/>
-                <w:szCs w:val="20"/>
-              </w:rPr>
-              <w:t xml:space="preserve"> </w:t>
-            </w:r>
-            <w:r>
-              <w:rPr>
-                <w:rFonts w:cs="Arial"/>
-                <w:b/>
-                <w:color w:val="010101"/>
-                <w:sz w:val="20"/>
-                <w:szCs w:val="20"/>
-              </w:rPr>
-              <w:t>if</w:t>
-            </w:r>
-            <w:r>
-              <w:rPr>
-                <w:rFonts w:cs="Arial"/>
-                <w:b/>
-                <w:color w:val="010101"/>
-                <w:spacing w:val="2"/>
-                <w:sz w:val="20"/>
-                <w:szCs w:val="20"/>
-              </w:rPr>
-              <w:t xml:space="preserve"> </w:t>
-            </w:r>
-            <w:r>
-              <w:rPr>
-                <w:rFonts w:cs="Arial"/>
-                <w:b/>
-                <w:color w:val="010101"/>
-                <w:sz w:val="20"/>
-                <w:szCs w:val="20"/>
-              </w:rPr>
-              <w:t>assignee</w:t>
-            </w:r>
-            <w:r>
-              <w:rPr>
-                <w:rFonts w:cs="Arial"/>
-                <w:b/>
-                <w:color w:val="010101"/>
-                <w:spacing w:val="46"/>
-                <w:sz w:val="20"/>
-                <w:szCs w:val="20"/>
-              </w:rPr>
-              <w:t xml:space="preserve"> </w:t>
-            </w:r>
-            <w:r>
-              <w:rPr>
-                <w:rFonts w:cs="Arial"/>
-                <w:b/>
-                <w:color w:val="010101"/>
-                <w:sz w:val="20"/>
-                <w:szCs w:val="20"/>
-              </w:rPr>
-              <w:t>information, including</w:t>
-            </w:r>
-            <w:r>
-              <w:rPr>
-                <w:rFonts w:cs="Arial"/>
-                <w:b/>
-                <w:color w:val="010101"/>
-                <w:spacing w:val="2"/>
-                <w:sz w:val="20"/>
-                <w:szCs w:val="20"/>
-              </w:rPr>
-              <w:t xml:space="preserve"> </w:t>
-            </w:r>
-            <w:r>
-              <w:rPr>
-                <w:rFonts w:cs="Arial"/>
-                <w:b/>
-                <w:color w:val="010101"/>
-                <w:w w:val="105"/>
-                <w:sz w:val="20"/>
-                <w:szCs w:val="20"/>
-              </w:rPr>
-              <w:t>non-applicant</w:t>
-            </w:r>
-            <w:r>
-              <w:rPr>
-                <w:rFonts w:cs="Arial"/>
-                <w:b/>
-                <w:color w:val="010101"/>
-                <w:spacing w:val="8"/>
-                <w:w w:val="105"/>
-                <w:sz w:val="20"/>
-                <w:szCs w:val="20"/>
-              </w:rPr>
-              <w:t xml:space="preserve"> </w:t>
-            </w:r>
-            <w:r>
-              <w:rPr>
-                <w:rFonts w:cs="Arial"/>
-                <w:b/>
-                <w:color w:val="010101"/>
-                <w:sz w:val="20"/>
-                <w:szCs w:val="20"/>
-              </w:rPr>
-              <w:t>assignee</w:t>
-            </w:r>
-            <w:r>
-              <w:rPr>
-                <w:rFonts w:cs="Arial"/>
-                <w:b/>
-                <w:color w:val="010101"/>
-                <w:spacing w:val="46"/>
-                <w:sz w:val="20"/>
-                <w:szCs w:val="20"/>
-              </w:rPr>
-              <w:t xml:space="preserve"> </w:t>
-            </w:r>
-            <w:r>
-              <w:rPr>
-                <w:rFonts w:cs="Arial"/>
-                <w:b/>
-                <w:color w:val="010101"/>
-                <w:sz w:val="20"/>
-                <w:szCs w:val="20"/>
-              </w:rPr>
-              <w:t>information,</w:t>
-            </w:r>
-            <w:r>
-              <w:rPr>
-                <w:rFonts w:cs="Arial"/>
-                <w:b/>
-                <w:color w:val="010101"/>
-                <w:spacing w:val="27"/>
-                <w:sz w:val="20"/>
-                <w:szCs w:val="20"/>
-              </w:rPr>
-              <w:t xml:space="preserve"> </w:t>
-            </w:r>
-            <w:r>
-              <w:rPr>
-                <w:rFonts w:cs="Arial"/>
-                <w:b/>
-                <w:color w:val="010101"/>
-                <w:sz w:val="20"/>
-                <w:szCs w:val="20"/>
-              </w:rPr>
-              <w:t>is</w:t>
-            </w:r>
-            <w:r>
-              <w:rPr>
-                <w:rFonts w:cs="Arial"/>
-                <w:b/>
-                <w:color w:val="010101"/>
-                <w:spacing w:val="11"/>
-                <w:sz w:val="20"/>
-                <w:szCs w:val="20"/>
-              </w:rPr>
-              <w:t xml:space="preserve"> </w:t>
-            </w:r>
-            <w:r>
-              <w:rPr>
-                <w:rFonts w:cs="Arial"/>
-                <w:b/>
-                <w:color w:val="010101"/>
-                <w:sz w:val="20"/>
-                <w:szCs w:val="20"/>
-              </w:rPr>
-              <w:t>desired</w:t>
-            </w:r>
-            <w:r>
-              <w:rPr>
-                <w:rFonts w:cs="Arial"/>
-                <w:b/>
-                <w:color w:val="010101"/>
-                <w:spacing w:val="32"/>
-                <w:sz w:val="20"/>
-                <w:szCs w:val="20"/>
-              </w:rPr>
-              <w:t xml:space="preserve"> </w:t>
-            </w:r>
-            <w:r>
-              <w:rPr>
-                <w:rFonts w:cs="Arial"/>
-                <w:b/>
-                <w:color w:val="010101"/>
-                <w:sz w:val="20"/>
-                <w:szCs w:val="20"/>
-              </w:rPr>
-              <w:t>to</w:t>
-            </w:r>
-            <w:r>
-              <w:rPr>
-                <w:rFonts w:cs="Arial"/>
-                <w:b/>
-                <w:color w:val="010101"/>
-                <w:spacing w:val="18"/>
-                <w:sz w:val="20"/>
-                <w:szCs w:val="20"/>
-              </w:rPr>
-              <w:t xml:space="preserve"> </w:t>
-            </w:r>
-            <w:r>
-              <w:rPr>
-                <w:rFonts w:cs="Arial"/>
-                <w:b/>
-                <w:color w:val="010101"/>
-                <w:sz w:val="20"/>
-                <w:szCs w:val="20"/>
-              </w:rPr>
-              <w:t>be</w:t>
-            </w:r>
-            <w:r>
-              <w:rPr>
-                <w:rFonts w:cs="Arial"/>
-                <w:b/>
-                <w:color w:val="010101"/>
-                <w:spacing w:val="24"/>
-                <w:sz w:val="20"/>
-                <w:szCs w:val="20"/>
-              </w:rPr>
-              <w:t xml:space="preserve"> </w:t>
-            </w:r>
-            <w:r>
-              <w:rPr>
-                <w:rFonts w:cs="Arial"/>
-                <w:b/>
-                <w:color w:val="010101"/>
-                <w:sz w:val="20"/>
-                <w:szCs w:val="20"/>
-              </w:rPr>
-              <w:t>included</w:t>
-            </w:r>
-            <w:r>
-              <w:rPr>
-                <w:rFonts w:cs="Arial"/>
-                <w:b/>
-                <w:color w:val="010101"/>
-                <w:spacing w:val="30"/>
-                <w:sz w:val="20"/>
-                <w:szCs w:val="20"/>
-              </w:rPr>
-              <w:t xml:space="preserve"> </w:t>
-            </w:r>
-            <w:r>
-              <w:rPr>
-                <w:rFonts w:cs="Arial"/>
-                <w:b/>
-                <w:color w:val="010101"/>
-                <w:sz w:val="20"/>
-                <w:szCs w:val="20"/>
-              </w:rPr>
-              <w:t>on</w:t>
-            </w:r>
-            <w:r>
-              <w:rPr>
-                <w:rFonts w:cs="Arial"/>
-                <w:b/>
-                <w:color w:val="010101"/>
-                <w:spacing w:val="12"/>
-                <w:sz w:val="20"/>
-                <w:szCs w:val="20"/>
-              </w:rPr>
-              <w:t xml:space="preserve"> </w:t>
-            </w:r>
-            <w:r>
-              <w:rPr>
-                <w:rFonts w:cs="Arial"/>
-                <w:b/>
-                <w:color w:val="010101"/>
-                <w:sz w:val="20"/>
-                <w:szCs w:val="20"/>
-              </w:rPr>
-              <w:t>the</w:t>
-            </w:r>
-            <w:r>
-              <w:rPr>
-                <w:rFonts w:cs="Arial"/>
-                <w:b/>
-                <w:color w:val="010101"/>
-                <w:spacing w:val="22"/>
-                <w:sz w:val="20"/>
-                <w:szCs w:val="20"/>
-              </w:rPr>
-              <w:t xml:space="preserve"> </w:t>
-            </w:r>
-            <w:r>
-              <w:rPr>
-                <w:rFonts w:cs="Arial"/>
-                <w:b/>
-                <w:color w:val="010101"/>
-                <w:w w:val="106"/>
-                <w:sz w:val="20"/>
-                <w:szCs w:val="20"/>
-              </w:rPr>
-              <w:t>patent</w:t>
-            </w:r>
-            <w:r>
-              <w:rPr>
-                <w:rFonts w:cs="Arial"/>
-                <w:b/>
-                <w:color w:val="000000"/>
-                <w:sz w:val="20"/>
-                <w:szCs w:val="20"/>
-              </w:rPr>
-              <w:t xml:space="preserve"> </w:t>
-            </w:r>
-            <w:r>
-              <w:rPr>
-                <w:rFonts w:cs="Arial"/>
-                <w:b/>
-                <w:color w:val="010101"/>
-                <w:sz w:val="20"/>
-                <w:szCs w:val="20"/>
-              </w:rPr>
-              <w:t>application publication</w:t>
-            </w:r>
-            <w:r>
-              <w:rPr>
-                <w:rFonts w:cs="Arial"/>
-                <w:b/>
-                <w:color w:val="010101"/>
-                <w:w w:val="126"/>
-                <w:sz w:val="20"/>
-                <w:szCs w:val="20"/>
-              </w:rPr>
-              <w:t>.</w:t>
-            </w:r>
-            <w:r>
-              <w:rPr>
-                <w:rFonts w:cs="Arial"/>
-                <w:b/>
-                <w:color w:val="010101"/>
-                <w:spacing w:val="-3"/>
-                <w:w w:val="126"/>
-                <w:sz w:val="20"/>
-                <w:szCs w:val="20"/>
-              </w:rPr>
-              <w:t xml:space="preserve"> </w:t>
-            </w:r>
-            <w:r>
-              <w:rPr>
-                <w:rFonts w:cs="Arial"/>
-                <w:b/>
-                <w:color w:val="010101"/>
-                <w:sz w:val="20"/>
-                <w:szCs w:val="20"/>
-              </w:rPr>
-              <w:t>An</w:t>
-            </w:r>
-            <w:r>
-              <w:rPr>
-                <w:rFonts w:cs="Arial"/>
-                <w:b/>
-                <w:color w:val="010101"/>
-                <w:spacing w:val="-6"/>
-                <w:sz w:val="20"/>
-                <w:szCs w:val="20"/>
-              </w:rPr>
-              <w:t xml:space="preserve"> </w:t>
-            </w:r>
-            <w:r>
-              <w:rPr>
-                <w:rFonts w:cs="Arial"/>
-                <w:b/>
-                <w:color w:val="010101"/>
-                <w:w w:val="106"/>
-                <w:sz w:val="20"/>
-                <w:szCs w:val="20"/>
-              </w:rPr>
-              <w:t>assignee-applicant</w:t>
-            </w:r>
-            <w:r>
-              <w:rPr>
-                <w:rFonts w:cs="Arial"/>
-                <w:b/>
-                <w:color w:val="010101"/>
-                <w:spacing w:val="15"/>
-                <w:w w:val="106"/>
-                <w:sz w:val="20"/>
-                <w:szCs w:val="20"/>
-              </w:rPr>
-              <w:t xml:space="preserve"> </w:t>
-            </w:r>
-            <w:r>
-              <w:rPr>
-                <w:rFonts w:cs="Arial"/>
-                <w:b/>
-                <w:color w:val="010101"/>
-                <w:sz w:val="20"/>
-                <w:szCs w:val="20"/>
-              </w:rPr>
-              <w:t>identified</w:t>
-            </w:r>
-            <w:r>
-              <w:rPr>
-                <w:rFonts w:cs="Arial"/>
-                <w:b/>
-                <w:color w:val="010101"/>
-                <w:spacing w:val="27"/>
-                <w:sz w:val="20"/>
-                <w:szCs w:val="20"/>
-              </w:rPr>
-              <w:t xml:space="preserve"> </w:t>
-            </w:r>
-            <w:r>
-              <w:rPr>
-                <w:rFonts w:cs="Arial"/>
-                <w:b/>
-                <w:color w:val="010101"/>
-                <w:sz w:val="20"/>
-                <w:szCs w:val="20"/>
-              </w:rPr>
-              <w:t>in</w:t>
-            </w:r>
-            <w:r>
-              <w:rPr>
-                <w:rFonts w:cs="Arial"/>
-                <w:b/>
-                <w:color w:val="010101"/>
-                <w:spacing w:val="2"/>
-                <w:sz w:val="20"/>
-                <w:szCs w:val="20"/>
-              </w:rPr>
-              <w:t xml:space="preserve"> </w:t>
-            </w:r>
-            <w:r>
-              <w:rPr>
-                <w:rFonts w:cs="Arial"/>
-                <w:b/>
-                <w:color w:val="010101"/>
-                <w:sz w:val="20"/>
-                <w:szCs w:val="20"/>
-              </w:rPr>
-              <w:t>the</w:t>
-            </w:r>
-            <w:r>
-              <w:rPr>
-                <w:rFonts w:cs="Arial"/>
-                <w:b/>
-                <w:color w:val="010101"/>
-                <w:sz w:val="20"/>
-                <w:szCs w:val="20"/>
-              </w:rPr>
-              <w:t xml:space="preserve"> </w:t>
-            </w:r>
-            <w:r>
-              <w:rPr>
-                <w:rFonts w:cs="Arial"/>
-                <w:b/>
-                <w:color w:val="010101"/>
-                <w:sz w:val="20"/>
-                <w:szCs w:val="20"/>
-              </w:rPr>
-              <w:t>"Applicant</w:t>
-            </w:r>
-            <w:r>
-              <w:rPr>
-                <w:rFonts w:cs="Arial"/>
-                <w:b/>
-                <w:color w:val="010101"/>
-                <w:spacing w:val="46"/>
-                <w:sz w:val="20"/>
-                <w:szCs w:val="20"/>
-              </w:rPr>
-              <w:t xml:space="preserve"> </w:t>
-            </w:r>
-            <w:r>
-              <w:rPr>
-                <w:rFonts w:cs="Arial"/>
-                <w:b/>
-                <w:color w:val="010101"/>
-                <w:sz w:val="20"/>
-                <w:szCs w:val="20"/>
-              </w:rPr>
-              <w:t>Information"</w:t>
-            </w:r>
-            <w:r>
-              <w:rPr>
-                <w:rFonts w:cs="Arial"/>
-                <w:b/>
-                <w:color w:val="010101"/>
-                <w:spacing w:val="34"/>
-                <w:sz w:val="20"/>
-                <w:szCs w:val="20"/>
-              </w:rPr>
-              <w:t xml:space="preserve"> </w:t>
-            </w:r>
-            <w:r>
-              <w:rPr>
-                <w:rFonts w:cs="Arial"/>
-                <w:b/>
-                <w:color w:val="010101"/>
-                <w:sz w:val="20"/>
-                <w:szCs w:val="20"/>
-              </w:rPr>
-              <w:t>section</w:t>
-            </w:r>
-            <w:r>
-              <w:rPr>
-                <w:rFonts w:cs="Arial"/>
-                <w:b/>
-                <w:color w:val="010101"/>
-                <w:spacing w:val="37"/>
-                <w:sz w:val="20"/>
-                <w:szCs w:val="20"/>
-              </w:rPr>
-              <w:t xml:space="preserve"> </w:t>
-            </w:r>
-            <w:r>
-              <w:rPr>
-                <w:rFonts w:cs="Arial"/>
-                <w:b/>
-                <w:color w:val="010101"/>
-                <w:sz w:val="20"/>
-                <w:szCs w:val="20"/>
-              </w:rPr>
-              <w:t>will</w:t>
-            </w:r>
-            <w:r>
-              <w:rPr>
-                <w:rFonts w:cs="Arial"/>
-                <w:b/>
-                <w:color w:val="010101"/>
-                <w:spacing w:val="3"/>
-                <w:sz w:val="20"/>
-                <w:szCs w:val="20"/>
-              </w:rPr>
-              <w:t xml:space="preserve"> </w:t>
-            </w:r>
-            <w:r>
-              <w:rPr>
-                <w:rFonts w:cs="Arial"/>
-                <w:b/>
-                <w:color w:val="010101"/>
-                <w:sz w:val="20"/>
-                <w:szCs w:val="20"/>
-              </w:rPr>
-              <w:t>appear</w:t>
-            </w:r>
-            <w:r>
-              <w:rPr>
-                <w:rFonts w:cs="Arial"/>
-                <w:b/>
-                <w:color w:val="010101"/>
-                <w:spacing w:val="45"/>
-                <w:sz w:val="20"/>
-                <w:szCs w:val="20"/>
-              </w:rPr>
-              <w:t xml:space="preserve"> </w:t>
-            </w:r>
-            <w:r>
-              <w:rPr>
-                <w:rFonts w:cs="Arial"/>
-                <w:b/>
-                <w:color w:val="010101"/>
-                <w:sz w:val="20"/>
-                <w:szCs w:val="20"/>
-              </w:rPr>
-              <w:t>on</w:t>
-            </w:r>
-            <w:r>
-              <w:rPr>
-                <w:rFonts w:cs="Arial"/>
-                <w:b/>
-                <w:color w:val="010101"/>
-                <w:spacing w:val="9"/>
-                <w:sz w:val="20"/>
-                <w:szCs w:val="20"/>
-              </w:rPr>
-              <w:t xml:space="preserve"> </w:t>
-            </w:r>
-            <w:r>
-              <w:rPr>
-                <w:rFonts w:cs="Arial"/>
-                <w:b/>
-                <w:color w:val="010101"/>
-                <w:sz w:val="20"/>
-                <w:szCs w:val="20"/>
-              </w:rPr>
-              <w:t>the</w:t>
-            </w:r>
-            <w:r>
-              <w:rPr>
-                <w:rFonts w:cs="Arial"/>
-                <w:b/>
-                <w:color w:val="010101"/>
-                <w:spacing w:val="8"/>
-                <w:sz w:val="20"/>
-                <w:szCs w:val="20"/>
-              </w:rPr>
-              <w:t xml:space="preserve"> </w:t>
-            </w:r>
-            <w:r>
-              <w:rPr>
-                <w:rFonts w:cs="Arial"/>
-                <w:b/>
-                <w:color w:val="010101"/>
-                <w:sz w:val="20"/>
-                <w:szCs w:val="20"/>
-              </w:rPr>
-              <w:t>patent</w:t>
-            </w:r>
-            <w:r>
-              <w:rPr>
-                <w:rFonts w:cs="Arial"/>
-                <w:b/>
-                <w:color w:val="010101"/>
-                <w:spacing w:val="28"/>
-                <w:sz w:val="20"/>
-                <w:szCs w:val="20"/>
-              </w:rPr>
-              <w:t xml:space="preserve"> </w:t>
-            </w:r>
-            <w:r>
-              <w:rPr>
-                <w:rFonts w:cs="Arial"/>
-                <w:b/>
-                <w:color w:val="010101"/>
-                <w:w w:val="106"/>
-                <w:sz w:val="20"/>
-                <w:szCs w:val="20"/>
-              </w:rPr>
-              <w:t xml:space="preserve">application </w:t>
-            </w:r>
-            <w:r>
-              <w:rPr>
-                <w:rFonts w:cs="Arial"/>
-                <w:b/>
-                <w:color w:val="010101"/>
-                <w:sz w:val="20"/>
-                <w:szCs w:val="20"/>
-              </w:rPr>
-              <w:t>publication</w:t>
-            </w:r>
-            <w:r>
-              <w:rPr>
-                <w:rFonts w:cs="Arial"/>
-                <w:b/>
-                <w:color w:val="010101"/>
-                <w:spacing w:val="34"/>
-                <w:sz w:val="20"/>
-                <w:szCs w:val="20"/>
-              </w:rPr>
-              <w:t xml:space="preserve"> </w:t>
-            </w:r>
-            <w:r>
-              <w:rPr>
-                <w:rFonts w:cs="Arial"/>
-                <w:b/>
-                <w:color w:val="010101"/>
-                <w:sz w:val="20"/>
-                <w:szCs w:val="20"/>
-              </w:rPr>
-              <w:t>as</w:t>
-            </w:r>
-            <w:r>
-              <w:rPr>
-                <w:rFonts w:cs="Arial"/>
-                <w:b/>
-                <w:color w:val="010101"/>
-                <w:spacing w:val="18"/>
-                <w:sz w:val="20"/>
-                <w:szCs w:val="20"/>
-              </w:rPr>
-              <w:t xml:space="preserve"> </w:t>
-            </w:r>
-            <w:r>
-              <w:rPr>
-                <w:rFonts w:cs="Arial"/>
-                <w:b/>
-                <w:color w:val="010101"/>
-                <w:sz w:val="20"/>
-                <w:szCs w:val="20"/>
-              </w:rPr>
-              <w:t>an</w:t>
-            </w:r>
-            <w:r>
-              <w:rPr>
-                <w:rFonts w:cs="Arial"/>
-                <w:b/>
-                <w:color w:val="010101"/>
-                <w:spacing w:val="23"/>
-                <w:sz w:val="20"/>
-                <w:szCs w:val="20"/>
-              </w:rPr>
-              <w:t xml:space="preserve"> </w:t>
-            </w:r>
-            <w:r>
-              <w:rPr>
-                <w:rFonts w:cs="Arial"/>
-                <w:b/>
-                <w:color w:val="010101"/>
-                <w:sz w:val="20"/>
-                <w:szCs w:val="20"/>
-              </w:rPr>
-              <w:t>applicant.</w:t>
-            </w:r>
-            <w:r>
-              <w:rPr>
-                <w:rFonts w:cs="Arial"/>
-                <w:b/>
-                <w:color w:val="010101"/>
-                <w:spacing w:val="32"/>
-                <w:sz w:val="20"/>
-                <w:szCs w:val="20"/>
-              </w:rPr>
-              <w:t xml:space="preserve"> </w:t>
-            </w:r>
-            <w:r>
-              <w:rPr>
-                <w:rFonts w:cs="Arial"/>
-                <w:b/>
-                <w:color w:val="010101"/>
-                <w:sz w:val="20"/>
-                <w:szCs w:val="20"/>
-              </w:rPr>
-              <w:t>For</w:t>
-            </w:r>
-            <w:r>
-              <w:rPr>
-                <w:rFonts w:cs="Arial"/>
-                <w:b/>
-                <w:color w:val="010101"/>
-                <w:spacing w:val="24"/>
-                <w:sz w:val="20"/>
-                <w:szCs w:val="20"/>
-              </w:rPr>
-              <w:t xml:space="preserve"> </w:t>
-            </w:r>
-            <w:r>
-              <w:rPr>
-                <w:rFonts w:cs="Arial"/>
-                <w:b/>
-                <w:color w:val="010101"/>
-                <w:sz w:val="20"/>
-                <w:szCs w:val="20"/>
-              </w:rPr>
-              <w:t>an</w:t>
-            </w:r>
-            <w:r>
-              <w:rPr>
-                <w:rFonts w:cs="Arial"/>
-                <w:b/>
-                <w:color w:val="010101"/>
-                <w:spacing w:val="6"/>
-                <w:sz w:val="20"/>
-                <w:szCs w:val="20"/>
-              </w:rPr>
-              <w:t xml:space="preserve"> </w:t>
-            </w:r>
-            <w:r>
-              <w:rPr>
-                <w:rFonts w:cs="Arial"/>
-                <w:b/>
-                <w:color w:val="010101"/>
-                <w:w w:val="105"/>
-                <w:sz w:val="20"/>
-                <w:szCs w:val="20"/>
-              </w:rPr>
-              <w:t>assignee-applicant,</w:t>
-            </w:r>
-            <w:r>
-              <w:rPr>
-                <w:rFonts w:cs="Arial"/>
-                <w:b/>
-                <w:color w:val="010101"/>
-                <w:spacing w:val="7"/>
-                <w:w w:val="105"/>
-                <w:sz w:val="20"/>
-                <w:szCs w:val="20"/>
-              </w:rPr>
-              <w:t xml:space="preserve"> </w:t>
-            </w:r>
-            <w:r>
-              <w:rPr>
-                <w:rFonts w:cs="Arial"/>
-                <w:b/>
-                <w:color w:val="010101"/>
-                <w:sz w:val="20"/>
-                <w:szCs w:val="20"/>
-              </w:rPr>
-              <w:t>complete</w:t>
-            </w:r>
-            <w:r>
-              <w:rPr>
-                <w:rFonts w:cs="Arial"/>
-                <w:b/>
-                <w:color w:val="010101"/>
-                <w:spacing w:val="41"/>
-                <w:sz w:val="20"/>
-                <w:szCs w:val="20"/>
-              </w:rPr>
-              <w:t xml:space="preserve"> </w:t>
-            </w:r>
-            <w:r>
-              <w:rPr>
-                <w:rFonts w:cs="Arial"/>
-                <w:b/>
-                <w:color w:val="010101"/>
-                <w:sz w:val="20"/>
-                <w:szCs w:val="20"/>
-              </w:rPr>
-              <w:t>this</w:t>
-            </w:r>
-            <w:r>
-              <w:rPr>
-                <w:rFonts w:cs="Arial"/>
-                <w:b/>
-                <w:color w:val="010101"/>
-                <w:spacing w:val="16"/>
-                <w:sz w:val="20"/>
-                <w:szCs w:val="20"/>
-              </w:rPr>
-              <w:t xml:space="preserve"> </w:t>
-            </w:r>
-            <w:r>
-              <w:rPr>
-                <w:rFonts w:cs="Arial"/>
-                <w:b/>
-                <w:color w:val="010101"/>
-                <w:sz w:val="20"/>
-                <w:szCs w:val="20"/>
-              </w:rPr>
-              <w:t>section</w:t>
-            </w:r>
-            <w:r>
-              <w:rPr>
-                <w:rFonts w:cs="Arial"/>
-                <w:b/>
-                <w:color w:val="010101"/>
-                <w:spacing w:val="31"/>
-                <w:sz w:val="20"/>
-                <w:szCs w:val="20"/>
-              </w:rPr>
-              <w:t xml:space="preserve"> </w:t>
-            </w:r>
-            <w:r>
-              <w:rPr>
-                <w:rFonts w:cs="Arial"/>
-                <w:b/>
-                <w:color w:val="010101"/>
-                <w:sz w:val="20"/>
-                <w:szCs w:val="20"/>
-              </w:rPr>
-              <w:t>only</w:t>
-            </w:r>
-            <w:r>
-              <w:rPr>
-                <w:rFonts w:cs="Arial"/>
-                <w:b/>
-                <w:color w:val="010101"/>
-                <w:spacing w:val="25"/>
-                <w:sz w:val="20"/>
-                <w:szCs w:val="20"/>
-              </w:rPr>
-              <w:t xml:space="preserve"> </w:t>
-            </w:r>
-            <w:r>
-              <w:rPr>
-                <w:rFonts w:cs="Arial"/>
-                <w:b/>
-                <w:color w:val="010101"/>
-                <w:sz w:val="20"/>
-                <w:szCs w:val="20"/>
-              </w:rPr>
-              <w:t>if</w:t>
-            </w:r>
-            <w:r>
-              <w:rPr>
-                <w:rFonts w:cs="Arial"/>
-                <w:b/>
-                <w:color w:val="010101"/>
-                <w:spacing w:val="12"/>
-                <w:sz w:val="20"/>
-                <w:szCs w:val="20"/>
-              </w:rPr>
-              <w:t xml:space="preserve"> </w:t>
-            </w:r>
-            <w:r>
-              <w:rPr>
-                <w:rFonts w:cs="Arial"/>
-                <w:b/>
-                <w:color w:val="010101"/>
-                <w:sz w:val="20"/>
-                <w:szCs w:val="20"/>
-              </w:rPr>
-              <w:t>identification as</w:t>
-            </w:r>
-            <w:r>
-              <w:rPr>
-                <w:rFonts w:cs="Arial"/>
-                <w:b/>
-                <w:color w:val="010101"/>
-                <w:spacing w:val="4"/>
-                <w:sz w:val="20"/>
-                <w:szCs w:val="20"/>
-              </w:rPr>
-              <w:t xml:space="preserve"> </w:t>
-            </w:r>
-            <w:r>
-              <w:rPr>
-                <w:rFonts w:cs="Arial"/>
-                <w:b/>
-                <w:color w:val="010101"/>
-                <w:sz w:val="20"/>
-                <w:szCs w:val="20"/>
-              </w:rPr>
-              <w:t>an</w:t>
-            </w:r>
-            <w:r>
-              <w:rPr>
-                <w:rFonts w:cs="Arial"/>
-                <w:b/>
-                <w:color w:val="010101"/>
-                <w:spacing w:val="23"/>
-                <w:sz w:val="20"/>
-                <w:szCs w:val="20"/>
-              </w:rPr>
-              <w:t xml:space="preserve"> </w:t>
-            </w:r>
-            <w:r>
-              <w:rPr>
-                <w:rFonts w:cs="Arial"/>
-                <w:b/>
-                <w:color w:val="010101"/>
-                <w:sz w:val="20"/>
-                <w:szCs w:val="20"/>
-              </w:rPr>
-              <w:t>assignee</w:t>
-            </w:r>
-            <w:r>
-              <w:rPr>
-                <w:rFonts w:cs="Arial"/>
-                <w:b/>
-                <w:color w:val="010101"/>
-                <w:spacing w:val="46"/>
-                <w:sz w:val="20"/>
-                <w:szCs w:val="20"/>
-              </w:rPr>
-              <w:t xml:space="preserve"> </w:t>
-            </w:r>
-            <w:r>
-              <w:rPr>
-                <w:rFonts w:cs="Arial"/>
-                <w:b/>
-                <w:color w:val="010101"/>
-                <w:sz w:val="20"/>
-                <w:szCs w:val="20"/>
-              </w:rPr>
-              <w:t>is</w:t>
-            </w:r>
-            <w:r>
-              <w:rPr>
-                <w:rFonts w:cs="Arial"/>
-                <w:b/>
-                <w:color w:val="010101"/>
-                <w:spacing w:val="8"/>
-                <w:sz w:val="20"/>
-                <w:szCs w:val="20"/>
-              </w:rPr>
-              <w:t xml:space="preserve"> </w:t>
-            </w:r>
-            <w:r>
-              <w:rPr>
-                <w:rFonts w:cs="Arial"/>
-                <w:b/>
-                <w:color w:val="010101"/>
-                <w:sz w:val="20"/>
-                <w:szCs w:val="20"/>
-              </w:rPr>
-              <w:t>also</w:t>
-            </w:r>
-            <w:r>
-              <w:rPr>
-                <w:rFonts w:cs="Arial"/>
-                <w:b/>
-                <w:color w:val="010101"/>
-                <w:spacing w:val="16"/>
-                <w:sz w:val="20"/>
-                <w:szCs w:val="20"/>
-              </w:rPr>
-              <w:t xml:space="preserve"> </w:t>
-            </w:r>
-            <w:r>
-              <w:rPr>
-                <w:rFonts w:cs="Arial"/>
-                <w:b/>
-                <w:color w:val="010101"/>
-                <w:sz w:val="20"/>
-                <w:szCs w:val="20"/>
-              </w:rPr>
-              <w:t>desired</w:t>
-            </w:r>
-            <w:r>
-              <w:rPr>
-                <w:rFonts w:cs="Arial"/>
-                <w:b/>
-                <w:color w:val="010101"/>
-                <w:spacing w:val="29"/>
-                <w:sz w:val="20"/>
-                <w:szCs w:val="20"/>
-              </w:rPr>
-              <w:t xml:space="preserve"> </w:t>
-            </w:r>
-            <w:r>
-              <w:rPr>
-                <w:rFonts w:cs="Arial"/>
-                <w:b/>
-                <w:color w:val="010101"/>
-                <w:sz w:val="20"/>
-                <w:szCs w:val="20"/>
-              </w:rPr>
-              <w:t>on</w:t>
-            </w:r>
-            <w:r>
-              <w:rPr>
-                <w:rFonts w:cs="Arial"/>
-                <w:b/>
-                <w:color w:val="010101"/>
-                <w:spacing w:val="12"/>
-                <w:sz w:val="20"/>
-                <w:szCs w:val="20"/>
-              </w:rPr>
-              <w:t xml:space="preserve"> </w:t>
-            </w:r>
-            <w:r>
-              <w:rPr>
-                <w:rFonts w:cs="Arial"/>
-                <w:b/>
-                <w:color w:val="010101"/>
-                <w:w w:val="110"/>
-                <w:sz w:val="20"/>
-                <w:szCs w:val="20"/>
-              </w:rPr>
-              <w:t>the</w:t>
-            </w:r>
-            <w:r>
-              <w:rPr>
-                <w:rFonts w:cs="Arial"/>
-                <w:b/>
-                <w:color w:val="000000"/>
-                <w:sz w:val="20"/>
-                <w:szCs w:val="20"/>
-              </w:rPr>
-              <w:t xml:space="preserve"> </w:t>
-            </w:r>
-            <w:r>
-              <w:rPr>
-                <w:rFonts w:cs="Arial"/>
-                <w:b/>
-                <w:color w:val="010101"/>
-                <w:sz w:val="20"/>
-                <w:szCs w:val="20"/>
-              </w:rPr>
-              <w:t>patent</w:t>
-            </w:r>
-            <w:r>
-              <w:rPr>
-                <w:rFonts w:cs="Arial"/>
-                <w:b/>
-                <w:color w:val="010101"/>
-                <w:spacing w:val="15"/>
-                <w:sz w:val="20"/>
-                <w:szCs w:val="20"/>
-              </w:rPr>
-              <w:t xml:space="preserve"> </w:t>
-            </w:r>
-            <w:r>
-              <w:rPr>
-                <w:rFonts w:cs="Arial"/>
-                <w:b/>
-                <w:color w:val="010101"/>
-                <w:sz w:val="20"/>
-                <w:szCs w:val="20"/>
-              </w:rPr>
-              <w:t xml:space="preserve">application </w:t>
-            </w:r>
-            <w:r>
-              <w:rPr>
-                <w:rFonts w:cs="Arial"/>
-                <w:b/>
-                <w:color w:val="010101"/>
-                <w:w w:val="104"/>
-                <w:sz w:val="20"/>
-                <w:szCs w:val="20"/>
-              </w:rPr>
-              <w:t>publication.</w:t>
-            </w:r>
-          </w:p>
-          <w:p>
-            <w:pPr>
-              <w:ind w:left="144" w:right="-144"/>
-              <w:rPr>
-                <w:rFonts w:cstheme="minorHAnsi"/>
-                <w:b/>
-              </w:rPr>
-            </w:pPr>
-          </w:p>
-        </w:tc>
-      </w:tr>
-      <w:tr>
-        <w:trPr>
-          <w:trHeight w:hRule="exact" w:val="421"/>
-        </w:trPr>
-        <w:tc>
-          <w:tcPr>
-            <w:tcW w:w="10890" w:type="dxa"/>
-            <w:gridSpan w:val="7"/>
-            <w:tcBorders>
-              <w:top w:val="single" w:sz="2" w:space="0" w:color="000000"/>
-              <w:left w:val="single" w:sz="2" w:space="0" w:color="000000"/>
-              <w:bottom w:val="single" w:sz="2" w:space="0" w:color="000000"/>
-              <w:right w:val="single" w:sz="2" w:space="0" w:color="000000"/>
-            </w:tcBorders>
-            <w:vAlign w:val="center"/>
-          </w:tcPr>
-          <w:p>
-            <w:pPr>
-              <w:ind w:left="144" w:right="-144"/>
-              <w:rPr>
-                <w:rFonts w:cstheme="minorHAnsi"/>
-                <w:b/>
-              </w:rPr>
-            </w:pPr>
-            <w:r>
-              <w:rPr>
-                <w:rFonts w:cstheme="minorHAnsi"/>
-                <w:b/>
-              </w:rPr>
-              <w:t xml:space="preserve">If the Assignee </w:t>
-            </w:r>
-            <w:r>
-              <w:rPr>
-                <w:rFonts w:cstheme="minorHAnsi"/>
-                <w:b/>
-              </w:rPr>
-              <w:t xml:space="preserve">or Non-Applicant Assignee </w:t>
-            </w:r>
-            <w:r>
-              <w:rPr>
-                <w:rFonts w:cstheme="minorHAnsi"/>
-                <w:b/>
-              </w:rPr>
-              <w:t xml:space="preserve">is an Organization check here.  </w:t>
-            </w:r>
-            <w:sdt>
-              <w:sdtPr>
-                <w:rPr>
-                  <w:rFonts w:cstheme="minorHAnsi"/>
-                  <w:b/>
-                  <w:sz w:val="24"/>
-                  <w:szCs w:val="24"/>
-                </w:rPr>
-                <w:id w:val="652109729"/>
-                <w14:checkbox>
-                  <w14:checked w14:val="0"/>
-                  <w14:checkedState w14:val="2612" w14:font="MS Gothic"/>
-                  <w14:uncheckedState w14:val="2610" w14:font="MS Gothic"/>
-                </w14:checkbox>
-              </w:sdtPr>
-              <w:sdtEndPr/>
-              <w:sdtContent>
-                <w:r>
-                  <w:rPr>
-                    <w:rFonts w:ascii="MS Gothic" w:eastAsia="MS Gothic" w:hAnsi="MS Gothic" w:cstheme="minorHAnsi" w:hint="eastAsia"/>
-                    <w:b/>
-                    <w:sz w:val="24"/>
-                    <w:szCs w:val="24"/>
-                  </w:rPr>
-                  <w:t>☐</w:t>
-                </w:r>
-              </w:sdtContent>
-            </w:sdt>
-          </w:p>
-        </w:tc>
-      </w:tr>
-      <w:tr>
-        <w:trPr>
-          <w:trHeight w:hRule="exact" w:val="421"/>
-        </w:trPr>
-        <w:tc>
-          <w:tcPr>
-            <w:tcW w:w="2164" w:type="dxa"/>
-            <w:tcBorders>
-              <w:top w:val="single" w:sz="2" w:space="0" w:color="000000"/>
-              <w:left w:val="single" w:sz="2" w:space="0" w:color="000000"/>
-              <w:bottom w:val="single" w:sz="2" w:space="0" w:color="000000"/>
-              <w:right w:val="single" w:sz="2" w:space="0" w:color="000000"/>
-            </w:tcBorders>
-            <w:vAlign w:val="bottom"/>
-          </w:tcPr>
-          <w:p>
-            <w:pPr>
-              <w:spacing w:after="0" w:line="240" w:lineRule="auto"/>
-              <w:jc w:val="center"/>
-              <w:rPr>
-                <w:rFonts w:eastAsia="Arial" w:cstheme="minorHAnsi"/>
-                <w:b/>
-              </w:rPr>
-            </w:pPr>
-            <w:r>
-              <w:rPr>
-                <w:rFonts w:eastAsia="Arial" w:cstheme="minorHAnsi"/>
-                <w:b/>
-                <w:color w:val="010101"/>
-                <w:w w:val="103"/>
-              </w:rPr>
-              <w:t>Prefix</w:t>
-            </w:r>
-          </w:p>
-        </w:tc>
-        <w:tc>
-          <w:tcPr>
-            <w:tcW w:w="2164" w:type="dxa"/>
-            <w:tcBorders>
-              <w:top w:val="single" w:sz="2" w:space="0" w:color="000000"/>
-              <w:left w:val="single" w:sz="2" w:space="0" w:color="000000"/>
-              <w:bottom w:val="single" w:sz="2" w:space="0" w:color="000000"/>
-              <w:right w:val="single" w:sz="2" w:space="0" w:color="000000"/>
-            </w:tcBorders>
-            <w:vAlign w:val="bottom"/>
-          </w:tcPr>
-          <w:p>
-            <w:pPr>
-              <w:spacing w:after="0" w:line="240" w:lineRule="auto"/>
-              <w:jc w:val="center"/>
-              <w:rPr>
-                <w:rFonts w:eastAsia="Arial" w:cstheme="minorHAnsi"/>
-                <w:b/>
-              </w:rPr>
-            </w:pPr>
-            <w:r>
-              <w:rPr>
-                <w:rFonts w:eastAsia="Arial" w:cstheme="minorHAnsi"/>
-                <w:b/>
-                <w:bCs/>
-                <w:color w:val="010101"/>
-              </w:rPr>
-              <w:t>Given</w:t>
-            </w:r>
-            <w:r>
-              <w:rPr>
-                <w:rFonts w:eastAsia="Arial" w:cstheme="minorHAnsi"/>
-                <w:b/>
-                <w:bCs/>
-                <w:color w:val="010101"/>
-                <w:spacing w:val="31"/>
-              </w:rPr>
-              <w:t xml:space="preserve"> </w:t>
-            </w:r>
-            <w:r>
-              <w:rPr>
-                <w:rFonts w:eastAsia="Arial" w:cstheme="minorHAnsi"/>
-                <w:b/>
-                <w:bCs/>
-                <w:color w:val="010101"/>
-                <w:w w:val="107"/>
-              </w:rPr>
-              <w:t>Name</w:t>
-            </w:r>
-          </w:p>
-        </w:tc>
-        <w:tc>
-          <w:tcPr>
-            <w:tcW w:w="2160" w:type="dxa"/>
-            <w:gridSpan w:val="2"/>
-            <w:tcBorders>
-              <w:top w:val="single" w:sz="2" w:space="0" w:color="000000"/>
-              <w:left w:val="single" w:sz="2" w:space="0" w:color="000000"/>
-              <w:bottom w:val="single" w:sz="2" w:space="0" w:color="000000"/>
-              <w:right w:val="single" w:sz="2" w:space="0" w:color="000000"/>
-            </w:tcBorders>
-            <w:vAlign w:val="bottom"/>
-          </w:tcPr>
-          <w:p>
-            <w:pPr>
-              <w:spacing w:after="0" w:line="240" w:lineRule="auto"/>
-              <w:jc w:val="center"/>
-              <w:rPr>
-                <w:rFonts w:eastAsia="Arial" w:cstheme="minorHAnsi"/>
-                <w:b/>
-              </w:rPr>
-            </w:pPr>
-            <w:r>
-              <w:rPr>
-                <w:rFonts w:eastAsia="Arial" w:cstheme="minorHAnsi"/>
-                <w:b/>
-                <w:color w:val="010101"/>
-              </w:rPr>
-              <w:t>Middle</w:t>
-            </w:r>
-            <w:r>
-              <w:rPr>
-                <w:rFonts w:eastAsia="Arial" w:cstheme="minorHAnsi"/>
-                <w:b/>
-                <w:color w:val="010101"/>
-                <w:spacing w:val="38"/>
-              </w:rPr>
-              <w:t xml:space="preserve"> </w:t>
-            </w:r>
-            <w:r>
-              <w:rPr>
-                <w:rFonts w:eastAsia="Arial" w:cstheme="minorHAnsi"/>
-                <w:b/>
-                <w:color w:val="010101"/>
-                <w:w w:val="104"/>
-              </w:rPr>
-              <w:t>Name</w:t>
-            </w:r>
-          </w:p>
-        </w:tc>
-        <w:tc>
-          <w:tcPr>
-            <w:tcW w:w="2160" w:type="dxa"/>
-            <w:gridSpan w:val="2"/>
-            <w:tcBorders>
-              <w:top w:val="single" w:sz="2" w:space="0" w:color="000000"/>
-              <w:left w:val="single" w:sz="2" w:space="0" w:color="000000"/>
-              <w:bottom w:val="single" w:sz="2" w:space="0" w:color="000000"/>
-              <w:right w:val="single" w:sz="2" w:space="0" w:color="000000"/>
-            </w:tcBorders>
-            <w:vAlign w:val="bottom"/>
-          </w:tcPr>
-          <w:p>
-            <w:pPr>
-              <w:spacing w:after="0" w:line="240" w:lineRule="auto"/>
-              <w:jc w:val="center"/>
-              <w:rPr>
-                <w:rFonts w:eastAsia="Arial" w:cstheme="minorHAnsi"/>
-                <w:b/>
-              </w:rPr>
-            </w:pPr>
-            <w:r>
-              <w:rPr>
-                <w:rFonts w:eastAsia="Arial" w:cstheme="minorHAnsi"/>
-                <w:b/>
-                <w:bCs/>
-                <w:color w:val="010101"/>
-              </w:rPr>
-              <w:t>Family</w:t>
-            </w:r>
-            <w:r>
-              <w:rPr>
-                <w:rFonts w:eastAsia="Arial" w:cstheme="minorHAnsi"/>
-                <w:b/>
-                <w:bCs/>
-                <w:color w:val="010101"/>
-                <w:spacing w:val="32"/>
-              </w:rPr>
-              <w:t xml:space="preserve"> </w:t>
-            </w:r>
-            <w:r>
-              <w:rPr>
-                <w:rFonts w:eastAsia="Arial" w:cstheme="minorHAnsi"/>
-                <w:b/>
-                <w:bCs/>
-                <w:color w:val="010101"/>
-                <w:w w:val="106"/>
-              </w:rPr>
-              <w:t>Name</w:t>
-            </w:r>
-          </w:p>
-        </w:tc>
-        <w:tc>
-          <w:tcPr>
-            <w:tcW w:w="2242" w:type="dxa"/>
-            <w:tcBorders>
-              <w:top w:val="single" w:sz="2" w:space="0" w:color="000000"/>
-              <w:left w:val="single" w:sz="2" w:space="0" w:color="000000"/>
-              <w:bottom w:val="single" w:sz="2" w:space="0" w:color="000000"/>
-              <w:right w:val="single" w:sz="2" w:space="0" w:color="000000"/>
-            </w:tcBorders>
-            <w:vAlign w:val="bottom"/>
-          </w:tcPr>
-          <w:p>
-            <w:pPr>
-              <w:spacing w:after="0" w:line="240" w:lineRule="auto"/>
-              <w:jc w:val="center"/>
-              <w:rPr>
-                <w:rFonts w:eastAsia="Arial" w:cstheme="minorHAnsi"/>
-                <w:b/>
-              </w:rPr>
-            </w:pPr>
-            <w:r>
-              <w:rPr>
-                <w:rFonts w:eastAsia="Arial" w:cstheme="minorHAnsi"/>
-                <w:b/>
-                <w:color w:val="010101"/>
-                <w:w w:val="106"/>
-              </w:rPr>
-              <w:t>Suffix</w:t>
-            </w:r>
-          </w:p>
-        </w:tc>
-      </w:tr>
-      <w:tr>
-        <w:trPr>
-          <w:trHeight w:hRule="exact" w:val="421"/>
-        </w:trPr>
-        <w:tc>
-          <w:tcPr>
-            <w:tcW w:w="2164" w:type="dxa"/>
-            <w:tcBorders>
-              <w:top w:val="single" w:sz="2" w:space="0" w:color="000000"/>
-              <w:left w:val="single" w:sz="2" w:space="0" w:color="000000"/>
-              <w:bottom w:val="single" w:sz="2" w:space="0" w:color="000000"/>
-              <w:right w:val="single" w:sz="2" w:space="0" w:color="000000"/>
-            </w:tcBorders>
-          </w:tcPr>
-          <w:p>
-            <w:pPr>
-              <w:spacing w:after="0" w:line="414" w:lineRule="exact"/>
-              <w:ind w:right="-46"/>
-              <w:jc w:val="right"/>
-              <w:rPr>
-                <w:rFonts w:eastAsia="Arial" w:cstheme="minorHAnsi"/>
-                <w:sz w:val="20"/>
-                <w:szCs w:val="20"/>
-              </w:rPr>
-            </w:pPr>
-          </w:p>
-        </w:tc>
-        <w:tc>
-          <w:tcPr>
-            <w:tcW w:w="2164" w:type="dxa"/>
-            <w:tcBorders>
-              <w:top w:val="single" w:sz="2" w:space="0" w:color="000000"/>
-              <w:left w:val="single" w:sz="2" w:space="0" w:color="000000"/>
-              <w:bottom w:val="single" w:sz="2" w:space="0" w:color="000000"/>
-              <w:right w:val="single" w:sz="2" w:space="0" w:color="000000"/>
-            </w:tcBorders>
-          </w:tcPr>
-          <w:p>
-            <w:pPr>
-              <w:rPr>
-                <w:rFonts w:cstheme="minorHAnsi"/>
-                <w:sz w:val="20"/>
-                <w:szCs w:val="20"/>
-              </w:rPr>
-            </w:pPr>
-          </w:p>
-        </w:tc>
-        <w:tc>
-          <w:tcPr>
-            <w:tcW w:w="2160" w:type="dxa"/>
-            <w:gridSpan w:val="2"/>
-            <w:tcBorders>
-              <w:top w:val="single" w:sz="2" w:space="0" w:color="000000"/>
-              <w:left w:val="single" w:sz="2" w:space="0" w:color="000000"/>
-              <w:bottom w:val="single" w:sz="2" w:space="0" w:color="000000"/>
-              <w:right w:val="single" w:sz="2" w:space="0" w:color="000000"/>
-            </w:tcBorders>
-          </w:tcPr>
-          <w:p>
-            <w:pPr>
-              <w:rPr>
-                <w:rFonts w:cstheme="minorHAnsi"/>
-                <w:sz w:val="20"/>
-                <w:szCs w:val="20"/>
-              </w:rPr>
-            </w:pPr>
-          </w:p>
-        </w:tc>
-        <w:tc>
-          <w:tcPr>
-            <w:tcW w:w="2160" w:type="dxa"/>
-            <w:gridSpan w:val="2"/>
-            <w:tcBorders>
-              <w:top w:val="single" w:sz="2" w:space="0" w:color="000000"/>
-              <w:left w:val="single" w:sz="2" w:space="0" w:color="000000"/>
-              <w:bottom w:val="single" w:sz="2" w:space="0" w:color="000000"/>
-              <w:right w:val="single" w:sz="2" w:space="0" w:color="000000"/>
-            </w:tcBorders>
-          </w:tcPr>
-          <w:p>
-            <w:pPr>
-              <w:rPr>
-                <w:rFonts w:cstheme="minorHAnsi"/>
-                <w:sz w:val="20"/>
-                <w:szCs w:val="20"/>
-              </w:rPr>
-            </w:pPr>
-          </w:p>
-        </w:tc>
-        <w:tc>
-          <w:tcPr>
-            <w:tcW w:w="2242" w:type="dxa"/>
-            <w:tcBorders>
-              <w:top w:val="single" w:sz="2" w:space="0" w:color="000000"/>
-              <w:left w:val="single" w:sz="2" w:space="0" w:color="000000"/>
-              <w:bottom w:val="single" w:sz="2" w:space="0" w:color="000000"/>
-              <w:right w:val="single" w:sz="2" w:space="0" w:color="000000"/>
-            </w:tcBorders>
-          </w:tcPr>
-          <w:p>
-            <w:pPr>
-              <w:spacing w:after="0" w:line="414" w:lineRule="exact"/>
-              <w:ind w:right="-46"/>
-              <w:jc w:val="right"/>
-              <w:rPr>
-                <w:rFonts w:eastAsia="Arial" w:cstheme="minorHAnsi"/>
-                <w:sz w:val="20"/>
-                <w:szCs w:val="20"/>
-              </w:rPr>
-            </w:pPr>
-          </w:p>
-        </w:tc>
-      </w:tr>
-      <w:tr>
-        <w:trPr>
-          <w:trHeight w:hRule="exact" w:val="313"/>
-        </w:trPr>
-        <w:tc>
-          <w:tcPr>
-            <w:tcW w:w="10890" w:type="dxa"/>
-            <w:gridSpan w:val="7"/>
-            <w:tcBorders>
-              <w:top w:val="single" w:sz="2" w:space="0" w:color="000000"/>
-              <w:left w:val="single" w:sz="2" w:space="0" w:color="000000"/>
-              <w:bottom w:val="single" w:sz="2" w:space="0" w:color="000000"/>
-              <w:right w:val="single" w:sz="2" w:space="0" w:color="000000"/>
-            </w:tcBorders>
-          </w:tcPr>
-          <w:p>
-            <w:pPr>
-              <w:spacing w:before="5" w:after="0" w:line="240" w:lineRule="auto"/>
-              <w:ind w:left="151" w:right="-20"/>
-              <w:rPr>
-                <w:rFonts w:eastAsia="Arial" w:cstheme="minorHAnsi"/>
-                <w:sz w:val="24"/>
-                <w:szCs w:val="24"/>
-              </w:rPr>
-            </w:pPr>
-            <w:r>
-              <w:rPr>
-                <w:rFonts w:eastAsia="Arial" w:cstheme="minorHAnsi"/>
-                <w:b/>
-                <w:bCs/>
-                <w:color w:val="010101"/>
-                <w:sz w:val="24"/>
-                <w:szCs w:val="24"/>
-              </w:rPr>
-              <w:t>Mailing</w:t>
-            </w:r>
-            <w:r>
-              <w:rPr>
-                <w:rFonts w:eastAsia="Arial" w:cstheme="minorHAnsi"/>
-                <w:b/>
-                <w:bCs/>
-                <w:color w:val="010101"/>
-                <w:spacing w:val="18"/>
-                <w:sz w:val="24"/>
-                <w:szCs w:val="24"/>
-              </w:rPr>
-              <w:t xml:space="preserve"> </w:t>
-            </w:r>
-            <w:r>
-              <w:rPr>
-                <w:rFonts w:eastAsia="Arial" w:cstheme="minorHAnsi"/>
-                <w:b/>
-                <w:bCs/>
-                <w:color w:val="010101"/>
-                <w:sz w:val="24"/>
-                <w:szCs w:val="24"/>
-              </w:rPr>
-              <w:t>Address</w:t>
-            </w:r>
-            <w:r>
-              <w:rPr>
-                <w:rFonts w:eastAsia="Arial" w:cstheme="minorHAnsi"/>
-                <w:b/>
-                <w:bCs/>
-                <w:color w:val="010101"/>
-                <w:spacing w:val="43"/>
-                <w:sz w:val="24"/>
-                <w:szCs w:val="24"/>
-              </w:rPr>
-              <w:t xml:space="preserve"> </w:t>
-            </w:r>
-            <w:r>
-              <w:rPr>
-                <w:rFonts w:eastAsia="Arial" w:cstheme="minorHAnsi"/>
-                <w:b/>
-                <w:bCs/>
-                <w:color w:val="010101"/>
-                <w:w w:val="105"/>
-                <w:sz w:val="24"/>
-                <w:szCs w:val="24"/>
-              </w:rPr>
-              <w:t>Information</w:t>
-            </w:r>
-            <w:r>
-              <w:rPr>
-                <w:rFonts w:eastAsia="Arial" w:cstheme="minorHAnsi"/>
-                <w:b/>
-                <w:bCs/>
-                <w:color w:val="010101"/>
-                <w:w w:val="105"/>
-                <w:sz w:val="24"/>
-                <w:szCs w:val="24"/>
-              </w:rPr>
-              <w:t xml:space="preserve"> For Assignee</w:t>
-            </w:r>
-            <w:r>
-              <w:rPr>
-                <w:rFonts w:eastAsia="Arial" w:cstheme="minorHAnsi"/>
-                <w:b/>
-                <w:bCs/>
-                <w:color w:val="010101"/>
-                <w:w w:val="105"/>
-                <w:sz w:val="24"/>
-                <w:szCs w:val="24"/>
-              </w:rPr>
-              <w:t xml:space="preserve"> including Non-Applicant Assignee</w:t>
-            </w:r>
-            <w:r>
-              <w:rPr>
-                <w:rFonts w:eastAsia="Arial" w:cstheme="minorHAnsi"/>
-                <w:b/>
-                <w:bCs/>
-                <w:color w:val="010101"/>
-                <w:w w:val="105"/>
-                <w:sz w:val="24"/>
-                <w:szCs w:val="24"/>
-              </w:rPr>
-              <w:t>:</w:t>
-            </w:r>
-          </w:p>
-        </w:tc>
-      </w:tr>
-      <w:tr>
-        <w:trPr>
-          <w:trHeight w:hRule="exact" w:val="360"/>
-        </w:trPr>
-        <w:tc>
-          <w:tcPr>
-            <w:tcW w:w="2164" w:type="dxa"/>
-            <w:tcBorders>
-              <w:top w:val="single" w:sz="2" w:space="0" w:color="000000"/>
-              <w:left w:val="single" w:sz="2" w:space="0" w:color="000000"/>
-              <w:bottom w:val="single" w:sz="2" w:space="0" w:color="000000"/>
-              <w:right w:val="single" w:sz="2" w:space="0" w:color="000000"/>
-            </w:tcBorders>
-            <w:vAlign w:val="center"/>
-          </w:tcPr>
-          <w:p>
-            <w:pPr>
-              <w:spacing w:before="52" w:after="0" w:line="240" w:lineRule="auto"/>
-              <w:ind w:left="137" w:right="-20"/>
-              <w:rPr>
-                <w:rFonts w:eastAsia="Arial" w:cstheme="minorHAnsi"/>
-              </w:rPr>
-            </w:pPr>
-            <w:r>
-              <w:rPr>
-                <w:rFonts w:eastAsia="Arial" w:cstheme="minorHAnsi"/>
-                <w:b/>
-                <w:bCs/>
-                <w:color w:val="010101"/>
-              </w:rPr>
-              <w:t>Address</w:t>
-            </w:r>
-            <w:r>
-              <w:rPr>
-                <w:rFonts w:eastAsia="Arial" w:cstheme="minorHAnsi"/>
-                <w:b/>
-                <w:bCs/>
-                <w:color w:val="010101"/>
-                <w:spacing w:val="33"/>
-              </w:rPr>
-              <w:t xml:space="preserve"> </w:t>
-            </w:r>
-            <w:r>
-              <w:rPr>
-                <w:rFonts w:eastAsia="Arial" w:cstheme="minorHAnsi"/>
-                <w:b/>
-                <w:bCs/>
-                <w:color w:val="010101"/>
-                <w:w w:val="121"/>
-              </w:rPr>
-              <w:t>1</w:t>
-            </w:r>
-          </w:p>
-        </w:tc>
-        <w:tc>
-          <w:tcPr>
-            <w:tcW w:w="8726" w:type="dxa"/>
-            <w:gridSpan w:val="6"/>
-            <w:tcBorders>
-              <w:top w:val="single" w:sz="2" w:space="0" w:color="000000"/>
-              <w:left w:val="single" w:sz="2" w:space="0" w:color="000000"/>
-              <w:bottom w:val="single" w:sz="2" w:space="0" w:color="000000"/>
-              <w:right w:val="single" w:sz="2" w:space="0" w:color="000000"/>
-            </w:tcBorders>
-            <w:vAlign w:val="center"/>
-          </w:tcPr>
-          <w:p>
-            <w:pPr>
-              <w:spacing w:after="0" w:line="240" w:lineRule="auto"/>
-              <w:rPr>
-                <w:rFonts w:cstheme="minorHAnsi"/>
-              </w:rPr>
-            </w:pPr>
-            <w:r>
-              <w:rPr>
-                <w:rFonts w:cstheme="minorHAnsi"/>
-              </w:rPr>
-              <w:t xml:space="preserve"> &lt;&lt;assigneeStreet1&gt;&gt;</w:t>
-            </w:r>
-          </w:p>
-        </w:tc>
-      </w:tr>
-      <w:tr>
-        <w:trPr>
-          <w:trHeight w:hRule="exact" w:val="367"/>
-        </w:trPr>
-        <w:tc>
-          <w:tcPr>
-            <w:tcW w:w="2164" w:type="dxa"/>
-            <w:tcBorders>
-              <w:top w:val="single" w:sz="2" w:space="0" w:color="000000"/>
-              <w:left w:val="single" w:sz="2" w:space="0" w:color="000000"/>
-              <w:bottom w:val="single" w:sz="2" w:space="0" w:color="000000"/>
-              <w:right w:val="single" w:sz="2" w:space="0" w:color="000000"/>
-            </w:tcBorders>
-          </w:tcPr>
-          <w:p>
-            <w:pPr>
-              <w:spacing w:before="52" w:after="0" w:line="240" w:lineRule="auto"/>
-              <w:ind w:left="137" w:right="-20"/>
-              <w:rPr>
-                <w:rFonts w:eastAsia="Arial" w:cstheme="minorHAnsi"/>
-                <w:b/>
-              </w:rPr>
-            </w:pPr>
-            <w:r>
-              <w:rPr>
-                <w:rFonts w:eastAsia="Arial" w:cstheme="minorHAnsi"/>
-                <w:b/>
-                <w:color w:val="010101"/>
-              </w:rPr>
-              <w:t>Address</w:t>
-            </w:r>
-            <w:r>
-              <w:rPr>
-                <w:rFonts w:eastAsia="Arial" w:cstheme="minorHAnsi"/>
-                <w:b/>
-                <w:color w:val="010101"/>
-                <w:spacing w:val="27"/>
-              </w:rPr>
-              <w:t xml:space="preserve"> </w:t>
-            </w:r>
-            <w:r>
-              <w:rPr>
-                <w:rFonts w:eastAsia="Arial" w:cstheme="minorHAnsi"/>
-                <w:b/>
-                <w:color w:val="010101"/>
-                <w:w w:val="112"/>
-              </w:rPr>
-              <w:t>2</w:t>
-            </w:r>
-          </w:p>
-        </w:tc>
-        <w:tc>
-          <w:tcPr>
-            <w:tcW w:w="8726" w:type="dxa"/>
-            <w:gridSpan w:val="6"/>
-            <w:tcBorders>
-              <w:top w:val="single" w:sz="2" w:space="0" w:color="000000"/>
-              <w:left w:val="single" w:sz="2" w:space="0" w:color="000000"/>
-              <w:bottom w:val="single" w:sz="2" w:space="0" w:color="000000"/>
-              <w:right w:val="single" w:sz="2" w:space="0" w:color="000000"/>
-            </w:tcBorders>
-            <w:vAlign w:val="center"/>
-          </w:tcPr>
-          <w:p>
-            <w:pPr>
-              <w:spacing w:after="0" w:line="240" w:lineRule="auto"/>
-              <w:rPr>
-                <w:rFonts w:cstheme="minorHAnsi"/>
-              </w:rPr>
-            </w:pPr>
-            <w:r>
-              <w:rPr>
-                <w:rFonts w:cstheme="minorHAnsi"/>
-              </w:rPr>
-              <w:t>&lt;&lt;assigneeStreet2&gt;&gt;</w:t>
-            </w:r>
-          </w:p>
-        </w:tc>
-      </w:tr>
-      <w:tr>
-        <w:trPr>
-          <w:trHeight w:hRule="exact" w:val="360"/>
-        </w:trPr>
-        <w:tc>
-          <w:tcPr>
-            <w:tcW w:w="2164" w:type="dxa"/>
-            <w:tcBorders>
-              <w:top w:val="single" w:sz="2" w:space="0" w:color="000000"/>
-              <w:left w:val="single" w:sz="2" w:space="0" w:color="000000"/>
-              <w:bottom w:val="single" w:sz="2" w:space="0" w:color="000000"/>
-              <w:right w:val="single" w:sz="2" w:space="0" w:color="000000"/>
-            </w:tcBorders>
-          </w:tcPr>
-          <w:p>
-            <w:pPr>
-              <w:spacing w:before="45" w:after="0" w:line="240" w:lineRule="auto"/>
-              <w:ind w:left="137" w:right="-20"/>
-              <w:rPr>
-                <w:rFonts w:eastAsia="Arial" w:cstheme="minorHAnsi"/>
-              </w:rPr>
-            </w:pPr>
-            <w:r>
-              <w:rPr>
-                <w:rFonts w:eastAsia="Arial" w:cstheme="minorHAnsi"/>
-                <w:b/>
-                <w:bCs/>
-                <w:color w:val="010101"/>
-                <w:w w:val="109"/>
-              </w:rPr>
-              <w:t>City</w:t>
-            </w:r>
-          </w:p>
-        </w:tc>
-        <w:tc>
-          <w:tcPr>
-            <w:tcW w:w="3436" w:type="dxa"/>
-            <w:gridSpan w:val="2"/>
-            <w:tcBorders>
-              <w:top w:val="single" w:sz="2" w:space="0" w:color="000000"/>
-              <w:left w:val="single" w:sz="2" w:space="0" w:color="000000"/>
-              <w:bottom w:val="single" w:sz="2" w:space="0" w:color="000000"/>
-              <w:right w:val="single" w:sz="2" w:space="0" w:color="000000"/>
-            </w:tcBorders>
-            <w:vAlign w:val="center"/>
-          </w:tcPr>
-          <w:p>
-            <w:pPr>
-              <w:spacing w:after="0" w:line="240" w:lineRule="auto"/>
-              <w:rPr>
-                <w:rFonts w:cstheme="minorHAnsi"/>
-              </w:rPr>
-            </w:pPr>
-            <w:r>
-              <w:rPr>
-                <w:rFonts w:cstheme="minorHAnsi"/>
-              </w:rPr>
-              <w:t xml:space="preserve"> &lt;&lt;assigneeCity&gt;&gt;</w:t>
-            </w:r>
-          </w:p>
-        </w:tc>
-        <w:tc>
-          <w:tcPr>
-            <w:tcW w:w="1966" w:type="dxa"/>
-            <w:gridSpan w:val="2"/>
-            <w:tcBorders>
-              <w:top w:val="single" w:sz="2" w:space="0" w:color="000000"/>
-              <w:left w:val="single" w:sz="2" w:space="0" w:color="000000"/>
-              <w:bottom w:val="single" w:sz="2" w:space="0" w:color="000000"/>
-              <w:right w:val="single" w:sz="2" w:space="0" w:color="000000"/>
-            </w:tcBorders>
-          </w:tcPr>
-          <w:p>
-            <w:pPr>
-              <w:spacing w:before="45" w:after="0" w:line="240" w:lineRule="auto"/>
-              <w:ind w:left="144" w:right="-20"/>
-              <w:rPr>
-                <w:rFonts w:eastAsia="Arial" w:cstheme="minorHAnsi"/>
-              </w:rPr>
-            </w:pPr>
-            <w:r>
-              <w:rPr>
-                <w:rFonts w:eastAsia="Arial" w:cstheme="minorHAnsi"/>
-                <w:b/>
-                <w:bCs/>
-                <w:color w:val="010101"/>
-                <w:w w:val="104"/>
-              </w:rPr>
-              <w:t>State/</w:t>
-            </w:r>
-            <w:r>
-              <w:rPr>
-                <w:rFonts w:eastAsia="Arial" w:cstheme="minorHAnsi"/>
-                <w:b/>
-                <w:bCs/>
-                <w:color w:val="010101"/>
-                <w:spacing w:val="5"/>
-                <w:w w:val="104"/>
-              </w:rPr>
-              <w:t>P</w:t>
-            </w:r>
-            <w:r>
-              <w:rPr>
-                <w:rFonts w:eastAsia="Arial" w:cstheme="minorHAnsi"/>
-                <w:b/>
-                <w:bCs/>
-                <w:color w:val="010101"/>
-                <w:w w:val="104"/>
-              </w:rPr>
-              <w:t>rovince</w:t>
-            </w:r>
-          </w:p>
-        </w:tc>
-        <w:tc>
-          <w:tcPr>
-            <w:tcW w:w="3324" w:type="dxa"/>
-            <w:gridSpan w:val="2"/>
-            <w:tcBorders>
-              <w:top w:val="single" w:sz="2" w:space="0" w:color="000000"/>
-              <w:left w:val="single" w:sz="2" w:space="0" w:color="000000"/>
-              <w:bottom w:val="single" w:sz="2" w:space="0" w:color="000000"/>
-              <w:right w:val="single" w:sz="2" w:space="0" w:color="000000"/>
-            </w:tcBorders>
-          </w:tcPr>
-          <w:p>
-            <w:pPr>
-              <w:rPr>
-                <w:rFonts w:cstheme="minorHAnsi"/>
-              </w:rPr>
-            </w:pPr>
-            <w:r>
-              <w:rPr>
-                <w:rFonts w:cstheme="minorHAnsi"/>
-              </w:rPr>
-              <w:t xml:space="preserve"> &lt;&lt;assigneeState&gt;&gt;</w:t>
-            </w:r>
-          </w:p>
-        </w:tc>
-      </w:tr>
-      <w:tr>
-        <w:trPr>
-          <w:trHeight w:hRule="exact" w:val="356"/>
-        </w:trPr>
-        <w:tc>
-          <w:tcPr>
-            <w:tcW w:w="2164" w:type="dxa"/>
-            <w:tcBorders>
-              <w:top w:val="single" w:sz="2" w:space="0" w:color="000000"/>
-              <w:left w:val="single" w:sz="2" w:space="0" w:color="000000"/>
-              <w:bottom w:val="single" w:sz="2" w:space="0" w:color="000000"/>
-              <w:right w:val="single" w:sz="2" w:space="0" w:color="000000"/>
-            </w:tcBorders>
-          </w:tcPr>
-          <w:p>
-            <w:pPr>
-              <w:spacing w:before="59" w:after="0" w:line="240" w:lineRule="auto"/>
-              <w:ind w:left="137" w:right="-20"/>
-              <w:rPr>
-                <w:rFonts w:eastAsia="Arial" w:cstheme="minorHAnsi"/>
-              </w:rPr>
-            </w:pPr>
-            <w:r>
-              <w:rPr>
-                <w:rFonts w:eastAsia="Arial" w:cstheme="minorHAnsi"/>
-                <w:b/>
-                <w:bCs/>
-                <w:color w:val="010101"/>
-              </w:rPr>
-              <w:t xml:space="preserve">Country  </w:t>
-            </w:r>
-            <w:r>
-              <w:rPr>
-                <w:rFonts w:eastAsia="Arial" w:cstheme="minorHAnsi"/>
-                <w:b/>
-                <w:bCs/>
-                <w:color w:val="010101"/>
-                <w:spacing w:val="43"/>
-              </w:rPr>
-              <w:t xml:space="preserve"> </w:t>
-            </w:r>
-          </w:p>
-        </w:tc>
-        <w:tc>
-          <w:tcPr>
-            <w:tcW w:w="3436" w:type="dxa"/>
-            <w:gridSpan w:val="2"/>
-            <w:tcBorders>
-              <w:top w:val="single" w:sz="2" w:space="0" w:color="000000"/>
-              <w:left w:val="single" w:sz="2" w:space="0" w:color="000000"/>
-              <w:bottom w:val="single" w:sz="2" w:space="0" w:color="000000"/>
-              <w:right w:val="single" w:sz="2" w:space="0" w:color="000000"/>
-            </w:tcBorders>
-            <w:vAlign w:val="center"/>
-          </w:tcPr>
-          <w:p>
-            <w:pPr>
-              <w:spacing w:after="0" w:line="240" w:lineRule="auto"/>
-              <w:rPr>
-                <w:rFonts w:eastAsia="Arial" w:cstheme="minorHAnsi"/>
-              </w:rPr>
-            </w:pPr>
-            <w:r>
-              <w:rPr>
-                <w:rFonts w:eastAsia="Arial" w:cstheme="minorHAnsi"/>
-              </w:rPr>
-              <w:t xml:space="preserve"> &lt;&lt;assigneeCountry&gt;&gt;</w:t>
-            </w:r>
-          </w:p>
-        </w:tc>
-        <w:tc>
-          <w:tcPr>
-            <w:tcW w:w="1966" w:type="dxa"/>
-            <w:gridSpan w:val="2"/>
-            <w:tcBorders>
-              <w:top w:val="single" w:sz="2" w:space="0" w:color="000000"/>
-              <w:left w:val="single" w:sz="2" w:space="0" w:color="000000"/>
-              <w:bottom w:val="single" w:sz="2" w:space="0" w:color="000000"/>
-              <w:right w:val="single" w:sz="2" w:space="0" w:color="000000"/>
-            </w:tcBorders>
-          </w:tcPr>
-          <w:p>
-            <w:pPr>
-              <w:spacing w:before="45" w:after="0" w:line="240" w:lineRule="auto"/>
-              <w:ind w:left="158" w:right="-20"/>
-              <w:rPr>
-                <w:rFonts w:eastAsia="Arial" w:cstheme="minorHAnsi"/>
-                <w:b/>
-              </w:rPr>
-            </w:pPr>
-            <w:r>
-              <w:rPr>
-                <w:rFonts w:eastAsia="Arial" w:cstheme="minorHAnsi"/>
-                <w:b/>
-                <w:color w:val="010101"/>
-              </w:rPr>
-              <w:t>Postal</w:t>
-            </w:r>
-            <w:r>
-              <w:rPr>
-                <w:rFonts w:eastAsia="Arial" w:cstheme="minorHAnsi"/>
-                <w:b/>
-                <w:color w:val="010101"/>
-                <w:spacing w:val="18"/>
-              </w:rPr>
-              <w:t xml:space="preserve"> </w:t>
-            </w:r>
-            <w:r>
-              <w:rPr>
-                <w:rFonts w:eastAsia="Arial" w:cstheme="minorHAnsi"/>
-                <w:b/>
-                <w:color w:val="010101"/>
-                <w:w w:val="104"/>
-              </w:rPr>
-              <w:t>Code</w:t>
-            </w:r>
-          </w:p>
-        </w:tc>
-        <w:tc>
-          <w:tcPr>
-            <w:tcW w:w="3324" w:type="dxa"/>
-            <w:gridSpan w:val="2"/>
-            <w:tcBorders>
-              <w:top w:val="single" w:sz="2" w:space="0" w:color="000000"/>
-              <w:left w:val="single" w:sz="2" w:space="0" w:color="000000"/>
-              <w:bottom w:val="single" w:sz="2" w:space="0" w:color="000000"/>
-              <w:right w:val="single" w:sz="2" w:space="0" w:color="000000"/>
-            </w:tcBorders>
-          </w:tcPr>
-          <w:p>
-            <w:pPr>
-              <w:rPr>
-                <w:rFonts w:cstheme="minorHAnsi"/>
-              </w:rPr>
-            </w:pPr>
-            <w:r>
-              <w:rPr>
-                <w:rFonts w:cstheme="minorHAnsi"/>
-              </w:rPr>
-              <w:t xml:space="preserve"> &lt;&lt;assigneeZip&gt;&gt;</w:t>
-            </w:r>
-          </w:p>
-        </w:tc>
-      </w:tr>
-      <w:tr>
-        <w:trPr>
-          <w:trHeight w:hRule="exact" w:val="371"/>
-        </w:trPr>
-        <w:tc>
-          <w:tcPr>
-            <w:tcW w:w="2164" w:type="dxa"/>
-            <w:tcBorders>
-              <w:top w:val="single" w:sz="2" w:space="0" w:color="000000"/>
-              <w:left w:val="single" w:sz="2" w:space="0" w:color="000000"/>
-              <w:bottom w:val="single" w:sz="2" w:space="0" w:color="000000"/>
-              <w:right w:val="single" w:sz="2" w:space="0" w:color="000000"/>
-            </w:tcBorders>
-          </w:tcPr>
-          <w:p>
-            <w:pPr>
-              <w:spacing w:before="48" w:after="0" w:line="240" w:lineRule="auto"/>
-              <w:ind w:left="151" w:right="-20"/>
-              <w:rPr>
-                <w:rFonts w:eastAsia="Arial" w:cstheme="minorHAnsi"/>
-                <w:b/>
-              </w:rPr>
-            </w:pPr>
-            <w:r>
-              <w:rPr>
-                <w:rFonts w:eastAsia="Arial" w:cstheme="minorHAnsi"/>
-                <w:b/>
-                <w:color w:val="010101"/>
-              </w:rPr>
-              <w:t>Phone</w:t>
-            </w:r>
-            <w:r>
-              <w:rPr>
-                <w:rFonts w:eastAsia="Arial" w:cstheme="minorHAnsi"/>
-                <w:b/>
-                <w:color w:val="010101"/>
-                <w:spacing w:val="27"/>
-              </w:rPr>
-              <w:t xml:space="preserve"> </w:t>
-            </w:r>
-            <w:r>
-              <w:rPr>
-                <w:rFonts w:eastAsia="Arial" w:cstheme="minorHAnsi"/>
-                <w:b/>
-                <w:color w:val="010101"/>
-                <w:w w:val="105"/>
-              </w:rPr>
-              <w:t>Number</w:t>
-            </w:r>
-          </w:p>
-        </w:tc>
-        <w:tc>
-          <w:tcPr>
-            <w:tcW w:w="3436" w:type="dxa"/>
-            <w:gridSpan w:val="2"/>
-            <w:tcBorders>
-              <w:top w:val="single" w:sz="2" w:space="0" w:color="000000"/>
-              <w:left w:val="single" w:sz="2" w:space="0" w:color="000000"/>
-              <w:bottom w:val="single" w:sz="2" w:space="0" w:color="000000"/>
-              <w:right w:val="single" w:sz="2" w:space="0" w:color="000000"/>
-            </w:tcBorders>
-          </w:tcPr>
-          <w:p>
-            <w:pPr>
-              <w:rPr>
-                <w:rFonts w:cstheme="minorHAnsi"/>
-              </w:rPr>
-            </w:pPr>
-            <w:r>
-              <w:rPr>
-                <w:rFonts w:cstheme="minorHAnsi"/>
-              </w:rPr>
-              <w:t xml:space="preserve"> </w:t>
-            </w:r>
-          </w:p>
-        </w:tc>
-        <w:tc>
-          <w:tcPr>
-            <w:tcW w:w="1966" w:type="dxa"/>
-            <w:gridSpan w:val="2"/>
-            <w:tcBorders>
-              <w:top w:val="single" w:sz="2" w:space="0" w:color="000000"/>
-              <w:left w:val="single" w:sz="2" w:space="0" w:color="000000"/>
-              <w:bottom w:val="single" w:sz="2" w:space="0" w:color="000000"/>
-              <w:right w:val="single" w:sz="2" w:space="0" w:color="000000"/>
-            </w:tcBorders>
-          </w:tcPr>
-          <w:p>
-            <w:pPr>
-              <w:spacing w:before="48" w:after="0" w:line="240" w:lineRule="auto"/>
-              <w:ind w:left="158" w:right="-20"/>
-              <w:rPr>
-                <w:rFonts w:eastAsia="Arial" w:cstheme="minorHAnsi"/>
-                <w:b/>
-              </w:rPr>
-            </w:pPr>
-            <w:r>
-              <w:rPr>
-                <w:rFonts w:eastAsia="Arial" w:cstheme="minorHAnsi"/>
-                <w:b/>
-                <w:color w:val="010101"/>
-              </w:rPr>
-              <w:t>Fax</w:t>
-            </w:r>
-            <w:r>
-              <w:rPr>
-                <w:rFonts w:eastAsia="Arial" w:cstheme="minorHAnsi"/>
-                <w:b/>
-                <w:color w:val="010101"/>
-                <w:spacing w:val="17"/>
-              </w:rPr>
-              <w:t xml:space="preserve"> </w:t>
-            </w:r>
-            <w:r>
-              <w:rPr>
-                <w:rFonts w:eastAsia="Arial" w:cstheme="minorHAnsi"/>
-                <w:b/>
-                <w:color w:val="010101"/>
-                <w:w w:val="104"/>
-              </w:rPr>
-              <w:t>Number</w:t>
-            </w:r>
-          </w:p>
-        </w:tc>
-        <w:tc>
-          <w:tcPr>
-            <w:tcW w:w="3324" w:type="dxa"/>
-            <w:gridSpan w:val="2"/>
-            <w:tcBorders>
-              <w:top w:val="single" w:sz="2" w:space="0" w:color="000000"/>
-              <w:left w:val="single" w:sz="2" w:space="0" w:color="000000"/>
-              <w:bottom w:val="single" w:sz="2" w:space="0" w:color="000000"/>
-              <w:right w:val="single" w:sz="2" w:space="0" w:color="000000"/>
-            </w:tcBorders>
-          </w:tcPr>
-          <w:p>
-            <w:pPr>
-              <w:rPr>
-                <w:rFonts w:cstheme="minorHAnsi"/>
-              </w:rPr>
-            </w:pPr>
-          </w:p>
-        </w:tc>
-      </w:tr>
-      <w:tr>
-        <w:trPr>
-          <w:trHeight w:hRule="exact" w:val="360"/>
-        </w:trPr>
-        <w:tc>
-          <w:tcPr>
-            <w:tcW w:w="2164" w:type="dxa"/>
-            <w:tcBorders>
-              <w:top w:val="single" w:sz="2" w:space="0" w:color="000000"/>
-              <w:left w:val="single" w:sz="2" w:space="0" w:color="000000"/>
-              <w:bottom w:val="single" w:sz="2" w:space="0" w:color="000000"/>
-              <w:right w:val="single" w:sz="2" w:space="0" w:color="000000"/>
-            </w:tcBorders>
-          </w:tcPr>
-          <w:p>
-            <w:pPr>
-              <w:spacing w:after="0" w:line="240" w:lineRule="auto"/>
-              <w:ind w:left="151" w:right="-20"/>
-              <w:rPr>
-                <w:rFonts w:eastAsia="Arial" w:cstheme="minorHAnsi"/>
-                <w:b/>
-              </w:rPr>
-            </w:pPr>
-            <w:r>
-              <w:rPr>
-                <w:rFonts w:eastAsia="Arial" w:cstheme="minorHAnsi"/>
-                <w:b/>
-                <w:color w:val="010101"/>
-              </w:rPr>
-              <w:t>Email</w:t>
-            </w:r>
-            <w:r>
-              <w:rPr>
-                <w:rFonts w:eastAsia="Arial" w:cstheme="minorHAnsi"/>
-                <w:b/>
-                <w:color w:val="010101"/>
-                <w:spacing w:val="25"/>
-              </w:rPr>
-              <w:t xml:space="preserve"> </w:t>
-            </w:r>
-            <w:r>
-              <w:rPr>
-                <w:rFonts w:eastAsia="Arial" w:cstheme="minorHAnsi"/>
-                <w:b/>
-                <w:color w:val="010101"/>
-                <w:w w:val="103"/>
-              </w:rPr>
-              <w:t>Address</w:t>
-            </w:r>
-          </w:p>
-        </w:tc>
-        <w:tc>
-          <w:tcPr>
-            <w:tcW w:w="8726" w:type="dxa"/>
-            <w:gridSpan w:val="6"/>
-            <w:tcBorders>
-              <w:top w:val="single" w:sz="2" w:space="0" w:color="000000"/>
-              <w:left w:val="single" w:sz="2" w:space="0" w:color="000000"/>
-              <w:bottom w:val="single" w:sz="2" w:space="0" w:color="000000"/>
-              <w:right w:val="single" w:sz="2" w:space="0" w:color="000000"/>
-            </w:tcBorders>
-          </w:tcPr>
-          <w:p>
-            <w:pPr>
-              <w:spacing w:after="0" w:line="240" w:lineRule="auto"/>
-              <w:rPr>
-                <w:rFonts w:cstheme="minorHAnsi"/>
-              </w:rPr>
-            </w:pPr>
-            <w:r>
-              <w:rPr>
-                <w:rFonts w:cstheme="minorHAnsi"/>
-              </w:rPr>
-              <w:t xml:space="preserve"> </w:t>
-            </w:r>
-          </w:p>
-        </w:tc>
-      </w:tr>
-    </w:tbl>
-    <w:p>
-      <w:pPr>
-        <w:spacing w:after="0"/>
-      </w:pPr>
-    </w:p>
-    <w:p>
-      <w:pPr>
-        <w:spacing w:after="0" w:line="240" w:lineRule="auto"/>
-        <w:ind w:left="144"/>
-        <w:rPr>
-          <w:rFonts w:cstheme="minorHAnsi"/>
-          <w:b/>
-          <w:sz w:val="28"/>
-          <w:szCs w:val="28"/>
-        </w:rPr>
-      </w:pPr>
-      <w:r>
-        <w:rPr>
-          <w:rFonts w:cstheme="minorHAnsi"/>
-          <w:b/>
-          <w:sz w:val="28"/>
-          <w:szCs w:val="28"/>
-        </w:rPr>
-        <w:t>Signature:</w:t>
-      </w:r>
-    </w:p>
-    <w:tbl>
-      <w:tblPr>
-        <w:tblStyle w:val="TableGrid"/>
-        <w:tblW w:w="0" w:type="auto"/>
-        <w:tblInd w:w="85" w:type="dxa"/>
-        <w:tblLook w:val="04A0" w:firstRow="1" w:lastRow="0" w:firstColumn="1" w:lastColumn="0" w:noHBand="0" w:noVBand="1"/>
-      </w:tblPr>
-      <w:tblGrid>
-        <w:gridCol w:w="1455"/>
-        <w:gridCol w:w="1974"/>
-        <w:gridCol w:w="1242"/>
-        <w:gridCol w:w="2923"/>
-        <w:gridCol w:w="1437"/>
-        <w:gridCol w:w="1874"/>
-      </w:tblGrid>
-      <w:tr>
-        <w:trPr>
-          <w:cantSplit/>
-          <w:trHeight w:val="2179"/>
-        </w:trPr>
-        <w:tc>
-          <w:tcPr>
-            <w:tcW w:w="10905" w:type="dxa"/>
-            <w:gridSpan w:val="6"/>
-            <w:vAlign w:val="center"/>
-          </w:tcPr>
-          <w:p>
-            <w:pPr>
-              <w:ind w:right="-144"/>
-              <w:rPr>
-                <w:rFonts w:cstheme="minorHAnsi"/>
-                <w:b/>
-                <w:sz w:val="20"/>
-                <w:szCs w:val="20"/>
-              </w:rPr>
-            </w:pPr>
-            <w:r>
-              <w:rPr>
-                <w:rFonts w:cstheme="minorHAnsi"/>
-                <w:b/>
-                <w:sz w:val="20"/>
-                <w:szCs w:val="20"/>
-              </w:rPr>
-              <w:t xml:space="preserve">NOTE: </w:t>
-            </w:r>
-            <w:r>
-              <w:rPr>
-                <w:rFonts w:cstheme="minorHAnsi"/>
-                <w:sz w:val="20"/>
-                <w:szCs w:val="20"/>
-              </w:rPr>
-              <w:t xml:space="preserve">This Application Data Sheet must be signed in accordance with 37 CFR 1.33(b). </w:t>
-            </w:r>
-            <w:r>
-              <w:rPr>
-                <w:rFonts w:cstheme="minorHAnsi"/>
-                <w:b/>
-                <w:sz w:val="20"/>
-                <w:szCs w:val="20"/>
-              </w:rPr>
-              <w:t xml:space="preserve">However, if this Application </w:t>
-            </w:r>
-            <w:r>
-              <w:rPr>
-                <w:rFonts w:cstheme="minorHAnsi"/>
-                <w:b/>
-                <w:sz w:val="20"/>
-                <w:szCs w:val="20"/>
-              </w:rPr>
-              <w:t xml:space="preserve">Data Sheet is submitted with the </w:t>
-            </w:r>
-            <w:r>
-              <w:rPr>
-                <w:rFonts w:cstheme="minorHAnsi"/>
-                <w:b/>
-                <w:sz w:val="20"/>
-                <w:szCs w:val="20"/>
-                <w:u w:val="single"/>
-              </w:rPr>
-              <w:t>INITIAL</w:t>
-            </w:r>
-            <w:r>
-              <w:rPr>
-                <w:rFonts w:cstheme="minorHAnsi"/>
-                <w:b/>
-                <w:sz w:val="20"/>
-                <w:szCs w:val="20"/>
-              </w:rPr>
-              <w:t xml:space="preserve"> filing of the application </w:t>
-            </w:r>
-            <w:r>
-              <w:rPr>
-                <w:rFonts w:cstheme="minorHAnsi"/>
-                <w:b/>
-                <w:sz w:val="20"/>
-                <w:szCs w:val="20"/>
-                <w:u w:val="single"/>
-              </w:rPr>
-              <w:t>and</w:t>
-            </w:r>
-            <w:r>
-              <w:rPr>
-                <w:rFonts w:cstheme="minorHAnsi"/>
-                <w:b/>
-                <w:sz w:val="20"/>
-                <w:szCs w:val="20"/>
-              </w:rPr>
-              <w:t xml:space="preserve"> eith</w:t>
-            </w:r>
-            <w:r>
-              <w:rPr>
-                <w:rFonts w:cstheme="minorHAnsi"/>
-                <w:b/>
-                <w:sz w:val="20"/>
-                <w:szCs w:val="20"/>
-              </w:rPr>
-              <w:t xml:space="preserve">er box A or B is </w:t>
-            </w:r>
-            <w:r>
-              <w:rPr>
-                <w:rFonts w:cstheme="minorHAnsi"/>
-                <w:b/>
-                <w:sz w:val="20"/>
-                <w:szCs w:val="20"/>
-                <w:u w:val="single"/>
-              </w:rPr>
-              <w:t>not</w:t>
-            </w:r>
-            <w:r>
-              <w:rPr>
-                <w:rFonts w:cstheme="minorHAnsi"/>
-                <w:b/>
-                <w:sz w:val="20"/>
-                <w:szCs w:val="20"/>
-              </w:rPr>
-              <w:t xml:space="preserve"> checked in </w:t>
-            </w:r>
-            <w:r>
-              <w:rPr>
-                <w:rFonts w:cstheme="minorHAnsi"/>
-                <w:b/>
-                <w:sz w:val="20"/>
-                <w:szCs w:val="20"/>
-              </w:rPr>
-              <w:t>subsection 2 of the “Authorization or Opt-Out of Authorization to Permit Acces</w:t>
-            </w:r>
-            <w:r>
-              <w:rPr>
-                <w:rFonts w:cstheme="minorHAnsi"/>
-                <w:b/>
-                <w:sz w:val="20"/>
-                <w:szCs w:val="20"/>
-              </w:rPr>
-              <w:t xml:space="preserve">s” section, then this form must </w:t>
-            </w:r>
-            <w:r>
-              <w:rPr>
-                <w:rFonts w:cstheme="minorHAnsi"/>
-                <w:b/>
-                <w:sz w:val="20"/>
-                <w:szCs w:val="20"/>
-              </w:rPr>
-              <w:t>also be signed in accordance with 37 CFR 1.14(c).</w:t>
-            </w:r>
-          </w:p>
-          <w:p>
-            <w:pPr>
-              <w:ind w:right="-144"/>
-              <w:rPr>
-                <w:rFonts w:cstheme="minorHAnsi"/>
-                <w:sz w:val="20"/>
-                <w:szCs w:val="20"/>
-              </w:rPr>
-            </w:pPr>
-            <w:r>
-              <w:rPr>
-                <w:rFonts w:cstheme="minorHAnsi"/>
-                <w:sz w:val="20"/>
-                <w:szCs w:val="20"/>
-              </w:rPr>
-              <w:t xml:space="preserve">           </w:t>
-            </w:r>
-            <w:r>
-              <w:rPr>
-                <w:rFonts w:cstheme="minorHAnsi"/>
-                <w:sz w:val="20"/>
-                <w:szCs w:val="20"/>
-              </w:rPr>
-              <w:t>This Application Data Sheet</w:t>
-            </w:r>
-            <w:r>
-              <w:rPr>
-                <w:rFonts w:cstheme="minorHAnsi"/>
-                <w:b/>
-                <w:sz w:val="20"/>
-                <w:szCs w:val="20"/>
-              </w:rPr>
-              <w:t xml:space="preserve"> must </w:t>
-            </w:r>
-            <w:r>
-              <w:rPr>
-                <w:rFonts w:cstheme="minorHAnsi"/>
-                <w:sz w:val="20"/>
-                <w:szCs w:val="20"/>
-              </w:rPr>
-              <w:t xml:space="preserve">be signed by a patent practitioner if one or more of the applicants is </w:t>
-            </w:r>
-            <w:r>
-              <w:rPr>
-                <w:rFonts w:cstheme="minorHAnsi"/>
-                <w:b/>
-                <w:sz w:val="20"/>
-                <w:szCs w:val="20"/>
-              </w:rPr>
-              <w:t>a juristic entity</w:t>
-            </w:r>
-            <w:r>
-              <w:rPr>
-                <w:rFonts w:cstheme="minorHAnsi"/>
-                <w:sz w:val="20"/>
-                <w:szCs w:val="20"/>
-              </w:rPr>
-              <w:t xml:space="preserve"> (e.g., corporation or association). If the applicant is two or more joint inventors, this form must be signed by a patent practitioner,</w:t>
-            </w:r>
-            <w:r>
-              <w:rPr>
-                <w:rFonts w:cstheme="minorHAnsi"/>
-                <w:b/>
-                <w:sz w:val="20"/>
-                <w:szCs w:val="20"/>
-              </w:rPr>
-              <w:t xml:space="preserve"> </w:t>
-            </w:r>
-            <w:r>
-              <w:rPr>
-                <w:rFonts w:cstheme="minorHAnsi"/>
-                <w:b/>
-                <w:sz w:val="20"/>
-                <w:szCs w:val="20"/>
-                <w:u w:val="single"/>
-              </w:rPr>
-              <w:t>all</w:t>
-            </w:r>
-            <w:r>
-              <w:rPr>
-                <w:rFonts w:cstheme="minorHAnsi"/>
-                <w:b/>
-                <w:sz w:val="20"/>
-                <w:szCs w:val="20"/>
-              </w:rPr>
-              <w:t xml:space="preserve"> </w:t>
-            </w:r>
-            <w:r>
-              <w:rPr>
-                <w:rFonts w:cstheme="minorHAnsi"/>
-                <w:sz w:val="20"/>
-                <w:szCs w:val="20"/>
-              </w:rPr>
-              <w:t xml:space="preserve">joint inventors who are the applicant, or one or more joint inventor-applicants who have been given power of attorney (e.g., see USPTO Form PTO/AIA/81) on behalf of </w:t>
-            </w:r>
-            <w:r>
-              <w:rPr>
-                <w:rFonts w:cstheme="minorHAnsi"/>
-                <w:b/>
-                <w:sz w:val="20"/>
-                <w:szCs w:val="20"/>
-                <w:u w:val="single"/>
-              </w:rPr>
-              <w:t>all</w:t>
-            </w:r>
-            <w:r>
-              <w:rPr>
-                <w:rFonts w:cstheme="minorHAnsi"/>
-                <w:b/>
-                <w:sz w:val="20"/>
-                <w:szCs w:val="20"/>
-              </w:rPr>
-              <w:t xml:space="preserve"> </w:t>
-            </w:r>
-            <w:r>
-              <w:rPr>
-                <w:rFonts w:cstheme="minorHAnsi"/>
-                <w:sz w:val="20"/>
-                <w:szCs w:val="20"/>
-              </w:rPr>
-              <w:t xml:space="preserve">joint inventor-applicants. </w:t>
-            </w:r>
-          </w:p>
-          <w:p>
-            <w:pPr>
-              <w:ind w:right="-144"/>
-              <w:rPr>
-                <w:rFonts w:cstheme="minorHAnsi"/>
-                <w:b/>
-                <w:sz w:val="20"/>
-                <w:szCs w:val="20"/>
-              </w:rPr>
-            </w:pPr>
-            <w:r>
-              <w:rPr>
-                <w:rFonts w:cstheme="minorHAnsi"/>
-                <w:sz w:val="20"/>
-                <w:szCs w:val="20"/>
-              </w:rPr>
-              <w:t xml:space="preserve">            </w:t>
-            </w:r>
-            <w:r>
-              <w:rPr>
-                <w:rFonts w:cstheme="minorHAnsi"/>
-                <w:sz w:val="20"/>
-                <w:szCs w:val="20"/>
-              </w:rPr>
-              <w:t>See 37 CFR 1.4(d) for the manner of making signatures and certifications.</w:t>
-            </w:r>
-          </w:p>
-        </w:tc>
-      </w:tr>
-      <w:tr>
-        <w:trPr>
-          <w:cantSplit/>
-          <w:trHeight w:val="439"/>
-        </w:trPr>
-        <w:tc>
-          <w:tcPr>
-            <w:tcW w:w="1455" w:type="dxa"/>
-            <w:vAlign w:val="center"/>
-          </w:tcPr>
-          <w:p>
-            <w:pPr>
-              <w:ind w:left="43"/>
-              <w:rPr>
-                <w:rFonts w:cstheme="minorHAnsi"/>
-                <w:b/>
-              </w:rPr>
-            </w:pPr>
-            <w:r>
-              <w:rPr>
-                <w:rFonts w:cstheme="minorHAnsi"/>
-                <w:b/>
-              </w:rPr>
-              <w:t>Signature</w:t>
-            </w:r>
-          </w:p>
-        </w:tc>
-        <w:tc>
-          <w:tcPr>
-            <w:tcW w:w="6139" w:type="dxa"/>
-            <w:gridSpan w:val="3"/>
-            <w:vAlign w:val="center"/>
-          </w:tcPr>
-          <w:p>
-            <w:pPr>
-              <w:spacing w:line="200" w:lineRule="exact"/>
-              <w:ind w:left="43"/>
-              <w:rPr>
-                <w:rFonts w:cstheme="minorHAnsi"/>
-              </w:rPr>
-            </w:pPr>
-            <w:r>
-              <w:rPr>
-                <w:rFonts w:ascii="Times New Roman" w:hAnsi="Times New Roman" w:cs="Times New Roman"/>
-                <w:sz w:val="24"/>
-                <w:szCs w:val="24"/>
-              </w:rPr>
-              <w:t>&lt;&lt;echoSignature&gt;&gt;</w:t>
-            </w:r>
-          </w:p>
-        </w:tc>
-        <w:tc>
-          <w:tcPr>
-            <w:tcW w:w="1437" w:type="dxa"/>
-          </w:tcPr>
-          <w:p>
-            <w:pPr>
-              <w:ind w:left="43"/>
-              <w:rPr>
-                <w:rFonts w:cstheme="minorHAnsi"/>
-                <w:sz w:val="18"/>
-                <w:szCs w:val="18"/>
-              </w:rPr>
-            </w:pPr>
-            <w:r>
-              <w:rPr>
-                <w:rFonts w:eastAsia="Arial" w:cstheme="minorHAnsi"/>
-                <w:b/>
-                <w:color w:val="010101"/>
-              </w:rPr>
-              <w:t xml:space="preserve">Date </w:t>
-            </w:r>
-            <w:r>
-              <w:rPr>
-                <w:rFonts w:eastAsia="Arial" w:cstheme="minorHAnsi"/>
-                <w:b/>
-                <w:color w:val="010101"/>
-                <w:spacing w:val="28"/>
-              </w:rPr>
-              <w:t xml:space="preserve"> </w:t>
-            </w:r>
-            <w:r>
-              <w:rPr>
-                <w:rFonts w:eastAsia="Arial" w:cstheme="minorHAnsi"/>
-                <w:b/>
-                <w:color w:val="010101"/>
-                <w:w w:val="104"/>
-              </w:rPr>
-              <w:t>(</w:t>
-            </w:r>
-            <w:r>
-              <w:rPr>
-                <w:rFonts w:eastAsia="Arial" w:cstheme="minorHAnsi"/>
-                <w:b/>
-                <w:color w:val="010101"/>
-                <w:w w:val="103"/>
-              </w:rPr>
-              <w:t>YYYY-MM-DD</w:t>
-            </w:r>
-            <w:r>
-              <w:rPr>
-                <w:rFonts w:eastAsia="Arial" w:cstheme="minorHAnsi"/>
-                <w:b/>
-                <w:color w:val="010101"/>
-                <w:w w:val="104"/>
-              </w:rPr>
-              <w:t>)</w:t>
-            </w:r>
-          </w:p>
-        </w:tc>
-        <w:tc>
-          <w:tcPr>
-            <w:tcW w:w="1874" w:type="dxa"/>
-            <w:vAlign w:val="center"/>
-          </w:tcPr>
-          <w:p>
-            <w:pPr>
-              <w:spacing w:line="200" w:lineRule="exact"/>
-              <w:jc w:val="center"/>
-              <w:rPr>
-                <w:rFonts w:cstheme="minorHAnsi"/>
-              </w:rPr>
-            </w:pPr>
-          </w:p>
-        </w:tc>
-      </w:tr>
-      <w:tr>
-        <w:trPr>
-          <w:cantSplit/>
-          <w:trHeight w:val="439"/>
-        </w:trPr>
-        <w:tc>
-          <w:tcPr>
-            <w:tcW w:w="1455" w:type="dxa"/>
-            <w:vAlign w:val="center"/>
-          </w:tcPr>
-          <w:p>
-            <w:pPr>
-              <w:ind w:left="43"/>
-              <w:rPr>
-                <w:rFonts w:cstheme="minorHAnsi"/>
-                <w:b/>
-              </w:rPr>
-            </w:pPr>
-            <w:r>
-              <w:rPr>
-                <w:rFonts w:cstheme="minorHAnsi"/>
-                <w:b/>
-              </w:rPr>
-              <w:t>First Name</w:t>
-            </w:r>
-          </w:p>
-        </w:tc>
-        <w:tc>
-          <w:tcPr>
-            <w:tcW w:w="1974" w:type="dxa"/>
-            <w:vAlign w:val="center"/>
-          </w:tcPr>
-          <w:p>
-            <w:pPr>
-              <w:ind w:left="14"/>
-              <w:rPr>
-                <w:rFonts w:cstheme="minorHAnsi"/>
-                <w:sz w:val="18"/>
-                <w:szCs w:val="18"/>
-              </w:rPr>
-            </w:pPr>
-            <w:r>
-              <w:t>&lt;&lt;SAFirstName&gt;&gt;</w:t>
-            </w:r>
-          </w:p>
-        </w:tc>
-        <w:tc>
-          <w:tcPr>
-            <w:tcW w:w="1242" w:type="dxa"/>
-            <w:vAlign w:val="center"/>
-          </w:tcPr>
-          <w:p>
-            <w:pPr>
-              <w:ind w:left="43"/>
-              <w:rPr>
-                <w:rFonts w:cstheme="minorHAnsi"/>
-                <w:b/>
-              </w:rPr>
-            </w:pPr>
-            <w:r>
-              <w:rPr>
-                <w:rFonts w:cstheme="minorHAnsi"/>
-                <w:b/>
-              </w:rPr>
-              <w:t>Last Name</w:t>
-            </w:r>
-          </w:p>
-        </w:tc>
-        <w:tc>
-          <w:tcPr>
-            <w:tcW w:w="2923" w:type="dxa"/>
-            <w:vAlign w:val="center"/>
-          </w:tcPr>
-          <w:p>
-            <w:pPr>
-              <w:ind w:left="14"/>
-              <w:rPr>
-                <w:rFonts w:cstheme="minorHAnsi"/>
-                <w:sz w:val="18"/>
-                <w:szCs w:val="18"/>
-              </w:rPr>
-            </w:pPr>
-            <w:r>
-              <w:t>&lt;&lt;SALastName&gt;&gt;</w:t>
-            </w:r>
-          </w:p>
-        </w:tc>
-        <w:tc>
-          <w:tcPr>
-            <w:tcW w:w="1437" w:type="dxa"/>
-            <w:vAlign w:val="center"/>
-          </w:tcPr>
-          <w:p>
-            <w:pPr>
-              <w:ind w:left="43"/>
-              <w:rPr>
-                <w:rFonts w:cstheme="minorHAnsi"/>
-                <w:sz w:val="18"/>
-                <w:szCs w:val="18"/>
-              </w:rPr>
-            </w:pPr>
-            <w:r>
-              <w:rPr>
-                <w:b/>
-              </w:rPr>
-              <w:t>Registration Number</w:t>
-            </w:r>
-          </w:p>
-        </w:tc>
-        <w:tc>
-          <w:tcPr>
-            <w:tcW w:w="1874" w:type="dxa"/>
-            <w:vAlign w:val="center"/>
-          </w:tcPr>
-          <w:p>
-            <w:pPr>
-              <w:ind w:left="14"/>
-              <w:rPr>
-                <w:rFonts w:cstheme="minorHAnsi"/>
-                <w:sz w:val="18"/>
-                <w:szCs w:val="18"/>
-              </w:rPr>
-            </w:pPr>
-            <w:r>
-              <w:t>&lt;&lt;SARegNo&gt;&gt;</w:t>
-            </w:r>
-          </w:p>
-        </w:tc>
-      </w:tr>
-    </w:tbl>
-    <w:p>
-      <w:pPr>
-        <w:spacing w:after="0" w:line="200" w:lineRule="exact"/>
-        <w:rPr>
-          <w:rFonts w:cstheme="minorHAnsi"/>
-          <w:sz w:val="18"/>
-          <w:szCs w:val="18"/>
-        </w:rPr>
-      </w:pPr>
-    </w:p>
-    <w:p>
-      <w:pPr>
-        <w:widowControl/>
-        <w:autoSpaceDE w:val="0"/>
-        <w:autoSpaceDN w:val="0"/>
-        <w:adjustRightInd w:val="0"/>
-        <w:spacing w:after="0" w:line="240" w:lineRule="auto"/>
-        <w:rPr>
-          <w:rFonts w:cstheme="minorHAnsi"/>
-          <w:sz w:val="20"/>
-          <w:szCs w:val="20"/>
-        </w:rPr>
-      </w:pPr>
-      <w:r>
-        <w:rPr>
-          <w:rFonts w:cstheme="minorHAnsi"/>
-          <w:sz w:val="20"/>
-          <w:szCs w:val="20"/>
-        </w:rPr>
-        <w:t>This collection of information is required by 37 CFR 1.76. The information is required to obtain or retain a benefit by the public which is to file (and by the USPTO to process) an application. Confidentiality is governed by 35 U.S.C. 122 and 37 CFR 1.14. This collection is estimated to take 23 minutes to complete, including gathering, preparing, and submitting the completed application data sheet form to the USPTO. Time will vary depending upon the individual case. Any comments on the amount of time you require to complete this form and/or suggestions for reducing this burden, should be sent to the Chief Information Officer, U.S. Patent and</w:t>
-      </w:r>
-    </w:p>
     <w:p>
       <w:pPr>
         <w:widowControl/>
@@ -13986,32 +7141,6 @@
           <w:szCs w:val="20"/>
         </w:rPr>
       </w:pPr>
-      <w:r>
-        <w:rPr>
-          <w:rFonts w:cstheme="minorHAnsi"/>
-          <w:sz w:val="20"/>
-          <w:szCs w:val="20"/>
-        </w:rPr>
-        <w:t xml:space="preserve">Trademark Office, U.S. Department of Commerce, P.O. Box 1450, Alexandria, VA 22313-1450. DO NOT SEND FEES OR COMPLETED FORMS TO THIS ADDRESS. </w:t>
-      </w:r>
-      <w:r>
-        <w:rPr>
-          <w:rFonts w:cstheme="minorHAnsi"/>
-          <w:b/>
-          <w:sz w:val="20"/>
-          <w:szCs w:val="20"/>
-        </w:rPr>
-        <w:t>SEND TO: Commissioner for Patents, P.O. Box</w:t>
-      </w:r>
-      <w:r>
-        <w:rPr>
-          <w:rFonts w:cstheme="minorHAnsi"/>
-          <w:b/>
-          <w:sz w:val="20"/>
-          <w:szCs w:val="20"/>
-        </w:rPr>
-        <w:t xml:space="preserve"> 1450, Alexandria, VA 22313-14</w:t>
-      </w:r>
     </w:p>
     <w:sectPr>
       <w:headerReference w:type="default" r:id="rId7"/>
@@ -14026,7 +7155,7 @@
 </file>
 
 <file path=word/endnotes.xml><?xml version="1.0" encoding="utf-8"?>
-<w:endnotes xmlns:wpc="http://schemas.microsoft.com/office/word/2010/wordprocessingCanvas" xmlns:cx="http://schemas.microsoft.com/office/drawing/2014/chartex" xmlns:cx1="http://schemas.microsoft.com/office/drawing/2015/9/8/chartex" xmlns:cx2="http://schemas.microsoft.com/office/drawing/2015/10/21/chartex" xmlns:cx3="http://schemas.microsoft.com/office/drawing/2016/5/9/chartex" xmlns:cx4="http://schemas.microsoft.com/office/drawing/2016/5/10/chartex" xmlns:cx5="http://schemas.microsoft.com/office/drawing/2016/5/11/chartex" xmlns:cx6="http://schemas.microsoft.com/office/drawing/2016/5/12/chartex" xmlns:cx7="http://schemas.microsoft.com/office/drawing/2016/5/13/chartex" xmlns:cx8="http://schemas.microsoft.com/office/drawing/2016/5/14/chartex" xmlns:mc="http://schemas.openxmlformats.org/markup-compatibility/2006" xmlns:aink="http://schemas.microsoft.com/office/drawing/2016/ink" xmlns:am3d="http://schemas.microsoft.com/office/drawing/2017/model3d" xmlns:o="urn:schemas-microsoft-com:office:office" xmlns:oel="http://schemas.microsoft.com/office/2019/extlst" xmlns:r="http://schemas.openxmlformats.org/officeDocument/2006/relationships" xmlns:m="http://schemas.openxmlformats.org/officeDocument/2006/math" xmlns:v="urn:schemas-microsoft-com:vml" xmlns:wp14="http://schemas.microsoft.com/office/word/2010/wordprocessingDrawing" xmlns:wp="http://schemas.openxmlformats.org/drawingml/2006/wordprocessingDrawing" xmlns:w10="urn:schemas-microsoft-com:office:word" xmlns:w="http://schemas.openxmlformats.org/wordprocessingml/2006/main" xmlns:w14="http://schemas.microsoft.com/office/word/2010/wordml" xmlns:w15="http://schemas.microsoft.com/office/word/2012/wordml" xmlns:w16cex="http://schemas.microsoft.com/office/word/2018/wordml/cex" xmlns:w16cid="http://schemas.microsoft.com/office/word/2016/wordml/cid" xmlns:w16="http://schemas.microsoft.com/office/word/2018/wordml" xmlns:w16sdtdh="http://schemas.microsoft.com/office/word/2020/wordml/sdtdatahash" xmlns:w16se="http://schemas.microsoft.com/office/word/2015/wordml/symex" xmlns:wpg="http://schemas.microsoft.com/office/word/2010/wordprocessingGroup" xmlns:wpi="http://schemas.microsoft.com/office/word/2010/wordprocessingInk" xmlns:wne="http://schemas.microsoft.com/office/word/2006/wordml" xmlns:wps="http://schemas.microsoft.com/office/word/2010/wordprocessingShape" mc:Ignorable="w14 w15 w16se w16cid w16 w16cex w16sdtdh wp14">
+<w:endnotes xmlns:wpc="http://schemas.microsoft.com/office/word/2010/wordprocessingCanvas" xmlns:cx="http://schemas.microsoft.com/office/drawing/2014/chartex" xmlns:cx1="http://schemas.microsoft.com/office/drawing/2015/9/8/chartex" xmlns:cx2="http://schemas.microsoft.com/office/drawing/2015/10/21/chartex" xmlns:cx3="http://schemas.microsoft.com/office/drawing/2016/5/9/chartex" xmlns:cx4="http://schemas.microsoft.com/office/drawing/2016/5/10/chartex" xmlns:cx5="http://schemas.microsoft.com/office/drawing/2016/5/11/chartex" xmlns:cx6="http://schemas.microsoft.com/office/drawing/2016/5/12/chartex" xmlns:cx7="http://schemas.microsoft.com/office/drawing/2016/5/13/chartex" xmlns:cx8="http://schemas.microsoft.com/office/drawing/2016/5/14/chartex" xmlns:mc="http://schemas.openxmlformats.org/markup-compatibility/2006" xmlns:aink="http://schemas.microsoft.com/office/drawing/2016/ink" xmlns:am3d="http://schemas.microsoft.com/office/drawing/2017/model3d" xmlns:o="urn:schemas-microsoft-com:office:office" xmlns:oel="http://schemas.microsoft.com/office/2019/extlst" xmlns:r="http://schemas.openxmlformats.org/officeDocument/2006/relationships" xmlns:m="http://schemas.openxmlformats.org/officeDocument/2006/math" xmlns:v="urn:schemas-microsoft-com:vml" xmlns:wp14="http://schemas.microsoft.com/office/word/2010/wordprocessingDrawing" xmlns:wp="http://schemas.openxmlformats.org/drawingml/2006/wordprocessingDrawing" xmlns:w10="urn:schemas-microsoft-com:office:word" xmlns:w="http://schemas.openxmlformats.org/wordprocessingml/2006/main" xmlns:w14="http://schemas.microsoft.com/office/word/2010/wordml" xmlns:w15="http://schemas.microsoft.com/office/word/2012/wordml" xmlns:w16cex="http://schemas.microsoft.com/office/word/2018/wordml/cex" xmlns:w16cid="http://schemas.microsoft.com/office/word/2016/wordml/cid" xmlns:w16="http://schemas.microsoft.com/office/word/2018/wordml" xmlns:w16du="http://schemas.microsoft.com/office/word/2023/wordml/word16du" xmlns:w16sdtdh="http://schemas.microsoft.com/office/word/2020/wordml/sdtdatahash" xmlns:w16sdtfl="http://schemas.microsoft.com/office/word/2024/wordml/sdtformatlock" xmlns:w16se="http://schemas.microsoft.com/office/word/2015/wordml/symex" xmlns:wpg="http://schemas.microsoft.com/office/word/2010/wordprocessingGroup" xmlns:wpi="http://schemas.microsoft.com/office/word/2010/wordprocessingInk" xmlns:wne="http://schemas.microsoft.com/office/word/2006/wordml" xmlns:wps="http://schemas.microsoft.com/office/word/2010/wordprocessingShape" mc:Ignorable="w14 w15 w16se w16cid w16 w16cex w16sdtdh w16sdtfl w16du wp14">
   <w:endnote w:type="separator" w:id="-1">
     <w:p>
       <w:pPr>
@@ -14051,7 +7180,7 @@
 </file>
 
 <file path=word/footer1.xml><?xml version="1.0" encoding="utf-8"?>
-<w:ftr xmlns:wpc="http://schemas.microsoft.com/office/word/2010/wordprocessingCanvas" xmlns:cx="http://schemas.microsoft.com/office/drawing/2014/chartex" xmlns:cx1="http://schemas.microsoft.com/office/drawing/2015/9/8/chartex" xmlns:cx2="http://schemas.microsoft.com/office/drawing/2015/10/21/chartex" xmlns:cx3="http://schemas.microsoft.com/office/drawing/2016/5/9/chartex" xmlns:cx4="http://schemas.microsoft.com/office/drawing/2016/5/10/chartex" xmlns:cx5="http://schemas.microsoft.com/office/drawing/2016/5/11/chartex" xmlns:cx6="http://schemas.microsoft.com/office/drawing/2016/5/12/chartex" xmlns:cx7="http://schemas.microsoft.com/office/drawing/2016/5/13/chartex" xmlns:cx8="http://schemas.microsoft.com/office/drawing/2016/5/14/chartex" xmlns:mc="http://schemas.openxmlformats.org/markup-compatibility/2006" xmlns:aink="http://schemas.microsoft.com/office/drawing/2016/ink" xmlns:am3d="http://schemas.microsoft.com/office/drawing/2017/model3d" xmlns:o="urn:schemas-microsoft-com:office:office" xmlns:oel="http://schemas.microsoft.com/office/2019/extlst" xmlns:r="http://schemas.openxmlformats.org/officeDocument/2006/relationships" xmlns:m="http://schemas.openxmlformats.org/officeDocument/2006/math" xmlns:v="urn:schemas-microsoft-com:vml" xmlns:wp14="http://schemas.microsoft.com/office/word/2010/wordprocessingDrawing" xmlns:wp="http://schemas.openxmlformats.org/drawingml/2006/wordprocessingDrawing" xmlns:w10="urn:schemas-microsoft-com:office:word" xmlns:w="http://schemas.openxmlformats.org/wordprocessingml/2006/main" xmlns:w14="http://schemas.microsoft.com/office/word/2010/wordml" xmlns:w15="http://schemas.microsoft.com/office/word/2012/wordml" xmlns:w16cex="http://schemas.microsoft.com/office/word/2018/wordml/cex" xmlns:w16cid="http://schemas.microsoft.com/office/word/2016/wordml/cid" xmlns:w16="http://schemas.microsoft.com/office/word/2018/wordml" xmlns:w16sdtdh="http://schemas.microsoft.com/office/word/2020/wordml/sdtdatahash" xmlns:w16se="http://schemas.microsoft.com/office/word/2015/wordml/symex" xmlns:wpg="http://schemas.microsoft.com/office/word/2010/wordprocessingGroup" xmlns:wpi="http://schemas.microsoft.com/office/word/2010/wordprocessingInk" xmlns:wne="http://schemas.microsoft.com/office/word/2006/wordml" xmlns:wps="http://schemas.microsoft.com/office/word/2010/wordprocessingShape" mc:Ignorable="w14 w15 w16se w16cid w16 w16cex w16sdtdh wp14">
+<w:ftr xmlns:wpc="http://schemas.microsoft.com/office/word/2010/wordprocessingCanvas" xmlns:cx="http://schemas.microsoft.com/office/drawing/2014/chartex" xmlns:cx1="http://schemas.microsoft.com/office/drawing/2015/9/8/chartex" xmlns:cx2="http://schemas.microsoft.com/office/drawing/2015/10/21/chartex" xmlns:cx3="http://schemas.microsoft.com/office/drawing/2016/5/9/chartex" xmlns:cx4="http://schemas.microsoft.com/office/drawing/2016/5/10/chartex" xmlns:cx5="http://schemas.microsoft.com/office/drawing/2016/5/11/chartex" xmlns:cx6="http://schemas.microsoft.com/office/drawing/2016/5/12/chartex" xmlns:cx7="http://schemas.microsoft.com/office/drawing/2016/5/13/chartex" xmlns:cx8="http://schemas.microsoft.com/office/drawing/2016/5/14/chartex" xmlns:mc="http://schemas.openxmlformats.org/markup-compatibility/2006" xmlns:aink="http://schemas.microsoft.com/office/drawing/2016/ink" xmlns:am3d="http://schemas.microsoft.com/office/drawing/2017/model3d" xmlns:o="urn:schemas-microsoft-com:office:office" xmlns:oel="http://schemas.microsoft.com/office/2019/extlst" xmlns:r="http://schemas.openxmlformats.org/officeDocument/2006/relationships" xmlns:m="http://schemas.openxmlformats.org/officeDocument/2006/math" xmlns:v="urn:schemas-microsoft-com:vml" xmlns:wp14="http://schemas.microsoft.com/office/word/2010/wordprocessingDrawing" xmlns:wp="http://schemas.openxmlformats.org/drawingml/2006/wordprocessingDrawing" xmlns:w10="urn:schemas-microsoft-com:office:word" xmlns:w="http://schemas.openxmlformats.org/wordprocessingml/2006/main" xmlns:w14="http://schemas.microsoft.com/office/word/2010/wordml" xmlns:w15="http://schemas.microsoft.com/office/word/2012/wordml" xmlns:w16cex="http://schemas.microsoft.com/office/word/2018/wordml/cex" xmlns:w16cid="http://schemas.microsoft.com/office/word/2016/wordml/cid" xmlns:w16="http://schemas.microsoft.com/office/word/2018/wordml" xmlns:w16du="http://schemas.microsoft.com/office/word/2023/wordml/word16du" xmlns:w16sdtdh="http://schemas.microsoft.com/office/word/2020/wordml/sdtdatahash" xmlns:w16sdtfl="http://schemas.microsoft.com/office/word/2024/wordml/sdtformatlock" xmlns:w16se="http://schemas.microsoft.com/office/word/2015/wordml/symex" xmlns:wpg="http://schemas.microsoft.com/office/word/2010/wordprocessingGroup" xmlns:wpi="http://schemas.microsoft.com/office/word/2010/wordprocessingInk" xmlns:wne="http://schemas.microsoft.com/office/word/2006/wordml" xmlns:wps="http://schemas.microsoft.com/office/word/2010/wordprocessingShape" mc:Ignorable="w14 w15 w16se w16cid w16 w16cex w16sdtdh w16sdtfl w16du wp14">
   <w:sdt>
     <w:sdtPr>
       <w:rPr>
@@ -14064,7 +7193,6 @@
         <w:docPartUnique/>
       </w:docPartObj>
     </w:sdtPr>
-    <w:sdtEndPr/>
     <w:sdtContent>
       <w:p>
         <w:pPr>
@@ -14142,7 +7270,7 @@
 </file>
 
 <file path=word/footnotes.xml><?xml version="1.0" encoding="utf-8"?>
-<w:footnotes xmlns:wpc="http://schemas.microsoft.com/office/word/2010/wordprocessingCanvas" xmlns:cx="http://schemas.microsoft.com/office/drawing/2014/chartex" xmlns:cx1="http://schemas.microsoft.com/office/drawing/2015/9/8/chartex" xmlns:cx2="http://schemas.microsoft.com/office/drawing/2015/10/21/chartex" xmlns:cx3="http://schemas.microsoft.com/office/drawing/2016/5/9/chartex" xmlns:cx4="http://schemas.microsoft.com/office/drawing/2016/5/10/chartex" xmlns:cx5="http://schemas.microsoft.com/office/drawing/2016/5/11/chartex" xmlns:cx6="http://schemas.microsoft.com/office/drawing/2016/5/12/chartex" xmlns:cx7="http://schemas.microsoft.com/office/drawing/2016/5/13/chartex" xmlns:cx8="http://schemas.microsoft.com/office/drawing/2016/5/14/chartex" xmlns:mc="http://schemas.openxmlformats.org/markup-compatibility/2006" xmlns:aink="http://schemas.microsoft.com/office/drawing/2016/ink" xmlns:am3d="http://schemas.microsoft.com/office/drawing/2017/model3d" xmlns:o="urn:schemas-microsoft-com:office:office" xmlns:oel="http://schemas.microsoft.com/office/2019/extlst" xmlns:r="http://schemas.openxmlformats.org/officeDocument/2006/relationships" xmlns:m="http://schemas.openxmlformats.org/officeDocument/2006/math" xmlns:v="urn:schemas-microsoft-com:vml" xmlns:wp14="http://schemas.microsoft.com/office/word/2010/wordprocessingDrawing" xmlns:wp="http://schemas.openxmlformats.org/drawingml/2006/wordprocessingDrawing" xmlns:w10="urn:schemas-microsoft-com:office:word" xmlns:w="http://schemas.openxmlformats.org/wordprocessingml/2006/main" xmlns:w14="http://schemas.microsoft.com/office/word/2010/wordml" xmlns:w15="http://schemas.microsoft.com/office/word/2012/wordml" xmlns:w16cex="http://schemas.microsoft.com/office/word/2018/wordml/cex" xmlns:w16cid="http://schemas.microsoft.com/office/word/2016/wordml/cid" xmlns:w16="http://schemas.microsoft.com/office/word/2018/wordml" xmlns:w16sdtdh="http://schemas.microsoft.com/office/word/2020/wordml/sdtdatahash" xmlns:w16se="http://schemas.microsoft.com/office/word/2015/wordml/symex" xmlns:wpg="http://schemas.microsoft.com/office/word/2010/wordprocessingGroup" xmlns:wpi="http://schemas.microsoft.com/office/word/2010/wordprocessingInk" xmlns:wne="http://schemas.microsoft.com/office/word/2006/wordml" xmlns:wps="http://schemas.microsoft.com/office/word/2010/wordprocessingShape" mc:Ignorable="w14 w15 w16se w16cid w16 w16cex w16sdtdh wp14">
+<w:footnotes xmlns:wpc="http://schemas.microsoft.com/office/word/2010/wordprocessingCanvas" xmlns:cx="http://schemas.microsoft.com/office/drawing/2014/chartex" xmlns:cx1="http://schemas.microsoft.com/office/drawing/2015/9/8/chartex" xmlns:cx2="http://schemas.microsoft.com/office/drawing/2015/10/21/chartex" xmlns:cx3="http://schemas.microsoft.com/office/drawing/2016/5/9/chartex" xmlns:cx4="http://schemas.microsoft.com/office/drawing/2016/5/10/chartex" xmlns:cx5="http://schemas.microsoft.com/office/drawing/2016/5/11/chartex" xmlns:cx6="http://schemas.microsoft.com/office/drawing/2016/5/12/chartex" xmlns:cx7="http://schemas.microsoft.com/office/drawing/2016/5/13/chartex" xmlns:cx8="http://schemas.microsoft.com/office/drawing/2016/5/14/chartex" xmlns:mc="http://schemas.openxmlformats.org/markup-compatibility/2006" xmlns:aink="http://schemas.microsoft.com/office/drawing/2016/ink" xmlns:am3d="http://schemas.microsoft.com/office/drawing/2017/model3d" xmlns:o="urn:schemas-microsoft-com:office:office" xmlns:oel="http://schemas.microsoft.com/office/2019/extlst" xmlns:r="http://schemas.openxmlformats.org/officeDocument/2006/relationships" xmlns:m="http://schemas.openxmlformats.org/officeDocument/2006/math" xmlns:v="urn:schemas-microsoft-com:vml" xmlns:wp14="http://schemas.microsoft.com/office/word/2010/wordprocessingDrawing" xmlns:wp="http://schemas.openxmlformats.org/drawingml/2006/wordprocessingDrawing" xmlns:w10="urn:schemas-microsoft-com:office:word" xmlns:w="http://schemas.openxmlformats.org/wordprocessingml/2006/main" xmlns:w14="http://schemas.microsoft.com/office/word/2010/wordml" xmlns:w15="http://schemas.microsoft.com/office/word/2012/wordml" xmlns:w16cex="http://schemas.microsoft.com/office/word/2018/wordml/cex" xmlns:w16cid="http://schemas.microsoft.com/office/word/2016/wordml/cid" xmlns:w16="http://schemas.microsoft.com/office/word/2018/wordml" xmlns:w16du="http://schemas.microsoft.com/office/word/2023/wordml/word16du" xmlns:w16sdtdh="http://schemas.microsoft.com/office/word/2020/wordml/sdtdatahash" xmlns:w16sdtfl="http://schemas.microsoft.com/office/word/2024/wordml/sdtformatlock" xmlns:w16se="http://schemas.microsoft.com/office/word/2015/wordml/symex" xmlns:wpg="http://schemas.microsoft.com/office/word/2010/wordprocessingGroup" xmlns:wpi="http://schemas.microsoft.com/office/word/2010/wordprocessingInk" xmlns:wne="http://schemas.microsoft.com/office/word/2006/wordml" xmlns:wps="http://schemas.microsoft.com/office/word/2010/wordprocessingShape" mc:Ignorable="w14 w15 w16se w16cid w16 w16cex w16sdtdh w16sdtfl w16du wp14">
   <w:footnote w:type="separator" w:id="-1">
     <w:p>
       <w:pPr>
@@ -14167,7 +7295,7 @@
 </file>
 
 <file path=word/header1.xml><?xml version="1.0" encoding="utf-8"?>
-<w:hdr xmlns:wpc="http://schemas.microsoft.com/office/word/2010/wordprocessingCanvas" xmlns:cx="http://schemas.microsoft.com/office/drawing/2014/chartex" xmlns:cx1="http://schemas.microsoft.com/office/drawing/2015/9/8/chartex" xmlns:cx2="http://schemas.microsoft.com/office/drawing/2015/10/21/chartex" xmlns:cx3="http://schemas.microsoft.com/office/drawing/2016/5/9/chartex" xmlns:cx4="http://schemas.microsoft.com/office/drawing/2016/5/10/chartex" xmlns:cx5="http://schemas.microsoft.com/office/drawing/2016/5/11/chartex" xmlns:cx6="http://schemas.microsoft.com/office/drawing/2016/5/12/chartex" xmlns:cx7="http://schemas.microsoft.com/office/drawing/2016/5/13/chartex" xmlns:cx8="http://schemas.microsoft.com/office/drawing/2016/5/14/chartex" xmlns:mc="http://schemas.openxmlformats.org/markup-compatibility/2006" xmlns:aink="http://schemas.microsoft.com/office/drawing/2016/ink" xmlns:am3d="http://schemas.microsoft.com/office/drawing/2017/model3d" xmlns:o="urn:schemas-microsoft-com:office:office" xmlns:oel="http://schemas.microsoft.com/office/2019/extlst" xmlns:r="http://schemas.openxmlformats.org/officeDocument/2006/relationships" xmlns:m="http://schemas.openxmlformats.org/officeDocument/2006/math" xmlns:v="urn:schemas-microsoft-com:vml" xmlns:wp14="http://schemas.microsoft.com/office/word/2010/wordprocessingDrawing" xmlns:wp="http://schemas.openxmlformats.org/drawingml/2006/wordprocessingDrawing" xmlns:w10="urn:schemas-microsoft-com:office:word" xmlns:w="http://schemas.openxmlformats.org/wordprocessingml/2006/main" xmlns:w14="http://schemas.microsoft.com/office/word/2010/wordml" xmlns:w15="http://schemas.microsoft.com/office/word/2012/wordml" xmlns:w16cex="http://schemas.microsoft.com/office/word/2018/wordml/cex" xmlns:w16cid="http://schemas.microsoft.com/office/word/2016/wordml/cid" xmlns:w16="http://schemas.microsoft.com/office/word/2018/wordml" xmlns:w16sdtdh="http://schemas.microsoft.com/office/word/2020/wordml/sdtdatahash" xmlns:w16se="http://schemas.microsoft.com/office/word/2015/wordml/symex" xmlns:wpg="http://schemas.microsoft.com/office/word/2010/wordprocessingGroup" xmlns:wpi="http://schemas.microsoft.com/office/word/2010/wordprocessingInk" xmlns:wne="http://schemas.microsoft.com/office/word/2006/wordml" xmlns:wps="http://schemas.microsoft.com/office/word/2010/wordprocessingShape" mc:Ignorable="w14 w15 w16se w16cid w16 w16cex w16sdtdh wp14">
+<w:hdr xmlns:wpc="http://schemas.microsoft.com/office/word/2010/wordprocessingCanvas" xmlns:cx="http://schemas.microsoft.com/office/drawing/2014/chartex" xmlns:cx1="http://schemas.microsoft.com/office/drawing/2015/9/8/chartex" xmlns:cx2="http://schemas.microsoft.com/office/drawing/2015/10/21/chartex" xmlns:cx3="http://schemas.microsoft.com/office/drawing/2016/5/9/chartex" xmlns:cx4="http://schemas.microsoft.com/office/drawing/2016/5/10/chartex" xmlns:cx5="http://schemas.microsoft.com/office/drawing/2016/5/11/chartex" xmlns:cx6="http://schemas.microsoft.com/office/drawing/2016/5/12/chartex" xmlns:cx7="http://schemas.microsoft.com/office/drawing/2016/5/13/chartex" xmlns:cx8="http://schemas.microsoft.com/office/drawing/2016/5/14/chartex" xmlns:mc="http://schemas.openxmlformats.org/markup-compatibility/2006" xmlns:aink="http://schemas.microsoft.com/office/drawing/2016/ink" xmlns:am3d="http://schemas.microsoft.com/office/drawing/2017/model3d" xmlns:o="urn:schemas-microsoft-com:office:office" xmlns:oel="http://schemas.microsoft.com/office/2019/extlst" xmlns:r="http://schemas.openxmlformats.org/officeDocument/2006/relationships" xmlns:m="http://schemas.openxmlformats.org/officeDocument/2006/math" xmlns:v="urn:schemas-microsoft-com:vml" xmlns:wp14="http://schemas.microsoft.com/office/word/2010/wordprocessingDrawing" xmlns:wp="http://schemas.openxmlformats.org/drawingml/2006/wordprocessingDrawing" xmlns:w10="urn:schemas-microsoft-com:office:word" xmlns:w="http://schemas.openxmlformats.org/wordprocessingml/2006/main" xmlns:w14="http://schemas.microsoft.com/office/word/2010/wordml" xmlns:w15="http://schemas.microsoft.com/office/word/2012/wordml" xmlns:w16cex="http://schemas.microsoft.com/office/word/2018/wordml/cex" xmlns:w16cid="http://schemas.microsoft.com/office/word/2016/wordml/cid" xmlns:w16="http://schemas.microsoft.com/office/word/2018/wordml" xmlns:w16du="http://schemas.microsoft.com/office/word/2023/wordml/word16du" xmlns:w16sdtdh="http://schemas.microsoft.com/office/word/2020/wordml/sdtdatahash" xmlns:w16sdtfl="http://schemas.microsoft.com/office/word/2024/wordml/sdtformatlock" xmlns:w16se="http://schemas.microsoft.com/office/word/2015/wordml/symex" xmlns:wpg="http://schemas.microsoft.com/office/word/2010/wordprocessingGroup" xmlns:wpi="http://schemas.microsoft.com/office/word/2010/wordprocessingInk" xmlns:wne="http://schemas.microsoft.com/office/word/2006/wordml" xmlns:wps="http://schemas.microsoft.com/office/word/2010/wordprocessingShape" mc:Ignorable="w14 w15 w16se w16cid w16 w16cex w16sdtdh w16sdtfl w16du wp14">
   <w:p>
     <w:pPr>
       <w:spacing w:after="0" w:line="240" w:lineRule="auto"/>
@@ -14194,7 +7322,16 @@
         <w:sz w:val="13"/>
         <w:szCs w:val="13"/>
       </w:rPr>
-      <w:t xml:space="preserve">PTO/AIA/14 </w:t>
+      <w:t>PTO/AIA/</w:t>
+    </w:r>
+    <w:proofErr w:type="gramStart"/>
+    <w:r>
+      <w:rPr>
+        <w:rFonts w:ascii="Arial" w:eastAsia="Arial" w:hAnsi="Arial" w:cs="Arial"/>
+        <w:sz w:val="13"/>
+        <w:szCs w:val="13"/>
+      </w:rPr>
+      <w:t xml:space="preserve">14 </w:t>
     </w:r>
     <w:r>
       <w:rPr>
@@ -14214,6 +7351,7 @@
       </w:rPr>
       <w:t>(</w:t>
     </w:r>
+    <w:proofErr w:type="gramEnd"/>
     <w:r>
       <w:rPr>
         <w:rFonts w:ascii="Arial" w:eastAsia="Arial" w:hAnsi="Arial" w:cs="Arial"/>
@@ -14650,6 +7788,7 @@
       </w:rPr>
       <w:t xml:space="preserve"> </w:t>
     </w:r>
+    <w:proofErr w:type="gramStart"/>
     <w:r>
       <w:rPr>
         <w:rFonts w:ascii="Arial" w:eastAsia="Arial" w:hAnsi="Arial" w:cs="Arial"/>
@@ -14675,6 +7814,7 @@
       </w:rPr>
       <w:t>are</w:t>
     </w:r>
+    <w:proofErr w:type="gramEnd"/>
     <w:r>
       <w:rPr>
         <w:rFonts w:ascii="Arial" w:eastAsia="Arial" w:hAnsi="Arial" w:cs="Arial"/>
@@ -16860,7 +10000,7 @@
 </file>
 
 <file path=word/styles.xml><?xml version="1.0" encoding="utf-8"?>
-<w:styles xmlns:mc="http://schemas.openxmlformats.org/markup-compatibility/2006" xmlns:r="http://schemas.openxmlformats.org/officeDocument/2006/relationships" xmlns:w="http://schemas.openxmlformats.org/wordprocessingml/2006/main" xmlns:w14="http://schemas.microsoft.com/office/word/2010/wordml" xmlns:w15="http://schemas.microsoft.com/office/word/2012/wordml" xmlns:w16cex="http://schemas.microsoft.com/office/word/2018/wordml/cex" xmlns:w16cid="http://schemas.microsoft.com/office/word/2016/wordml/cid" xmlns:w16="http://schemas.microsoft.com/office/word/2018/wordml" xmlns:w16sdtdh="http://schemas.microsoft.com/office/word/2020/wordml/sdtdatahash" xmlns:w16se="http://schemas.microsoft.com/office/word/2015/wordml/symex" mc:Ignorable="w14 w15 w16se w16cid w16 w16cex w16sdtdh">
+<w:styles xmlns:mc="http://schemas.openxmlformats.org/markup-compatibility/2006" xmlns:r="http://schemas.openxmlformats.org/officeDocument/2006/relationships" xmlns:w="http://schemas.openxmlformats.org/wordprocessingml/2006/main" xmlns:w14="http://schemas.microsoft.com/office/word/2010/wordml" xmlns:w15="http://schemas.microsoft.com/office/word/2012/wordml" xmlns:w16cex="http://schemas.microsoft.com/office/word/2018/wordml/cex" xmlns:w16cid="http://schemas.microsoft.com/office/word/2016/wordml/cid" xmlns:w16="http://schemas.microsoft.com/office/word/2018/wordml" xmlns:w16du="http://schemas.microsoft.com/office/word/2023/wordml/word16du" xmlns:w16sdtdh="http://schemas.microsoft.com/office/word/2020/wordml/sdtdatahash" xmlns:w16sdtfl="http://schemas.microsoft.com/office/word/2024/wordml/sdtformatlock" xmlns:w16se="http://schemas.microsoft.com/office/word/2015/wordml/symex" mc:Ignorable="w14 w15 w16se w16cid w16 w16cex w16sdtdh w16sdtfl w16du">
   <w:docDefaults>
     <w:rPrDefault>
       <w:rPr>
